--- a/01-电源电路/01-线性稳压电路/跟踪稳压电路/跟踪稳压电路.docx
+++ b/01-电源电路/01-线性稳压电路/跟踪稳压电路/跟踪稳压电路.docx
@@ -2969,6 +2969,20 @@
     </w:p>
     <w:bookmarkEnd w:id="26"/>
     <w:bookmarkEnd w:id="27"/>
+    <w:p>
+      <w:pPr>
+        <w:spacing w:before="360"/>
+        <w:jc w:val="center"/>
+      </w:pPr>
+      <w:r>
+        <w:rPr>
+          <w:rFonts w:ascii="Times New Roman" w:hAnsi="Times New Roman"/>
+          <w:color w:val="555555"/>
+          <w:sz w:val="21"/>
+        </w:rPr>
+        <w:t>材料收集者：杜文杰</w:t>
+      </w:r>
+    </w:p>
     <w:sectPr>
       <w:headerReference r:id="rId9" w:type="default"/>
       <w:footerReference r:id="rId10" w:type="default"/>

--- a/01-电源电路/01-线性稳压电路/跟踪稳压电路/跟踪稳压电路.docx
+++ b/01-电源电路/01-线性稳压电路/跟踪稳压电路/跟踪稳压电路.docx
@@ -1,6 +1,6 @@
 
 <file path=word/document.xml><?xml version="1.0" encoding="utf-8"?>
-<w:document xmlns:w="http://schemas.openxmlformats.org/wordprocessingml/2006/main" xmlns:m="http://schemas.openxmlformats.org/officeDocument/2006/math" xmlns:r="http://schemas.openxmlformats.org/officeDocument/2006/relationships" xmlns:o="urn:schemas-microsoft-com:office:office" xmlns:v="urn:schemas-microsoft-com:vml" xmlns:w10="urn:schemas-microsoft-com:office:word" xmlns:a="http://schemas.openxmlformats.org/drawingml/2006/main" xmlns:pic="http://schemas.openxmlformats.org/drawingml/2006/picture" xmlns:wp="http://schemas.openxmlformats.org/drawingml/2006/wordprocessingDrawing">
+<w:document xmlns:m="http://schemas.openxmlformats.org/officeDocument/2006/math" xmlns:r="http://schemas.openxmlformats.org/officeDocument/2006/relationships" xmlns:w="http://schemas.openxmlformats.org/wordprocessingml/2006/main" xmlns:o="urn:schemas-microsoft-com:office:office" xmlns:v="urn:schemas-microsoft-com:vml" xmlns:w10="urn:schemas-microsoft-com:office:word" xmlns:a="http://schemas.openxmlformats.org/drawingml/2006/main" xmlns:pic="http://schemas.openxmlformats.org/drawingml/2006/picture" xmlns:wp="http://schemas.openxmlformats.org/drawingml/2006/wordprocessingDrawing">
   <w:body>
     <w:bookmarkStart w:id="27" w:name="跟踪稳压电路"/>
     <w:p>
@@ -9,7 +9,7 @@
       </w:pPr>
       <w:r>
         <w:rPr>
-          <w:rFonts w:hint="eastAsia"/>
+          <w:rFonts w:hint="eastAsia" w:eastAsia="黑体"/>
         </w:rPr>
         <w:t xml:space="preserve">跟踪稳压电路</w:t>
       </w:r>
@@ -21,7 +21,7 @@
       </w:pPr>
       <w:r>
         <w:rPr>
-          <w:rFonts w:hint="eastAsia"/>
+          <w:rFonts w:hint="eastAsia" w:eastAsia="黑体"/>
         </w:rPr>
         <w:t xml:space="preserve">拓扑描述</w:t>
       </w:r>
@@ -32,16 +32,19 @@
       </w:pPr>
       <w:r>
         <w:rPr>
-          <w:rFonts w:hint="eastAsia"/>
+          <w:rFonts w:hint="eastAsia" w:eastAsia="黑体"/>
         </w:rPr>
         <w:t xml:space="preserve">由</w:t>
       </w:r>
       <w:r>
+        <w:rPr>
+          <w:rFonts w:eastAsia="黑体"/>
+        </w:rPr>
         <w:t xml:space="preserve"> </w:t>
       </w:r>
       <w:r>
         <w:rPr>
-          <w:rFonts w:hint="eastAsia"/>
+          <w:rFonts w:hint="eastAsia" w:eastAsia="黑体"/>
           <w:b/>
           <w:bCs/>
         </w:rPr>
@@ -49,17 +52,21 @@
       </w:r>
       <w:r>
         <w:rPr>
+          <w:rFonts w:eastAsia="黑体"/>
           <w:b/>
           <w:bCs/>
         </w:rPr>
         <w:t xml:space="preserve"> M</w:t>
       </w:r>
       <w:r>
+        <w:rPr>
+          <w:rFonts w:eastAsia="黑体"/>
+        </w:rPr>
         <w:t xml:space="preserve">、</w:t>
       </w:r>
       <w:r>
         <w:rPr>
-          <w:rFonts w:hint="eastAsia"/>
+          <w:rFonts w:hint="eastAsia" w:eastAsia="黑体"/>
           <w:b/>
           <w:bCs/>
         </w:rPr>
@@ -67,17 +74,21 @@
       </w:r>
       <w:r>
         <w:rPr>
+          <w:rFonts w:eastAsia="黑体"/>
           <w:b/>
           <w:bCs/>
         </w:rPr>
         <w:t xml:space="preserve"> A1</w:t>
       </w:r>
       <w:r>
+        <w:rPr>
+          <w:rFonts w:eastAsia="黑体"/>
+        </w:rPr>
         <w:t xml:space="preserve">、</w:t>
       </w:r>
       <w:r>
         <w:rPr>
-          <w:rFonts w:hint="eastAsia"/>
+          <w:rFonts w:hint="eastAsia" w:eastAsia="黑体"/>
           <w:b/>
           <w:bCs/>
         </w:rPr>
@@ -85,6 +96,7 @@
       </w:r>
       <w:r>
         <w:rPr>
+          <w:rFonts w:eastAsia="黑体"/>
           <w:b/>
           <w:bCs/>
         </w:rPr>
@@ -106,6 +118,7 @@
       </m:oMath>
       <w:r>
         <w:rPr>
+          <w:rFonts w:eastAsia="黑体"/>
           <w:b/>
           <w:bCs/>
         </w:rPr>
@@ -126,16 +139,20 @@
         </m:sSub>
       </m:oMath>
       <w:r>
+        <w:rPr>
+          <w:rFonts w:eastAsia="黑体"/>
+        </w:rPr>
         <w:t xml:space="preserve"> </w:t>
       </w:r>
       <w:r>
         <w:rPr>
-          <w:rFonts w:hint="eastAsia"/>
+          <w:rFonts w:hint="eastAsia" w:eastAsia="黑体"/>
         </w:rPr>
         <w:t xml:space="preserve">与（可选）</w:t>
       </w:r>
       <w:r>
         <w:rPr>
+          <w:rFonts w:eastAsia="黑体"/>
           <w:b/>
           <w:bCs/>
         </w:rPr>
@@ -143,7 +160,7 @@
       </w:r>
       <w:r>
         <w:rPr>
-          <w:rFonts w:hint="eastAsia"/>
+          <w:rFonts w:hint="eastAsia" w:eastAsia="黑体"/>
           <w:b/>
           <w:bCs/>
         </w:rPr>
@@ -151,6 +168,7 @@
       </w:r>
       <w:r>
         <w:rPr>
+          <w:rFonts w:eastAsia="黑体"/>
           <w:b/>
           <w:bCs/>
         </w:rPr>
@@ -171,26 +189,32 @@
         </m:sSub>
       </m:oMath>
       <w:r>
+        <w:rPr>
+          <w:rFonts w:eastAsia="黑体"/>
+        </w:rPr>
         <w:t xml:space="preserve"> </w:t>
       </w:r>
       <w:r>
         <w:rPr>
-          <w:rFonts w:hint="eastAsia"/>
+          <w:rFonts w:hint="eastAsia" w:eastAsia="黑体"/>
         </w:rPr>
         <w:t xml:space="preserve">组成的双路跟踪稳压电路。电路共有</w:t>
       </w:r>
       <w:r>
+        <w:rPr>
+          <w:rFonts w:eastAsia="黑体"/>
+        </w:rPr>
         <w:t xml:space="preserve"> 5 </w:t>
       </w:r>
       <w:r>
         <w:rPr>
-          <w:rFonts w:hint="eastAsia"/>
+          <w:rFonts w:hint="eastAsia" w:eastAsia="黑体"/>
         </w:rPr>
         <w:t xml:space="preserve">个关键节点：</w:t>
       </w:r>
       <w:r>
         <w:rPr>
-          <w:rFonts w:hint="eastAsia"/>
+          <w:rFonts w:hint="eastAsia" w:eastAsia="黑体"/>
           <w:b/>
           <w:bCs/>
         </w:rPr>
@@ -198,6 +222,7 @@
       </w:r>
       <w:r>
         <w:rPr>
+          <w:rFonts w:eastAsia="黑体"/>
           <w:b/>
           <w:bCs/>
         </w:rPr>
@@ -205,7 +230,7 @@
       </w:r>
       <w:r>
         <w:rPr>
-          <w:rFonts w:hint="eastAsia"/>
+          <w:rFonts w:hint="eastAsia" w:eastAsia="黑体"/>
           <w:b/>
           <w:bCs/>
         </w:rPr>
@@ -213,20 +238,26 @@
       </w:r>
       <w:r>
         <w:rPr>
-          <w:rFonts w:hint="eastAsia"/>
+          <w:rFonts w:hint="eastAsia" w:eastAsia="黑体"/>
         </w:rPr>
         <w:t xml:space="preserve">（主电源</w:t>
       </w:r>
       <w:r>
+        <w:rPr>
+          <w:rFonts w:eastAsia="黑体"/>
+        </w:rPr>
         <w:t xml:space="preserve"> M </w:t>
       </w:r>
       <w:r>
         <w:rPr>
-          <w:rFonts w:hint="eastAsia"/>
+          <w:rFonts w:hint="eastAsia" w:eastAsia="黑体"/>
         </w:rPr>
         <w:t xml:space="preserve">的正输出</w:t>
       </w:r>
       <w:r>
+        <w:rPr>
+          <w:rFonts w:eastAsia="黑体"/>
+        </w:rPr>
         <w:t xml:space="preserve"> </w:t>
       </w:r>
       <m:oMath>
@@ -262,15 +293,21 @@
         </m:sSub>
       </m:oMath>
       <w:r>
+        <w:rPr>
+          <w:rFonts w:eastAsia="黑体"/>
+        </w:rPr>
         <w:t xml:space="preserve"> </w:t>
       </w:r>
       <w:r>
         <w:rPr>
-          <w:rFonts w:hint="eastAsia"/>
+          <w:rFonts w:hint="eastAsia" w:eastAsia="黑体"/>
         </w:rPr>
         <w:t xml:space="preserve">与</w:t>
       </w:r>
       <w:r>
+        <w:rPr>
+          <w:rFonts w:eastAsia="黑体"/>
+        </w:rPr>
         <w:t xml:space="preserve"> </w:t>
       </w:r>
       <m:oMath>
@@ -288,17 +325,20 @@
         </m:sSub>
       </m:oMath>
       <w:r>
+        <w:rPr>
+          <w:rFonts w:eastAsia="黑体"/>
+        </w:rPr>
         <w:t xml:space="preserve"> </w:t>
       </w:r>
       <w:r>
         <w:rPr>
-          <w:rFonts w:hint="eastAsia"/>
+          <w:rFonts w:hint="eastAsia" w:eastAsia="黑体"/>
         </w:rPr>
         <w:t xml:space="preserve">一端相连）；</w:t>
       </w:r>
       <w:r>
         <w:rPr>
-          <w:rFonts w:hint="eastAsia"/>
+          <w:rFonts w:hint="eastAsia" w:eastAsia="黑体"/>
           <w:b/>
           <w:bCs/>
         </w:rPr>
@@ -306,6 +346,7 @@
       </w:r>
       <w:r>
         <w:rPr>
+          <w:rFonts w:eastAsia="黑体"/>
           <w:b/>
           <w:bCs/>
         </w:rPr>
@@ -313,7 +354,7 @@
       </w:r>
       <w:r>
         <w:rPr>
-          <w:rFonts w:hint="eastAsia"/>
+          <w:rFonts w:hint="eastAsia" w:eastAsia="黑体"/>
           <w:b/>
           <w:bCs/>
         </w:rPr>
@@ -321,7 +362,7 @@
       </w:r>
       <w:r>
         <w:rPr>
-          <w:rFonts w:hint="eastAsia"/>
+          <w:rFonts w:hint="eastAsia" w:eastAsia="黑体"/>
         </w:rPr>
         <w:t xml:space="preserve">（</w:t>
       </w:r>
@@ -340,11 +381,14 @@
         </m:sSub>
       </m:oMath>
       <w:r>
+        <w:rPr>
+          <w:rFonts w:eastAsia="黑体"/>
+        </w:rPr>
         <w:t xml:space="preserve"> </w:t>
       </w:r>
       <w:r>
         <w:rPr>
-          <w:rFonts w:hint="eastAsia"/>
+          <w:rFonts w:hint="eastAsia" w:eastAsia="黑体"/>
         </w:rPr>
         <w:t xml:space="preserve">另一端、</w:t>
       </w:r>
@@ -363,35 +407,44 @@
         </m:sSub>
       </m:oMath>
       <w:r>
+        <w:rPr>
+          <w:rFonts w:eastAsia="黑体"/>
+        </w:rPr>
         <w:t xml:space="preserve"> </w:t>
       </w:r>
       <w:r>
         <w:rPr>
-          <w:rFonts w:hint="eastAsia"/>
+          <w:rFonts w:hint="eastAsia" w:eastAsia="黑体"/>
         </w:rPr>
         <w:t xml:space="preserve">一端、A1</w:t>
       </w:r>
       <w:r>
+        <w:rPr>
+          <w:rFonts w:eastAsia="黑体"/>
+        </w:rPr>
         <w:t xml:space="preserve"> </w:t>
       </w:r>
       <w:r>
         <w:rPr>
-          <w:rFonts w:hint="eastAsia"/>
+          <w:rFonts w:hint="eastAsia" w:eastAsia="黑体"/>
         </w:rPr>
         <w:t xml:space="preserve">的</w:t>
       </w:r>
       <w:r>
+        <w:rPr>
+          <w:rFonts w:eastAsia="黑体"/>
+        </w:rPr>
         <w:t xml:space="preserve"> IN− </w:t>
       </w:r>
       <w:r>
         <w:rPr>
-          <w:rFonts w:hint="eastAsia"/>
+          <w:rFonts w:hint="eastAsia" w:eastAsia="黑体"/>
         </w:rPr>
         <w:t xml:space="preserve">三者相连）；</w:t>
       </w:r>
       <w:r>
         <w:rPr>
-          <w:rFonts w:hint="eastAsia"/>
+          <w:rFonts w:hint="eastAsia" w:eastAsia="黑体"/>
           <w:b/>
           <w:bCs/>
         </w:rPr>
@@ -399,6 +452,7 @@
       </w:r>
       <w:r>
         <w:rPr>
+          <w:rFonts w:eastAsia="黑体"/>
           <w:b/>
           <w:bCs/>
         </w:rPr>
@@ -406,7 +460,7 @@
       </w:r>
       <w:r>
         <w:rPr>
-          <w:rFonts w:hint="eastAsia"/>
+          <w:rFonts w:hint="eastAsia" w:eastAsia="黑体"/>
           <w:b/>
           <w:bCs/>
         </w:rPr>
@@ -414,40 +468,49 @@
       </w:r>
       <w:r>
         <w:rPr>
-          <w:rFonts w:hint="eastAsia"/>
+          <w:rFonts w:hint="eastAsia" w:eastAsia="黑体"/>
         </w:rPr>
         <w:t xml:space="preserve">（A1</w:t>
       </w:r>
       <w:r>
+        <w:rPr>
+          <w:rFonts w:eastAsia="黑体"/>
+        </w:rPr>
         <w:t xml:space="preserve"> </w:t>
       </w:r>
       <w:r>
         <w:rPr>
-          <w:rFonts w:hint="eastAsia"/>
+          <w:rFonts w:hint="eastAsia" w:eastAsia="黑体"/>
         </w:rPr>
         <w:t xml:space="preserve">的</w:t>
       </w:r>
       <w:r>
+        <w:rPr>
+          <w:rFonts w:eastAsia="黑体"/>
+        </w:rPr>
         <w:t xml:space="preserve"> IN+ </w:t>
       </w:r>
       <w:r>
         <w:rPr>
-          <w:rFonts w:hint="eastAsia"/>
+          <w:rFonts w:hint="eastAsia" w:eastAsia="黑体"/>
         </w:rPr>
         <w:t xml:space="preserve">与公共地</w:t>
       </w:r>
       <w:r>
+        <w:rPr>
+          <w:rFonts w:eastAsia="黑体"/>
+        </w:rPr>
         <w:t xml:space="preserve"> GND </w:t>
       </w:r>
       <w:r>
         <w:rPr>
-          <w:rFonts w:hint="eastAsia"/>
+          <w:rFonts w:hint="eastAsia" w:eastAsia="黑体"/>
         </w:rPr>
         <w:t xml:space="preserve">相连）；</w:t>
       </w:r>
       <w:r>
         <w:rPr>
-          <w:rFonts w:hint="eastAsia"/>
+          <w:rFonts w:hint="eastAsia" w:eastAsia="黑体"/>
           <w:b/>
           <w:bCs/>
         </w:rPr>
@@ -455,6 +518,7 @@
       </w:r>
       <w:r>
         <w:rPr>
+          <w:rFonts w:eastAsia="黑体"/>
           <w:b/>
           <w:bCs/>
         </w:rPr>
@@ -462,7 +526,7 @@
       </w:r>
       <w:r>
         <w:rPr>
-          <w:rFonts w:hint="eastAsia"/>
+          <w:rFonts w:hint="eastAsia" w:eastAsia="黑体"/>
           <w:b/>
           <w:bCs/>
         </w:rPr>
@@ -470,20 +534,26 @@
       </w:r>
       <w:r>
         <w:rPr>
-          <w:rFonts w:hint="eastAsia"/>
+          <w:rFonts w:hint="eastAsia" w:eastAsia="黑体"/>
         </w:rPr>
         <w:t xml:space="preserve">（A1</w:t>
       </w:r>
       <w:r>
+        <w:rPr>
+          <w:rFonts w:eastAsia="黑体"/>
+        </w:rPr>
         <w:t xml:space="preserve"> </w:t>
       </w:r>
       <w:r>
         <w:rPr>
-          <w:rFonts w:hint="eastAsia"/>
+          <w:rFonts w:hint="eastAsia" w:eastAsia="黑体"/>
         </w:rPr>
         <w:t xml:space="preserve">的</w:t>
       </w:r>
       <w:r>
+        <w:rPr>
+          <w:rFonts w:eastAsia="黑体"/>
+        </w:rPr>
         <w:t xml:space="preserve"> OUT、</w:t>
       </w:r>
       <m:oMath>
@@ -501,15 +571,21 @@
         </m:sSub>
       </m:oMath>
       <w:r>
+        <w:rPr>
+          <w:rFonts w:eastAsia="黑体"/>
+        </w:rPr>
         <w:t xml:space="preserve"> </w:t>
       </w:r>
       <w:r>
         <w:rPr>
-          <w:rFonts w:hint="eastAsia"/>
+          <w:rFonts w:hint="eastAsia" w:eastAsia="黑体"/>
         </w:rPr>
         <w:t xml:space="preserve">另一端与</w:t>
       </w:r>
       <w:r>
+        <w:rPr>
+          <w:rFonts w:eastAsia="黑体"/>
+        </w:rPr>
         <w:t xml:space="preserve"> </w:t>
       </w:r>
       <m:oMath>
@@ -545,17 +621,20 @@
         </m:sSub>
       </m:oMath>
       <w:r>
+        <w:rPr>
+          <w:rFonts w:eastAsia="黑体"/>
+        </w:rPr>
         <w:t xml:space="preserve"> </w:t>
       </w:r>
       <w:r>
         <w:rPr>
-          <w:rFonts w:hint="eastAsia"/>
+          <w:rFonts w:hint="eastAsia" w:eastAsia="黑体"/>
         </w:rPr>
         <w:t xml:space="preserve">输出相连）；</w:t>
       </w:r>
       <w:r>
         <w:rPr>
-          <w:rFonts w:hint="eastAsia"/>
+          <w:rFonts w:hint="eastAsia" w:eastAsia="黑体"/>
           <w:b/>
           <w:bCs/>
         </w:rPr>
@@ -563,6 +642,7 @@
       </w:r>
       <w:r>
         <w:rPr>
+          <w:rFonts w:eastAsia="黑体"/>
           <w:b/>
           <w:bCs/>
         </w:rPr>
@@ -570,7 +650,7 @@
       </w:r>
       <w:r>
         <w:rPr>
-          <w:rFonts w:hint="eastAsia"/>
+          <w:rFonts w:hint="eastAsia" w:eastAsia="黑体"/>
           <w:b/>
           <w:bCs/>
         </w:rPr>
@@ -578,6 +658,7 @@
       </w:r>
       <w:r>
         <w:rPr>
+          <w:rFonts w:eastAsia="黑体"/>
           <w:b/>
           <w:bCs/>
         </w:rPr>
@@ -585,34 +666,43 @@
       </w:r>
       <w:r>
         <w:rPr>
-          <w:rFonts w:hint="eastAsia"/>
+          <w:rFonts w:hint="eastAsia" w:eastAsia="黑体"/>
         </w:rPr>
         <w:t xml:space="preserve">（主电源</w:t>
       </w:r>
       <w:r>
+        <w:rPr>
+          <w:rFonts w:eastAsia="黑体"/>
+        </w:rPr>
         <w:t xml:space="preserve"> M </w:t>
       </w:r>
       <w:r>
         <w:rPr>
-          <w:rFonts w:hint="eastAsia"/>
+          <w:rFonts w:hint="eastAsia" w:eastAsia="黑体"/>
         </w:rPr>
         <w:t xml:space="preserve">的公共脚、A1</w:t>
       </w:r>
       <w:r>
+        <w:rPr>
+          <w:rFonts w:eastAsia="黑体"/>
+        </w:rPr>
         <w:t xml:space="preserve"> </w:t>
       </w:r>
       <w:r>
         <w:rPr>
-          <w:rFonts w:hint="eastAsia"/>
+          <w:rFonts w:hint="eastAsia" w:eastAsia="黑体"/>
         </w:rPr>
         <w:t xml:space="preserve">的</w:t>
       </w:r>
       <w:r>
+        <w:rPr>
+          <w:rFonts w:eastAsia="黑体"/>
+        </w:rPr>
         <w:t xml:space="preserve"> IN+ </w:t>
       </w:r>
       <w:r>
         <w:rPr>
-          <w:rFonts w:hint="eastAsia"/>
+          <w:rFonts w:hint="eastAsia" w:eastAsia="黑体"/>
         </w:rPr>
         <w:t xml:space="preserve">与电路地相连）。</w:t>
       </w:r>
@@ -621,32 +711,39 @@
       <w:pPr/>
       <w:r>
         <w:rPr>
-          <w:rFonts w:hint="eastAsia"/>
+          <w:rFonts w:hint="eastAsia" w:eastAsia="黑体"/>
         </w:rPr>
         <w:t xml:space="preserve">各元件管脚连接：</w:t>
       </w:r>
       <w:r>
         <w:rPr>
+          <w:rFonts w:eastAsia="黑体"/>
           <w:b/>
           <w:bCs/>
         </w:rPr>
         <w:t xml:space="preserve">M</w:t>
       </w:r>
       <w:r>
+        <w:rPr>
+          <w:rFonts w:eastAsia="黑体"/>
+        </w:rPr>
         <w:t xml:space="preserve"> </w:t>
       </w:r>
       <w:r>
         <w:rPr>
-          <w:rFonts w:hint="eastAsia"/>
+          <w:rFonts w:hint="eastAsia" w:eastAsia="黑体"/>
         </w:rPr>
         <w:t xml:space="preserve">的正输出端接节点①、公共脚接地节点</w:t>
       </w:r>
       <w:r>
+        <w:rPr>
+          <w:rFonts w:eastAsia="黑体"/>
+        </w:rPr>
         <w:t xml:space="preserve"> </w:t>
       </w:r>
       <w:r>
         <w:rPr>
-          <w:rFonts w:hint="eastAsia"/>
+          <w:rFonts w:hint="eastAsia" w:eastAsia="黑体"/>
         </w:rPr>
         <w:t xml:space="preserve">GND（其输入接原始电源）；</w:t>
       </w:r>
@@ -665,11 +762,14 @@
         </m:sSub>
       </m:oMath>
       <w:r>
+        <w:rPr>
+          <w:rFonts w:eastAsia="黑体"/>
+        </w:rPr>
         <w:t xml:space="preserve"> </w:t>
       </w:r>
       <w:r>
         <w:rPr>
-          <w:rFonts w:hint="eastAsia"/>
+          <w:rFonts w:hint="eastAsia" w:eastAsia="黑体"/>
         </w:rPr>
         <w:t xml:space="preserve">一端接节点①、另一端接反相输入节点；</w:t>
       </w:r>
@@ -688,90 +788,118 @@
         </m:sSub>
       </m:oMath>
       <w:r>
+        <w:rPr>
+          <w:rFonts w:eastAsia="黑体"/>
+        </w:rPr>
         <w:t xml:space="preserve"> </w:t>
       </w:r>
       <w:r>
         <w:rPr>
-          <w:rFonts w:hint="eastAsia"/>
+          <w:rFonts w:hint="eastAsia" w:eastAsia="黑体"/>
         </w:rPr>
         <w:t xml:space="preserve">一端接反相输入节点、另一端接负输出节点；</w:t>
       </w:r>
       <w:r>
         <w:rPr>
+          <w:rFonts w:eastAsia="黑体"/>
           <w:b/>
           <w:bCs/>
         </w:rPr>
         <w:t xml:space="preserve">A1</w:t>
       </w:r>
       <w:r>
+        <w:rPr>
+          <w:rFonts w:eastAsia="黑体"/>
+        </w:rPr>
         <w:t xml:space="preserve"> </w:t>
       </w:r>
       <w:r>
         <w:rPr>
-          <w:rFonts w:hint="eastAsia"/>
+          <w:rFonts w:hint="eastAsia" w:eastAsia="黑体"/>
         </w:rPr>
         <w:t xml:space="preserve">的</w:t>
       </w:r>
       <w:r>
+        <w:rPr>
+          <w:rFonts w:eastAsia="黑体"/>
+        </w:rPr>
         <w:t xml:space="preserve"> IN+ </w:t>
       </w:r>
       <w:r>
         <w:rPr>
-          <w:rFonts w:hint="eastAsia"/>
+          <w:rFonts w:hint="eastAsia" w:eastAsia="黑体"/>
         </w:rPr>
         <w:t xml:space="preserve">接节点③、IN−</w:t>
       </w:r>
       <w:r>
+        <w:rPr>
+          <w:rFonts w:eastAsia="黑体"/>
+        </w:rPr>
         <w:t xml:space="preserve"> </w:t>
       </w:r>
       <w:r>
         <w:rPr>
-          <w:rFonts w:hint="eastAsia"/>
+          <w:rFonts w:hint="eastAsia" w:eastAsia="黑体"/>
         </w:rPr>
         <w:t xml:space="preserve">接反相输入节点、OUT</w:t>
       </w:r>
       <w:r>
+        <w:rPr>
+          <w:rFonts w:eastAsia="黑体"/>
+        </w:rPr>
         <w:t xml:space="preserve"> </w:t>
       </w:r>
       <w:r>
         <w:rPr>
-          <w:rFonts w:hint="eastAsia"/>
+          <w:rFonts w:hint="eastAsia" w:eastAsia="黑体"/>
         </w:rPr>
         <w:t xml:space="preserve">接负输出节点、正电源脚</w:t>
       </w:r>
       <w:r>
+        <w:rPr>
+          <w:rFonts w:eastAsia="黑体"/>
+        </w:rPr>
         <w:t xml:space="preserve"> V+ </w:t>
       </w:r>
       <w:r>
         <w:rPr>
-          <w:rFonts w:hint="eastAsia"/>
+          <w:rFonts w:hint="eastAsia" w:eastAsia="黑体"/>
         </w:rPr>
         <w:t xml:space="preserve">接</w:t>
       </w:r>
       <w:r>
+        <w:rPr>
+          <w:rFonts w:eastAsia="黑体"/>
+        </w:rPr>
         <w:t xml:space="preserve"> </w:t>
       </w:r>
       <w:r>
         <w:rPr>
-          <w:rFonts w:hint="eastAsia"/>
+          <w:rFonts w:hint="eastAsia" w:eastAsia="黑体"/>
         </w:rPr>
         <w:t xml:space="preserve">+VCC、负电源脚</w:t>
       </w:r>
       <w:r>
+        <w:rPr>
+          <w:rFonts w:eastAsia="黑体"/>
+        </w:rPr>
         <w:t xml:space="preserve"> V− </w:t>
       </w:r>
       <w:r>
         <w:rPr>
-          <w:rFonts w:hint="eastAsia"/>
+          <w:rFonts w:hint="eastAsia" w:eastAsia="黑体"/>
         </w:rPr>
         <w:t xml:space="preserve">接</w:t>
       </w:r>
       <w:r>
+        <w:rPr>
+          <w:rFonts w:eastAsia="黑体"/>
+        </w:rPr>
         <w:t xml:space="preserve"> </w:t>
       </w:r>
       <w:r>
         <w:rPr>
-          <w:rFonts w:hint="eastAsia"/>
+          <w:rFonts w:hint="eastAsia" w:eastAsia="黑体"/>
         </w:rPr>
         <w:t xml:space="preserve">−VEE（或地）；</w:t>
       </w:r>
@@ -791,56 +919,74 @@
       </m:oMath>
       <w:r>
         <w:rPr>
-          <w:rFonts w:hint="eastAsia"/>
+          <w:rFonts w:hint="eastAsia" w:eastAsia="黑体"/>
         </w:rPr>
         <w:t xml:space="preserve">（选用时）基极</w:t>
       </w:r>
       <w:r>
+        <w:rPr>
+          <w:rFonts w:eastAsia="黑体"/>
+        </w:rPr>
         <w:t xml:space="preserve"> B </w:t>
       </w:r>
       <w:r>
         <w:rPr>
-          <w:rFonts w:hint="eastAsia"/>
+          <w:rFonts w:hint="eastAsia" w:eastAsia="黑体"/>
         </w:rPr>
         <w:t xml:space="preserve">接</w:t>
       </w:r>
       <w:r>
+        <w:rPr>
+          <w:rFonts w:eastAsia="黑体"/>
+        </w:rPr>
         <w:t xml:space="preserve"> A1 </w:t>
       </w:r>
       <w:r>
         <w:rPr>
-          <w:rFonts w:hint="eastAsia"/>
+          <w:rFonts w:hint="eastAsia" w:eastAsia="黑体"/>
         </w:rPr>
         <w:t xml:space="preserve">的</w:t>
       </w:r>
       <w:r>
+        <w:rPr>
+          <w:rFonts w:eastAsia="黑体"/>
+        </w:rPr>
         <w:t xml:space="preserve"> </w:t>
       </w:r>
       <w:r>
         <w:rPr>
-          <w:rFonts w:hint="eastAsia"/>
+          <w:rFonts w:hint="eastAsia" w:eastAsia="黑体"/>
         </w:rPr>
         <w:t xml:space="preserve">OUT、集电极</w:t>
       </w:r>
       <w:r>
+        <w:rPr>
+          <w:rFonts w:eastAsia="黑体"/>
+        </w:rPr>
         <w:t xml:space="preserve"> C </w:t>
       </w:r>
       <w:r>
         <w:rPr>
-          <w:rFonts w:hint="eastAsia"/>
+          <w:rFonts w:hint="eastAsia" w:eastAsia="黑体"/>
         </w:rPr>
         <w:t xml:space="preserve">接负电源、发射极</w:t>
       </w:r>
       <w:r>
+        <w:rPr>
+          <w:rFonts w:eastAsia="黑体"/>
+        </w:rPr>
         <w:t xml:space="preserve"> E </w:t>
       </w:r>
       <w:r>
         <w:rPr>
-          <w:rFonts w:hint="eastAsia"/>
+          <w:rFonts w:hint="eastAsia" w:eastAsia="黑体"/>
         </w:rPr>
         <w:t xml:space="preserve">接</w:t>
       </w:r>
       <w:r>
+        <w:rPr>
+          <w:rFonts w:eastAsia="黑体"/>
+        </w:rPr>
         <w:t xml:space="preserve"> </w:t>
       </w:r>
       <m:oMath>
@@ -877,7 +1023,7 @@
       </m:oMath>
       <w:r>
         <w:rPr>
-          <w:rFonts w:hint="eastAsia"/>
+          <w:rFonts w:hint="eastAsia" w:eastAsia="黑体"/>
         </w:rPr>
         <w:t xml:space="preserve">，作射随器扩流。</w:t>
       </w:r>
@@ -886,11 +1032,14 @@
       <w:pPr/>
       <w:r>
         <w:rPr>
-          <w:rFonts w:hint="eastAsia"/>
+          <w:rFonts w:hint="eastAsia" w:eastAsia="黑体"/>
         </w:rPr>
         <w:t xml:space="preserve">由此构成”主路输出经</w:t>
       </w:r>
       <w:r>
+        <w:rPr>
+          <w:rFonts w:eastAsia="黑体"/>
+        </w:rPr>
         <w:t xml:space="preserve"> </w:t>
       </w:r>
       <m:oMath>
@@ -908,6 +1057,9 @@
         </m:sSub>
       </m:oMath>
       <w:r>
+        <w:rPr>
+          <w:rFonts w:eastAsia="黑体"/>
+        </w:rPr>
         <w:t xml:space="preserve">/</w:t>
       </w:r>
       <m:oMath>
@@ -925,15 +1077,21 @@
         </m:sSub>
       </m:oMath>
       <w:r>
+        <w:rPr>
+          <w:rFonts w:eastAsia="黑体"/>
+        </w:rPr>
         <w:t xml:space="preserve"> </w:t>
       </w:r>
       <w:r>
         <w:rPr>
-          <w:rFonts w:hint="eastAsia"/>
+          <w:rFonts w:hint="eastAsia" w:eastAsia="黑体"/>
         </w:rPr>
         <w:t xml:space="preserve">反相放大、从路输出严格为</w:t>
       </w:r>
       <w:r>
+        <w:rPr>
+          <w:rFonts w:eastAsia="黑体"/>
+        </w:rPr>
         <w:t xml:space="preserve"> </w:t>
       </w:r>
       <m:oMath>
@@ -1042,11 +1200,14 @@
       </m:oMath>
       <w:r>
         <w:rPr>
-          <w:rFonts w:hint="eastAsia"/>
+          <w:rFonts w:hint="eastAsia" w:eastAsia="黑体"/>
         </w:rPr>
         <w:t xml:space="preserve">“的反相跟踪组态，使正负两路始终保持严格比例；若取</w:t>
       </w:r>
       <w:r>
+        <w:rPr>
+          <w:rFonts w:eastAsia="黑体"/>
+        </w:rPr>
         <w:t xml:space="preserve"> </w:t>
       </w:r>
       <m:oMath>
@@ -1083,11 +1244,14 @@
       </m:oMath>
       <w:r>
         <w:rPr>
-          <w:rFonts w:hint="eastAsia"/>
+          <w:rFonts w:hint="eastAsia" w:eastAsia="黑体"/>
         </w:rPr>
         <w:t xml:space="preserve">，则得对称</w:t>
       </w:r>
       <w:r>
+        <w:rPr>
+          <w:rFonts w:eastAsia="黑体"/>
+        </w:rPr>
         <w:t xml:space="preserve"> </w:t>
       </w:r>
       <m:oMath>
@@ -1102,11 +1266,14 @@
         </m:r>
       </m:oMath>
       <w:r>
+        <w:rPr>
+          <w:rFonts w:eastAsia="黑体"/>
+        </w:rPr>
         <w:t xml:space="preserve"> </w:t>
       </w:r>
       <w:r>
         <w:rPr>
-          <w:rFonts w:hint="eastAsia"/>
+          <w:rFonts w:hint="eastAsia" w:eastAsia="黑体"/>
         </w:rPr>
         <w:t xml:space="preserve">双电源。</w:t>
       </w:r>
@@ -1119,7 +1286,7 @@
       </w:pPr>
       <w:r>
         <w:rPr>
-          <w:rFonts w:hint="eastAsia"/>
+          <w:rFonts w:hint="eastAsia" w:eastAsia="黑体"/>
         </w:rPr>
         <w:t xml:space="preserve">工作原理</w:t>
       </w:r>
@@ -1130,11 +1297,14 @@
       </w:pPr>
       <w:r>
         <w:rPr>
-          <w:rFonts w:hint="eastAsia"/>
+          <w:rFonts w:hint="eastAsia" w:eastAsia="黑体"/>
         </w:rPr>
         <w:t xml:space="preserve">主通道提供基准电压，从通道通过运放构成单位增益反相放大器或射极跟随器，使</w:t>
       </w:r>
       <w:r>
+        <w:rPr>
+          <w:rFonts w:eastAsia="黑体"/>
+        </w:rPr>
         <w:t xml:space="preserve"> </w:t>
       </w:r>
       <m:oMath>
@@ -1164,15 +1334,21 @@
         </m:sSub>
       </m:oMath>
       <w:r>
+        <w:rPr>
+          <w:rFonts w:eastAsia="黑体"/>
+        </w:rPr>
         <w:t xml:space="preserve"> </w:t>
       </w:r>
       <w:r>
         <w:rPr>
-          <w:rFonts w:hint="eastAsia"/>
+          <w:rFonts w:hint="eastAsia" w:eastAsia="黑体"/>
         </w:rPr>
         <w:t xml:space="preserve">严格等于</w:t>
       </w:r>
       <w:r>
+        <w:rPr>
+          <w:rFonts w:eastAsia="黑体"/>
+        </w:rPr>
         <w:t xml:space="preserve"> </w:t>
       </w:r>
       <m:oMath>
@@ -1209,7 +1385,7 @@
       </m:oMath>
       <w:r>
         <w:rPr>
-          <w:rFonts w:hint="eastAsia"/>
+          <w:rFonts w:hint="eastAsia" w:eastAsia="黑体"/>
         </w:rPr>
         <w:t xml:space="preserve">（或某一比例）。无论负载或输入如何变化，从路始终”跟踪”主路，保持两路对称。</w:t>
       </w:r>
@@ -1222,7 +1398,7 @@
       </w:pPr>
       <w:r>
         <w:rPr>
-          <w:rFonts w:hint="eastAsia"/>
+          <w:rFonts w:hint="eastAsia" w:eastAsia="黑体"/>
         </w:rPr>
         <w:t xml:space="preserve">关键计算公式</w:t>
       </w:r>
@@ -1236,7 +1412,7 @@
       </w:pPr>
       <w:r>
         <w:rPr>
-          <w:rFonts w:hint="eastAsia"/>
+          <w:rFonts w:hint="eastAsia" w:eastAsia="黑体"/>
         </w:rPr>
         <w:t xml:space="preserve">对称正负输出（反相跟踪）：</w:t>
       </w:r>
@@ -1323,11 +1499,14 @@
       </w:pPr>
       <w:r>
         <w:rPr>
-          <w:rFonts w:hint="eastAsia"/>
+          <w:rFonts w:hint="eastAsia" w:eastAsia="黑体"/>
         </w:rPr>
         <w:t xml:space="preserve">比例跟踪（分压电阻</w:t>
       </w:r>
       <w:r>
+        <w:rPr>
+          <w:rFonts w:eastAsia="黑体"/>
+        </w:rPr>
         <w:t xml:space="preserve"> </w:t>
       </w:r>
       <m:oMath>
@@ -1345,6 +1524,9 @@
         </m:sSub>
       </m:oMath>
       <w:r>
+        <w:rPr>
+          <w:rFonts w:eastAsia="黑体"/>
+        </w:rPr>
         <w:t xml:space="preserve">、</w:t>
       </w:r>
       <m:oMath>
@@ -1363,7 +1545,7 @@
       </m:oMath>
       <w:r>
         <w:rPr>
-          <w:rFonts w:hint="eastAsia"/>
+          <w:rFonts w:hint="eastAsia" w:eastAsia="黑体"/>
         </w:rPr>
         <w:t xml:space="preserve">）：</w:t>
       </w:r>
@@ -1489,7 +1671,7 @@
       </w:pPr>
       <w:r>
         <w:rPr>
-          <w:rFonts w:hint="eastAsia"/>
+          <w:rFonts w:hint="eastAsia" w:eastAsia="黑体"/>
         </w:rPr>
         <w:t xml:space="preserve">反相放大器增益：</w:t>
       </w:r>
@@ -1576,7 +1758,7 @@
       </w:pPr>
       <w:r>
         <w:rPr>
-          <w:rFonts w:hint="eastAsia"/>
+          <w:rFonts w:hint="eastAsia" w:eastAsia="黑体"/>
         </w:rPr>
         <w:t xml:space="preserve">从路输出电压（运放非反相输入为主参考）：</w:t>
       </w:r>
@@ -1697,7 +1879,7 @@
       </w:pPr>
       <w:r>
         <w:rPr>
-          <w:rFonts w:hint="eastAsia"/>
+          <w:rFonts w:hint="eastAsia" w:eastAsia="黑体"/>
         </w:rPr>
         <w:t xml:space="preserve">两路跟踪误差：</w:t>
       </w:r>
@@ -1878,7 +2060,7 @@
             </w:pPr>
             <w:r>
               <w:rPr>
-                <w:rFonts w:hint="eastAsia"/>
+                <w:rFonts w:hint="eastAsia" w:eastAsia="黑体"/>
               </w:rPr>
               <w:t xml:space="preserve">符号</w:t>
             </w:r>
@@ -1892,7 +2074,7 @@
             </w:pPr>
             <w:r>
               <w:rPr>
-                <w:rFonts w:hint="eastAsia"/>
+                <w:rFonts w:hint="eastAsia" w:eastAsia="黑体"/>
               </w:rPr>
               <w:t xml:space="preserve">含义</w:t>
             </w:r>
@@ -1906,7 +2088,7 @@
             </w:pPr>
             <w:r>
               <w:rPr>
-                <w:rFonts w:hint="eastAsia"/>
+                <w:rFonts w:hint="eastAsia" w:eastAsia="黑体"/>
               </w:rPr>
               <w:t xml:space="preserve">单位</w:t>
             </w:r>
@@ -1947,6 +2129,9 @@
               </m:sSub>
             </m:oMath>
             <w:r>
+              <w:rPr>
+                <w:rFonts w:eastAsia="黑体"/>
+              </w:rPr>
               <w:t xml:space="preserve">、</w:t>
             </w:r>
             <m:oMath>
@@ -1985,7 +2170,7 @@
             </w:pPr>
             <w:r>
               <w:rPr>
-                <w:rFonts w:hint="eastAsia"/>
+                <w:rFonts w:hint="eastAsia" w:eastAsia="黑体"/>
               </w:rPr>
               <w:t xml:space="preserve">正、负跟踪输出电压</w:t>
             </w:r>
@@ -1998,6 +2183,9 @@
               <w:pStyle w:val="Compact"/>
             </w:pPr>
             <w:r>
+              <w:rPr>
+                <w:rFonts w:eastAsia="黑体"/>
+              </w:rPr>
               <w:t xml:space="preserve">V</w:t>
             </w:r>
           </w:p>
@@ -2025,6 +2213,9 @@
               </m:sSub>
             </m:oMath>
             <w:r>
+              <w:rPr>
+                <w:rFonts w:eastAsia="黑体"/>
+              </w:rPr>
               <w:t xml:space="preserve">、</w:t>
             </w:r>
             <m:oMath>
@@ -2051,7 +2242,7 @@
             </w:pPr>
             <w:r>
               <w:rPr>
-                <w:rFonts w:hint="eastAsia"/>
+                <w:rFonts w:hint="eastAsia" w:eastAsia="黑体"/>
               </w:rPr>
               <w:t xml:space="preserve">反相比例电阻</w:t>
             </w:r>
@@ -2064,6 +2255,9 @@
               <w:pStyle w:val="Compact"/>
             </w:pPr>
             <w:r>
+              <w:rPr>
+                <w:rFonts w:eastAsia="黑体"/>
+              </w:rPr>
               <w:t xml:space="preserve">Ω</w:t>
             </w:r>
           </w:p>
@@ -2091,6 +2285,9 @@
               </m:sSub>
             </m:oMath>
             <w:r>
+              <w:rPr>
+                <w:rFonts w:eastAsia="黑体"/>
+              </w:rPr>
               <w:t xml:space="preserve">​</w:t>
             </w:r>
           </w:p>
@@ -2103,7 +2300,7 @@
             </w:pPr>
             <w:r>
               <w:rPr>
-                <w:rFonts w:hint="eastAsia"/>
+                <w:rFonts w:hint="eastAsia" w:eastAsia="黑体"/>
               </w:rPr>
               <w:t xml:space="preserve">反相放大器增益</w:t>
             </w:r>
@@ -2116,6 +2313,9 @@
               <w:pStyle w:val="Compact"/>
             </w:pPr>
             <w:r>
+              <w:rPr>
+                <w:rFonts w:eastAsia="黑体"/>
+              </w:rPr>
               <w:t xml:space="preserve">—</w:t>
             </w:r>
           </w:p>
@@ -2143,6 +2343,9 @@
               </m:sSub>
             </m:oMath>
             <w:r>
+              <w:rPr>
+                <w:rFonts w:eastAsia="黑体"/>
+              </w:rPr>
               <w:t xml:space="preserve">、</w:t>
             </w:r>
             <m:oMath>
@@ -2160,6 +2363,9 @@
               </m:sSub>
             </m:oMath>
             <w:r>
+              <w:rPr>
+                <w:rFonts w:eastAsia="黑体"/>
+              </w:rPr>
               <w:t xml:space="preserve">、</w:t>
             </w:r>
             <m:oMath>
@@ -2189,7 +2395,7 @@
             </w:pPr>
             <w:r>
               <w:rPr>
-                <w:rFonts w:hint="eastAsia"/>
+                <w:rFonts w:hint="eastAsia" w:eastAsia="黑体"/>
               </w:rPr>
               <w:t xml:space="preserve">反馈/输入电阻</w:t>
             </w:r>
@@ -2202,6 +2408,9 @@
               <w:pStyle w:val="Compact"/>
             </w:pPr>
             <w:r>
+              <w:rPr>
+                <w:rFonts w:eastAsia="黑体"/>
+              </w:rPr>
               <w:t xml:space="preserve">Ω</w:t>
             </w:r>
           </w:p>
@@ -2220,6 +2429,9 @@
               </m:r>
             </m:oMath>
             <w:r>
+              <w:rPr>
+                <w:rFonts w:eastAsia="黑体"/>
+              </w:rPr>
               <w:t xml:space="preserve">​</w:t>
             </w:r>
           </w:p>
@@ -2232,7 +2444,7 @@
             </w:pPr>
             <w:r>
               <w:rPr>
-                <w:rFonts w:hint="eastAsia"/>
+                <w:rFonts w:hint="eastAsia" w:eastAsia="黑体"/>
               </w:rPr>
               <w:t xml:space="preserve">跟踪误差</w:t>
             </w:r>
@@ -2245,6 +2457,9 @@
               <w:pStyle w:val="Compact"/>
             </w:pPr>
             <w:r>
+              <w:rPr>
+                <w:rFonts w:eastAsia="黑体"/>
+              </w:rPr>
               <w:t xml:space="preserve">—</w:t>
             </w:r>
           </w:p>
@@ -2259,7 +2474,7 @@
       </w:pPr>
       <w:r>
         <w:rPr>
-          <w:rFonts w:hint="eastAsia"/>
+          <w:rFonts w:hint="eastAsia" w:eastAsia="黑体"/>
         </w:rPr>
         <w:t xml:space="preserve">元件调整影响</w:t>
       </w:r>
@@ -2306,6 +2521,7 @@
       </m:oMath>
       <w:r>
         <w:rPr>
+          <w:rFonts w:eastAsia="黑体"/>
           <w:b/>
           <w:bCs/>
         </w:rPr>
@@ -2313,7 +2529,7 @@
       </w:r>
       <w:r>
         <w:rPr>
-          <w:rFonts w:hint="eastAsia"/>
+          <w:rFonts w:hint="eastAsia" w:eastAsia="黑体"/>
           <w:b/>
           <w:bCs/>
         </w:rPr>
@@ -2321,20 +2537,27 @@
       </w:r>
       <w:r>
         <w:rPr>
+          <w:rFonts w:eastAsia="黑体"/>
           <w:b/>
           <w:bCs/>
         </w:rPr>
         <w:t xml:space="preserve"> ↑</w:t>
       </w:r>
       <w:r>
+        <w:rPr>
+          <w:rFonts w:eastAsia="黑体"/>
+        </w:rPr>
         <w:t xml:space="preserve"> </w:t>
       </w:r>
       <w:r>
+        <w:rPr>
+          <w:rFonts w:eastAsia="黑体"/>
+        </w:rPr>
         <w:t xml:space="preserve">→ </w:t>
       </w:r>
       <w:r>
         <w:rPr>
-          <w:rFonts w:hint="eastAsia"/>
+          <w:rFonts w:hint="eastAsia" w:eastAsia="黑体"/>
         </w:rPr>
         <w:t xml:space="preserve">负路相对正路幅值增大，改变跟踪比例。</w:t>
       </w:r>
@@ -2349,21 +2572,27 @@
       </w:pPr>
       <w:r>
         <w:rPr>
-          <w:rFonts w:hint="eastAsia"/>
+          <w:rFonts w:hint="eastAsia" w:eastAsia="黑体"/>
           <w:b/>
           <w:bCs/>
         </w:rPr>
         <w:t xml:space="preserve">反馈电阻失配</w:t>
       </w:r>
       <w:r>
+        <w:rPr>
+          <w:rFonts w:eastAsia="黑体"/>
+        </w:rPr>
         <w:t xml:space="preserve"> </w:t>
       </w:r>
       <w:r>
+        <w:rPr>
+          <w:rFonts w:eastAsia="黑体"/>
+        </w:rPr>
         <w:t xml:space="preserve">→ </w:t>
       </w:r>
       <w:r>
         <w:rPr>
-          <w:rFonts w:hint="eastAsia"/>
+          <w:rFonts w:hint="eastAsia" w:eastAsia="黑体"/>
         </w:rPr>
         <w:t xml:space="preserve">两路对称性变差，跟踪误差增大。</w:t>
       </w:r>
@@ -2378,21 +2607,27 @@
       </w:pPr>
       <w:r>
         <w:rPr>
-          <w:rFonts w:hint="eastAsia"/>
+          <w:rFonts w:hint="eastAsia" w:eastAsia="黑体"/>
           <w:b/>
           <w:bCs/>
         </w:rPr>
         <w:t xml:space="preserve">运放增益-带宽不足</w:t>
       </w:r>
       <w:r>
+        <w:rPr>
+          <w:rFonts w:eastAsia="黑体"/>
+        </w:rPr>
         <w:t xml:space="preserve"> </w:t>
       </w:r>
       <w:r>
+        <w:rPr>
+          <w:rFonts w:eastAsia="黑体"/>
+        </w:rPr>
         <w:t xml:space="preserve">→ </w:t>
       </w:r>
       <w:r>
         <w:rPr>
-          <w:rFonts w:hint="eastAsia"/>
+          <w:rFonts w:hint="eastAsia" w:eastAsia="黑体"/>
         </w:rPr>
         <w:t xml:space="preserve">高频下跟踪精度下降。</w:t>
       </w:r>
@@ -2407,21 +2642,27 @@
       </w:pPr>
       <w:r>
         <w:rPr>
-          <w:rFonts w:hint="eastAsia"/>
+          <w:rFonts w:hint="eastAsia" w:eastAsia="黑体"/>
           <w:b/>
           <w:bCs/>
         </w:rPr>
         <w:t xml:space="preserve">主通道负载突变</w:t>
       </w:r>
       <w:r>
+        <w:rPr>
+          <w:rFonts w:eastAsia="黑体"/>
+        </w:rPr>
         <w:t xml:space="preserve"> </w:t>
       </w:r>
       <w:r>
+        <w:rPr>
+          <w:rFonts w:eastAsia="黑体"/>
+        </w:rPr>
         <w:t xml:space="preserve">→ </w:t>
       </w:r>
       <w:r>
         <w:rPr>
-          <w:rFonts w:hint="eastAsia"/>
+          <w:rFonts w:hint="eastAsia" w:eastAsia="黑体"/>
         </w:rPr>
         <w:t xml:space="preserve">从路响应滞后，需足够带宽与去耦以保证动态跟踪。</w:t>
       </w:r>
@@ -2434,7 +2675,7 @@
       </w:pPr>
       <w:r>
         <w:rPr>
-          <w:rFonts w:hint="eastAsia"/>
+          <w:rFonts w:hint="eastAsia" w:eastAsia="黑体"/>
         </w:rPr>
         <w:t xml:space="preserve">典型参数示例</w:t>
       </w:r>
@@ -2449,16 +2690,19 @@
       </w:pPr>
       <w:r>
         <w:rPr>
-          <w:rFonts w:hint="eastAsia"/>
+          <w:rFonts w:hint="eastAsia" w:eastAsia="黑体"/>
         </w:rPr>
         <w:t xml:space="preserve">对称</w:t>
       </w:r>
       <w:r>
+        <w:rPr>
+          <w:rFonts w:eastAsia="黑体"/>
+        </w:rPr>
         <w:t xml:space="preserve"> ±15 V </w:t>
       </w:r>
       <w:r>
         <w:rPr>
-          <w:rFonts w:hint="eastAsia"/>
+          <w:rFonts w:hint="eastAsia" w:eastAsia="黑体"/>
         </w:rPr>
         <w:t xml:space="preserve">跟踪：</w:t>
       </w:r>
@@ -2515,11 +2759,14 @@
       </m:oMath>
       <w:r>
         <w:rPr>
-          <w:rFonts w:hint="eastAsia"/>
+          <w:rFonts w:hint="eastAsia" w:eastAsia="黑体"/>
         </w:rPr>
         <w:t xml:space="preserve">，反相器</w:t>
       </w:r>
       <w:r>
+        <w:rPr>
+          <w:rFonts w:eastAsia="黑体"/>
+        </w:rPr>
         <w:t xml:space="preserve"> </w:t>
       </w:r>
       <m:oMath>
@@ -2556,11 +2803,14 @@
       </m:oMath>
       <w:r>
         <w:rPr>
-          <w:rFonts w:hint="eastAsia"/>
+          <w:rFonts w:hint="eastAsia" w:eastAsia="黑体"/>
         </w:rPr>
         <w:t xml:space="preserve">，则</w:t>
       </w:r>
       <w:r>
+        <w:rPr>
+          <w:rFonts w:eastAsia="黑体"/>
+        </w:rPr>
         <w:t xml:space="preserve"> </w:t>
       </w:r>
       <m:oMath>
@@ -2615,6 +2865,9 @@
         </m:r>
       </m:oMath>
       <w:r>
+        <w:rPr>
+          <w:rFonts w:eastAsia="黑体"/>
+        </w:rPr>
         <w:t xml:space="preserve">。</w:t>
       </w:r>
     </w:p>
@@ -2628,11 +2881,14 @@
       </w:pPr>
       <w:r>
         <w:rPr>
-          <w:rFonts w:hint="eastAsia"/>
+          <w:rFonts w:hint="eastAsia" w:eastAsia="黑体"/>
         </w:rPr>
         <w:t xml:space="preserve">比例跟踪，取</w:t>
       </w:r>
       <w:r>
+        <w:rPr>
+          <w:rFonts w:eastAsia="黑体"/>
+        </w:rPr>
         <w:t xml:space="preserve"> </w:t>
       </w:r>
       <m:oMath>
@@ -2672,7 +2928,7 @@
       </m:oMath>
       <w:r>
         <w:rPr>
-          <w:rFonts w:hint="eastAsia"/>
+          <w:rFonts w:hint="eastAsia" w:eastAsia="黑体"/>
         </w:rPr>
         <w:t xml:space="preserve">：</w:t>
       </w:r>
@@ -2743,20 +2999,26 @@
       </m:oMath>
       <w:r>
         <w:rPr>
-          <w:rFonts w:hint="eastAsia"/>
+          <w:rFonts w:hint="eastAsia" w:eastAsia="黑体"/>
         </w:rPr>
         <w:t xml:space="preserve">，主</w:t>
       </w:r>
       <w:r>
+        <w:rPr>
+          <w:rFonts w:eastAsia="黑体"/>
+        </w:rPr>
         <w:t xml:space="preserve"> +5 V </w:t>
       </w:r>
       <w:r>
         <w:rPr>
-          <w:rFonts w:hint="eastAsia"/>
+          <w:rFonts w:hint="eastAsia" w:eastAsia="黑体"/>
         </w:rPr>
         <w:t xml:space="preserve">时从路为</w:t>
       </w:r>
       <w:r>
+        <w:rPr>
+          <w:rFonts w:eastAsia="黑体"/>
+        </w:rPr>
         <w:t xml:space="preserve"> -10 V。</w:t>
       </w:r>
     </w:p>
@@ -2768,7 +3030,7 @@
       </w:pPr>
       <w:r>
         <w:rPr>
-          <w:rFonts w:hint="eastAsia"/>
+          <w:rFonts w:hint="eastAsia" w:eastAsia="黑体"/>
         </w:rPr>
         <w:t xml:space="preserve">常见器件型号</w:t>
       </w:r>
@@ -2783,7 +3045,7 @@
       </w:pPr>
       <w:r>
         <w:rPr>
-          <w:rFonts w:hint="eastAsia"/>
+          <w:rFonts w:hint="eastAsia" w:eastAsia="黑体"/>
         </w:rPr>
         <w:t xml:space="preserve">运放：LM358、TL072、OPA2277、OPA2134。</w:t>
       </w:r>
@@ -2798,25 +3060,31 @@
       </w:pPr>
       <w:r>
         <w:rPr>
-          <w:rFonts w:hint="eastAsia"/>
+          <w:rFonts w:hint="eastAsia" w:eastAsia="黑体"/>
         </w:rPr>
         <w:t xml:space="preserve">主稳压器：LM317（正</w:t>
       </w:r>
       <w:r>
+        <w:rPr>
+          <w:rFonts w:eastAsia="黑体"/>
+        </w:rPr>
         <w:t xml:space="preserve"> + </w:t>
       </w:r>
       <w:r>
         <w:rPr>
-          <w:rFonts w:hint="eastAsia"/>
+          <w:rFonts w:hint="eastAsia" w:eastAsia="黑体"/>
         </w:rPr>
         <w:t xml:space="preserve">可调）、7815/7915</w:t>
       </w:r>
       <w:r>
+        <w:rPr>
+          <w:rFonts w:eastAsia="黑体"/>
+        </w:rPr>
         <w:t xml:space="preserve"> </w:t>
       </w:r>
       <w:r>
         <w:rPr>
-          <w:rFonts w:hint="eastAsia"/>
+          <w:rFonts w:hint="eastAsia" w:eastAsia="黑体"/>
         </w:rPr>
         <w:t xml:space="preserve">组合做对称源。</w:t>
       </w:r>
@@ -2831,16 +3099,19 @@
       </w:pPr>
       <w:r>
         <w:rPr>
-          <w:rFonts w:hint="eastAsia"/>
+          <w:rFonts w:hint="eastAsia" w:eastAsia="黑体"/>
         </w:rPr>
         <w:t xml:space="preserve">专用跟踪：LT1028</w:t>
       </w:r>
       <w:r>
+        <w:rPr>
+          <w:rFonts w:eastAsia="黑体"/>
+        </w:rPr>
         <w:t xml:space="preserve"> </w:t>
       </w:r>
       <w:r>
         <w:rPr>
-          <w:rFonts w:hint="eastAsia"/>
+          <w:rFonts w:hint="eastAsia" w:eastAsia="黑体"/>
         </w:rPr>
         <w:t xml:space="preserve">或仪表放大器配合精密电阻。</w:t>
       </w:r>
@@ -2853,7 +3124,7 @@
       </w:pPr>
       <w:r>
         <w:rPr>
-          <w:rFonts w:hint="eastAsia"/>
+          <w:rFonts w:hint="eastAsia" w:eastAsia="黑体"/>
         </w:rPr>
         <w:t xml:space="preserve">注意事项</w:t>
       </w:r>
@@ -2868,7 +3139,7 @@
       </w:pPr>
       <w:r>
         <w:rPr>
-          <w:rFonts w:hint="eastAsia"/>
+          <w:rFonts w:hint="eastAsia" w:eastAsia="黑体"/>
         </w:rPr>
         <w:t xml:space="preserve">跟踪精度取决于反相/跟随级电阻匹配与运放开环增益，精密场合用高精度电阻和低失调运放。</w:t>
       </w:r>
@@ -2883,7 +3154,7 @@
       </w:pPr>
       <w:r>
         <w:rPr>
-          <w:rFonts w:hint="eastAsia"/>
+          <w:rFonts w:hint="eastAsia" w:eastAsia="黑体"/>
         </w:rPr>
         <w:t xml:space="preserve">从路的输出能力与带宽须匹配主路，动态负载下需检查瞬态跟踪误差。</w:t>
       </w:r>
@@ -2898,7 +3169,7 @@
       </w:pPr>
       <w:r>
         <w:rPr>
-          <w:rFonts w:hint="eastAsia"/>
+          <w:rFonts w:hint="eastAsia" w:eastAsia="黑体"/>
         </w:rPr>
         <w:t xml:space="preserve">对称双电源跟踪时注意公共地连接与去耦，避免地弹引入不对称。</w:t>
       </w:r>
@@ -2911,7 +3182,7 @@
       </w:pPr>
       <w:r>
         <w:rPr>
-          <w:rFonts w:hint="eastAsia"/>
+          <w:rFonts w:hint="eastAsia" w:eastAsia="黑体"/>
         </w:rPr>
         <w:t xml:space="preserve">参考资料</w:t>
       </w:r>
@@ -2926,7 +3197,7 @@
       </w:pPr>
       <w:r>
         <w:rPr>
-          <w:rFonts w:hint="eastAsia"/>
+          <w:rFonts w:hint="eastAsia" w:eastAsia="黑体"/>
         </w:rPr>
         <w:t xml:space="preserve">《模拟电子技术基础》（童诗白、华成英）。</w:t>
       </w:r>
@@ -2940,11 +3211,14 @@
         </w:numPr>
       </w:pPr>
       <w:r>
+        <w:rPr>
+          <w:rFonts w:eastAsia="黑体"/>
+        </w:rPr>
         <w:t xml:space="preserve">ADI </w:t>
       </w:r>
       <w:r>
         <w:rPr>
-          <w:rFonts w:hint="eastAsia"/>
+          <w:rFonts w:hint="eastAsia" w:eastAsia="黑体"/>
         </w:rPr>
         <w:t xml:space="preserve">应用笔记（对称电源/跟踪稳压设计）。</w:t>
       </w:r>
@@ -2958,11 +3232,14 @@
         </w:numPr>
       </w:pPr>
       <w:r>
+        <w:rPr>
+          <w:rFonts w:eastAsia="黑体"/>
+        </w:rPr>
         <w:t xml:space="preserve">Wikipedia: Voltage </w:t>
       </w:r>
       <w:r>
         <w:rPr>
-          <w:rFonts w:hint="eastAsia"/>
+          <w:rFonts w:hint="eastAsia" w:eastAsia="黑体"/>
         </w:rPr>
         <w:t xml:space="preserve">divider（比例跟踪基础）。</w:t>
       </w:r>
@@ -2976,11 +3253,11 @@
       </w:pPr>
       <w:r>
         <w:rPr>
-          <w:rFonts w:ascii="Times New Roman" w:hAnsi="Times New Roman"/>
+          <w:rFonts w:ascii="Times New Roman" w:hAnsi="Times New Roman" w:eastAsia="黑体"/>
           <w:color w:val="555555"/>
           <w:sz w:val="21"/>
         </w:rPr>
-        <w:t>材料收集者：杜文杰</w:t>
+        <w:t>材料收集者：杜文杰，WX手机：19519196569，QQ:3478827729</w:t>
       </w:r>
     </w:p>
     <w:sectPr>
@@ -3000,7 +3277,7 @@
 </file>
 
 <file path=word/footer1.xml><?xml version="1.0" encoding="utf-8"?>
-<w:ftr xmlns:m="http://schemas.openxmlformats.org/officeDocument/2006/math" xmlns:mc="http://schemas.openxmlformats.org/markup-compatibility/2006" xmlns:mo="http://schemas.microsoft.com/office/mac/office/2008/main" xmlns:mv="urn:schemas-microsoft-com:mac:vml" xmlns:o="urn:schemas-microsoft-com:office:office" xmlns:r="http://schemas.openxmlformats.org/officeDocument/2006/relationships" xmlns:v="urn:schemas-microsoft-com:vml" xmlns:w10="urn:schemas-microsoft-com:office:word" xmlns:w14="http://schemas.microsoft.com/office/word/2010/wordml" xmlns:w="http://schemas.openxmlformats.org/wordprocessingml/2006/main" xmlns:wne="http://schemas.microsoft.com/office/word/2006/wordml" xmlns:wp14="http://schemas.microsoft.com/office/word/2010/wordprocessingDrawing" xmlns:wp="http://schemas.openxmlformats.org/drawingml/2006/wordprocessingDrawing" xmlns:wpc="http://schemas.microsoft.com/office/word/2010/wordprocessingCanvas" xmlns:wpg="http://schemas.microsoft.com/office/word/2010/wordprocessingGroup" xmlns:wpi="http://schemas.microsoft.com/office/word/2010/wordprocessingInk" xmlns:wps="http://schemas.microsoft.com/office/word/2010/wordprocessingShape" mc:Ignorable="w14 wp14">
+<w:ftr xmlns:mc="http://schemas.openxmlformats.org/markup-compatibility/2006" xmlns:w="http://schemas.openxmlformats.org/wordprocessingml/2006/main" xmlns:m="http://schemas.openxmlformats.org/officeDocument/2006/math" xmlns:mo="http://schemas.microsoft.com/office/mac/office/2008/main" xmlns:mv="urn:schemas-microsoft-com:mac:vml" xmlns:o="urn:schemas-microsoft-com:office:office" xmlns:r="http://schemas.openxmlformats.org/officeDocument/2006/relationships" xmlns:v="urn:schemas-microsoft-com:vml" xmlns:w10="urn:schemas-microsoft-com:office:word" xmlns:w14="http://schemas.microsoft.com/office/word/2010/wordml" xmlns:wne="http://schemas.microsoft.com/office/word/2006/wordml" xmlns:wp14="http://schemas.microsoft.com/office/word/2010/wordprocessingDrawing" xmlns:wp="http://schemas.openxmlformats.org/drawingml/2006/wordprocessingDrawing" xmlns:wpc="http://schemas.microsoft.com/office/word/2010/wordprocessingCanvas" xmlns:wpg="http://schemas.microsoft.com/office/word/2010/wordprocessingGroup" xmlns:wpi="http://schemas.microsoft.com/office/word/2010/wordprocessingInk" xmlns:wps="http://schemas.microsoft.com/office/word/2010/wordprocessingShape" mc:Ignorable="w14 wp14">
   <w:p>
     <w:pPr>
       <w:pStyle w:val="Footer"/>
@@ -3008,12 +3285,14 @@
     </w:pPr>
     <w:r>
       <w:rPr>
+        <w:rFonts w:eastAsia="黑体"/>
         <w:sz w:val="18"/>
       </w:rPr>
       <w:t xml:space="preserve">第 </w:t>
     </w:r>
     <w:r>
       <w:rPr>
+        <w:rFonts w:eastAsia="黑体"/>
         <w:sz w:val="18"/>
       </w:rPr>
       <w:fldChar w:fldCharType="begin"/>
@@ -3022,6 +3301,7 @@
     </w:r>
     <w:r>
       <w:rPr>
+        <w:rFonts w:eastAsia="黑体"/>
         <w:sz w:val="18"/>
       </w:rPr>
       <w:t xml:space="preserve"> 页</w:t>
@@ -3035,6 +3315,9 @@
   <w:footnote w:type="continuationSeparator" w:id="0">
     <w:p>
       <w:r>
+        <w:rPr>
+          <w:rFonts w:eastAsia="黑体"/>
+        </w:rPr>
         <w:continuationSeparator/>
       </w:r>
     </w:p>
@@ -3042,6 +3325,9 @@
   <w:footnote w:type="separator" w:id="-1">
     <w:p>
       <w:r>
+        <w:rPr>
+          <w:rFonts w:eastAsia="黑体"/>
+        </w:rPr>
         <w:separator/>
       </w:r>
     </w:p>
@@ -3050,7 +3336,7 @@
 </file>
 
 <file path=word/header1.xml><?xml version="1.0" encoding="utf-8"?>
-<w:hdr xmlns:m="http://schemas.openxmlformats.org/officeDocument/2006/math" xmlns:mc="http://schemas.openxmlformats.org/markup-compatibility/2006" xmlns:mo="http://schemas.microsoft.com/office/mac/office/2008/main" xmlns:mv="urn:schemas-microsoft-com:mac:vml" xmlns:o="urn:schemas-microsoft-com:office:office" xmlns:r="http://schemas.openxmlformats.org/officeDocument/2006/relationships" xmlns:v="urn:schemas-microsoft-com:vml" xmlns:w10="urn:schemas-microsoft-com:office:word" xmlns:w14="http://schemas.microsoft.com/office/word/2010/wordml" xmlns:w="http://schemas.openxmlformats.org/wordprocessingml/2006/main" xmlns:wne="http://schemas.microsoft.com/office/word/2006/wordml" xmlns:wp14="http://schemas.microsoft.com/office/word/2010/wordprocessingDrawing" xmlns:wp="http://schemas.openxmlformats.org/drawingml/2006/wordprocessingDrawing" xmlns:wpc="http://schemas.microsoft.com/office/word/2010/wordprocessingCanvas" xmlns:wpg="http://schemas.microsoft.com/office/word/2010/wordprocessingGroup" xmlns:wpi="http://schemas.microsoft.com/office/word/2010/wordprocessingInk" xmlns:wps="http://schemas.microsoft.com/office/word/2010/wordprocessingShape" mc:Ignorable="w14 wp14">
+<w:hdr xmlns:mc="http://schemas.openxmlformats.org/markup-compatibility/2006" xmlns:w="http://schemas.openxmlformats.org/wordprocessingml/2006/main" xmlns:m="http://schemas.openxmlformats.org/officeDocument/2006/math" xmlns:mo="http://schemas.microsoft.com/office/mac/office/2008/main" xmlns:mv="urn:schemas-microsoft-com:mac:vml" xmlns:o="urn:schemas-microsoft-com:office:office" xmlns:r="http://schemas.openxmlformats.org/officeDocument/2006/relationships" xmlns:v="urn:schemas-microsoft-com:vml" xmlns:w10="urn:schemas-microsoft-com:office:word" xmlns:w14="http://schemas.microsoft.com/office/word/2010/wordml" xmlns:wne="http://schemas.microsoft.com/office/word/2006/wordml" xmlns:wp14="http://schemas.microsoft.com/office/word/2010/wordprocessingDrawing" xmlns:wp="http://schemas.openxmlformats.org/drawingml/2006/wordprocessingDrawing" xmlns:wpc="http://schemas.microsoft.com/office/word/2010/wordprocessingCanvas" xmlns:wpg="http://schemas.microsoft.com/office/word/2010/wordprocessingGroup" xmlns:wpi="http://schemas.microsoft.com/office/word/2010/wordprocessingInk" xmlns:wps="http://schemas.microsoft.com/office/word/2010/wordprocessingShape" mc:Ignorable="w14 wp14">
   <w:p>
     <w:pPr>
       <w:pStyle w:val="Header"/>
@@ -3058,7 +3344,7 @@
     </w:pPr>
     <w:r>
       <w:rPr>
-        <w:rFonts w:ascii="Times New Roman" w:hAnsi="Times New Roman"/>
+        <w:rFonts w:ascii="Times New Roman" w:hAnsi="Times New Roman" w:eastAsia="黑体"/>
         <w:sz w:val="18"/>
         <w:rFonts w:eastAsia="黑体"/>
         <w:rFonts w:eastAsia="黑体"/>
@@ -3070,7 +3356,7 @@
 </file>
 
 <file path=word/numbering.xml><?xml version="1.0" encoding="utf-8"?>
-<w:numbering xmlns:m="http://schemas.openxmlformats.org/officeDocument/2006/math" xmlns:mc="http://schemas.openxmlformats.org/markup-compatibility/2006" xmlns:mo="http://schemas.microsoft.com/office/mac/office/2008/main" xmlns:mv="urn:schemas-microsoft-com:mac:vml" xmlns:o="urn:schemas-microsoft-com:office:office" xmlns:r="http://schemas.openxmlformats.org/officeDocument/2006/relationships" xmlns:v="urn:schemas-microsoft-com:vml" xmlns:w="http://schemas.openxmlformats.org/wordprocessingml/2006/main" xmlns:w10="urn:schemas-microsoft-com:office:word" xmlns:w14="http://schemas.microsoft.com/office/word/2010/wordml" xmlns:wne="http://schemas.microsoft.com/office/word/2006/wordml" xmlns:wp="http://schemas.openxmlformats.org/drawingml/2006/wordprocessingDrawing" xmlns:wp14="http://schemas.microsoft.com/office/word/2010/wordprocessingDrawing" xmlns:wpc="http://schemas.microsoft.com/office/word/2010/wordprocessingCanvas" xmlns:wpg="http://schemas.microsoft.com/office/word/2010/wordprocessingGroup" xmlns:wpi="http://schemas.microsoft.com/office/word/2010/wordprocessingInk" xmlns:wps="http://schemas.microsoft.com/office/word/2010/wordprocessingShape" mc:Ignorable="w14 wp14">
+<w:numbering xmlns:mc="http://schemas.openxmlformats.org/markup-compatibility/2006" xmlns:w="http://schemas.openxmlformats.org/wordprocessingml/2006/main" xmlns:m="http://schemas.openxmlformats.org/officeDocument/2006/math" xmlns:mo="http://schemas.microsoft.com/office/mac/office/2008/main" xmlns:mv="urn:schemas-microsoft-com:mac:vml" xmlns:o="urn:schemas-microsoft-com:office:office" xmlns:r="http://schemas.openxmlformats.org/officeDocument/2006/relationships" xmlns:v="urn:schemas-microsoft-com:vml" xmlns:w10="urn:schemas-microsoft-com:office:word" xmlns:w14="http://schemas.microsoft.com/office/word/2010/wordml" xmlns:wne="http://schemas.microsoft.com/office/word/2006/wordml" xmlns:wp="http://schemas.openxmlformats.org/drawingml/2006/wordprocessingDrawing" xmlns:wp14="http://schemas.microsoft.com/office/word/2010/wordprocessingDrawing" xmlns:wpc="http://schemas.microsoft.com/office/word/2010/wordprocessingCanvas" xmlns:wpg="http://schemas.microsoft.com/office/word/2010/wordprocessingGroup" xmlns:wpi="http://schemas.microsoft.com/office/word/2010/wordprocessingInk" xmlns:wps="http://schemas.microsoft.com/office/word/2010/wordprocessingShape" mc:Ignorable="w14 wp14">
   <w:abstractNum w:abstractNumId="0">
     <w:nsid w:val="FFFFFF7C"/>
     <w:multiLevelType w:val="singleLevel"/>
@@ -3157,7 +3443,7 @@
         <w:ind w:hanging="360" w:left="1440"/>
       </w:pPr>
       <w:rPr>
-        <w:rFonts w:ascii="Symbol" w:hAnsi="Symbol" w:hint="default"/>
+        <w:rFonts w:ascii="Symbol" w:hAnsi="Symbol" w:hint="default" w:eastAsia="黑体"/>
       </w:rPr>
     </w:lvl>
   </w:abstractNum>
@@ -3178,7 +3464,7 @@
         <w:ind w:hanging="360" w:left="1080"/>
       </w:pPr>
       <w:rPr>
-        <w:rFonts w:ascii="Symbol" w:hAnsi="Symbol" w:hint="default"/>
+        <w:rFonts w:ascii="Symbol" w:hAnsi="Symbol" w:hint="default" w:eastAsia="黑体"/>
       </w:rPr>
     </w:lvl>
   </w:abstractNum>
@@ -3199,7 +3485,7 @@
         <w:ind w:hanging="360" w:left="720"/>
       </w:pPr>
       <w:rPr>
-        <w:rFonts w:ascii="Symbol" w:hAnsi="Symbol" w:hint="default"/>
+        <w:rFonts w:ascii="Symbol" w:hAnsi="Symbol" w:hint="default" w:eastAsia="黑体"/>
       </w:rPr>
     </w:lvl>
   </w:abstractNum>
@@ -3238,7 +3524,7 @@
         <w:ind w:hanging="360" w:left="360"/>
       </w:pPr>
       <w:rPr>
-        <w:rFonts w:ascii="Symbol" w:hAnsi="Symbol" w:hint="default"/>
+        <w:rFonts w:ascii="Symbol" w:hAnsi="Symbol" w:hint="default" w:eastAsia="黑体"/>
       </w:rPr>
     </w:lvl>
   </w:abstractNum>
@@ -3329,7 +3615,7 @@
         <w:ind w:left="720" w:hanging="360"/>
       </w:pPr>
       <w:rPr>
-        <w:rFonts w:ascii="Symbol" w:hAnsi="Symbol" w:cs="Symbol" w:hint="default"/>
+        <w:rFonts w:ascii="Symbol" w:hAnsi="Symbol" w:cs="Symbol" w:hint="default" w:eastAsia="黑体"/>
       </w:rPr>
     </w:lvl>
     <w:lvl w:ilvl="1">
@@ -3340,7 +3626,7 @@
         <w:ind w:left="1440" w:hanging="360"/>
       </w:pPr>
       <w:rPr>
-        <w:rFonts w:ascii="Courier New" w:hAnsi="Courier New" w:cs="Courier New" w:hint="default"/>
+        <w:rFonts w:ascii="Courier New" w:hAnsi="Courier New" w:cs="Courier New" w:hint="default" w:eastAsia="黑体"/>
       </w:rPr>
     </w:lvl>
     <w:lvl w:ilvl="2">
@@ -3351,7 +3637,7 @@
         <w:ind w:left="2160" w:hanging="360"/>
       </w:pPr>
       <w:rPr>
-        <w:rFonts w:ascii="Wingdings" w:hAnsi="Wingdings" w:cs="Wingdings" w:hint="default"/>
+        <w:rFonts w:ascii="Wingdings" w:hAnsi="Wingdings" w:cs="Wingdings" w:hint="default" w:eastAsia="黑体"/>
       </w:rPr>
     </w:lvl>
     <w:lvl w:ilvl="3">
@@ -3362,7 +3648,7 @@
         <w:ind w:left="2880" w:hanging="360"/>
       </w:pPr>
       <w:rPr>
-        <w:rFonts w:ascii="Symbol" w:hAnsi="Symbol" w:cs="Symbol" w:hint="default"/>
+        <w:rFonts w:ascii="Symbol" w:hAnsi="Symbol" w:cs="Symbol" w:hint="default" w:eastAsia="黑体"/>
       </w:rPr>
     </w:lvl>
     <w:lvl w:ilvl="4">
@@ -3373,7 +3659,7 @@
         <w:ind w:left="3600" w:hanging="360"/>
       </w:pPr>
       <w:rPr>
-        <w:rFonts w:ascii="Courier New" w:hAnsi="Courier New" w:cs="Courier New" w:hint="default"/>
+        <w:rFonts w:ascii="Courier New" w:hAnsi="Courier New" w:cs="Courier New" w:hint="default" w:eastAsia="黑体"/>
       </w:rPr>
     </w:lvl>
     <w:lvl w:ilvl="5">
@@ -3384,7 +3670,7 @@
         <w:ind w:left="4320" w:hanging="360"/>
       </w:pPr>
       <w:rPr>
-        <w:rFonts w:ascii="Wingdings" w:hAnsi="Wingdings" w:cs="Wingdings" w:hint="default"/>
+        <w:rFonts w:ascii="Wingdings" w:hAnsi="Wingdings" w:cs="Wingdings" w:hint="default" w:eastAsia="黑体"/>
       </w:rPr>
     </w:lvl>
     <w:lvl w:ilvl="6">
@@ -3395,7 +3681,7 @@
         <w:ind w:left="5040" w:hanging="360"/>
       </w:pPr>
       <w:rPr>
-        <w:rFonts w:ascii="Symbol" w:hAnsi="Symbol" w:cs="Symbol" w:hint="default"/>
+        <w:rFonts w:ascii="Symbol" w:hAnsi="Symbol" w:cs="Symbol" w:hint="default" w:eastAsia="黑体"/>
       </w:rPr>
     </w:lvl>
     <w:lvl w:ilvl="7">
@@ -3406,7 +3692,7 @@
         <w:ind w:left="5760" w:hanging="360"/>
       </w:pPr>
       <w:rPr>
-        <w:rFonts w:ascii="Courier New" w:hAnsi="Courier New" w:cs="Courier New" w:hint="default"/>
+        <w:rFonts w:ascii="Courier New" w:hAnsi="Courier New" w:cs="Courier New" w:hint="default" w:eastAsia="黑体"/>
       </w:rPr>
     </w:lvl>
     <w:lvl w:ilvl="8">
@@ -3417,7 +3703,7 @@
         <w:ind w:left="6480" w:hanging="360"/>
       </w:pPr>
       <w:rPr>
-        <w:rFonts w:ascii="Wingdings" w:hAnsi="Wingdings" w:cs="Wingdings" w:hint="default"/>
+        <w:rFonts w:ascii="Wingdings" w:hAnsi="Wingdings" w:cs="Wingdings" w:hint="default" w:eastAsia="黑体"/>
       </w:rPr>
     </w:lvl>
   </w:abstractNum>
@@ -3473,11 +3759,11 @@
 </file>
 
 <file path=word/styles.xml><?xml version="1.0" encoding="utf-8"?>
-<w:styles xmlns:mc="http://schemas.openxmlformats.org/markup-compatibility/2006" xmlns:r="http://schemas.openxmlformats.org/officeDocument/2006/relationships" xmlns:w="http://schemas.openxmlformats.org/wordprocessingml/2006/main" xmlns:w14="http://schemas.microsoft.com/office/word/2010/wordml" mc:Ignorable="w14">
+<w:styles xmlns:mc="http://schemas.openxmlformats.org/markup-compatibility/2006" xmlns:w="http://schemas.openxmlformats.org/wordprocessingml/2006/main" xmlns:r="http://schemas.openxmlformats.org/officeDocument/2006/relationships" xmlns:w14="http://schemas.microsoft.com/office/word/2010/wordml" mc:Ignorable="w14">
   <w:docDefaults>
     <w:rPrDefault>
       <w:rPr>
-        <w:rFonts w:asciiTheme="minorHAnsi" w:cstheme="minorBidi" w:eastAsiaTheme="minorEastAsia" w:hAnsiTheme="minorHAnsi"/>
+        <w:rFonts w:asciiTheme="minorHAnsi" w:cstheme="minorBidi" w:hAnsiTheme="minorHAnsi" w:eastAsia="黑体"/>
         <w:sz w:val="22"/>
         <w:szCs w:val="22"/>
         <w:lang w:bidi="ar-SA" w:eastAsia="en-US" w:val="en-US"/>
@@ -3699,7 +3985,7 @@
       <w:outlineLvl w:val="0"/>
     </w:pPr>
     <w:rPr>
-      <w:rFonts w:ascii="Times New Roman" w:asciiTheme="majorHAnsi" w:cstheme="majorBidi" w:eastAsia="黑体" w:eastAsiaTheme="majorEastAsia" w:hAnsi="Times New Roman" w:hAnsiTheme="majorHAnsi"/>
+      <w:rFonts w:ascii="Times New Roman" w:asciiTheme="majorHAnsi" w:cstheme="majorBidi" w:eastAsia="黑体" w:hAnsi="Times New Roman" w:hAnsiTheme="majorHAnsi"/>
       <w:b/>
       <w:bCs/>
       <w:color w:val="1F3864"/>
@@ -3723,7 +4009,7 @@
       <w:outlineLvl w:val="1"/>
     </w:pPr>
     <w:rPr>
-      <w:rFonts w:ascii="Times New Roman" w:asciiTheme="majorHAnsi" w:cstheme="majorBidi" w:eastAsia="黑体" w:eastAsiaTheme="majorEastAsia" w:hAnsi="Times New Roman" w:hAnsiTheme="majorHAnsi"/>
+      <w:rFonts w:ascii="Times New Roman" w:asciiTheme="majorHAnsi" w:cstheme="majorBidi" w:eastAsia="黑体" w:hAnsi="Times New Roman" w:hAnsiTheme="majorHAnsi"/>
       <w:b/>
       <w:bCs/>
       <w:color w:val="2E4E7E"/>
@@ -3747,7 +4033,7 @@
       <w:outlineLvl w:val="2"/>
     </w:pPr>
     <w:rPr>
-      <w:rFonts w:ascii="Times New Roman" w:asciiTheme="majorHAnsi" w:cstheme="majorBidi" w:eastAsia="黑体" w:eastAsiaTheme="majorEastAsia" w:hAnsi="Times New Roman" w:hAnsiTheme="majorHAnsi"/>
+      <w:rFonts w:ascii="Times New Roman" w:asciiTheme="majorHAnsi" w:cstheme="majorBidi" w:eastAsia="黑体" w:hAnsi="Times New Roman" w:hAnsiTheme="majorHAnsi"/>
       <w:b/>
       <w:bCs/>
       <w:color w:val="2E4E7E"/>
@@ -3771,7 +4057,7 @@
       <w:outlineLvl w:val="3"/>
     </w:pPr>
     <w:rPr>
-      <w:rFonts w:ascii="Times New Roman" w:asciiTheme="majorHAnsi" w:cstheme="majorBidi" w:eastAsia="黑体" w:eastAsiaTheme="majorEastAsia" w:hAnsi="Times New Roman" w:hAnsiTheme="majorHAnsi"/>
+      <w:rFonts w:ascii="Times New Roman" w:asciiTheme="majorHAnsi" w:cstheme="majorBidi" w:eastAsia="黑体" w:hAnsi="Times New Roman" w:hAnsiTheme="majorHAnsi"/>
       <w:b/>
       <w:bCs/>
       <w:i/>
@@ -3797,7 +4083,7 @@
       <w:outlineLvl w:val="4"/>
     </w:pPr>
     <w:rPr>
-      <w:rFonts w:ascii="Times New Roman" w:asciiTheme="majorHAnsi" w:cstheme="majorBidi" w:eastAsia="黑体" w:eastAsiaTheme="majorEastAsia" w:hAnsi="Times New Roman" w:hAnsiTheme="majorHAnsi"/>
+      <w:rFonts w:ascii="Times New Roman" w:asciiTheme="majorHAnsi" w:cstheme="majorBidi" w:eastAsia="黑体" w:hAnsi="Times New Roman" w:hAnsiTheme="majorHAnsi"/>
       <w:b/>
       <w:color w:val="333333"/>
       <w:sz w:val="22"/>
@@ -3820,7 +4106,7 @@
       <w:outlineLvl w:val="5"/>
     </w:pPr>
     <w:rPr>
-      <w:rFonts w:asciiTheme="majorHAnsi" w:cstheme="majorBidi" w:eastAsiaTheme="majorEastAsia" w:hAnsiTheme="majorHAnsi"/>
+      <w:rFonts w:asciiTheme="majorHAnsi" w:cstheme="majorBidi" w:hAnsiTheme="majorHAnsi" w:eastAsia="黑体"/>
       <w:i/>
       <w:iCs/>
       <w:color w:themeColor="accent1" w:themeShade="7F" w:val="243F60"/>
@@ -3843,7 +4129,7 @@
       <w:outlineLvl w:val="6"/>
     </w:pPr>
     <w:rPr>
-      <w:rFonts w:asciiTheme="majorHAnsi" w:cstheme="majorBidi" w:eastAsiaTheme="majorEastAsia" w:hAnsiTheme="majorHAnsi"/>
+      <w:rFonts w:asciiTheme="majorHAnsi" w:cstheme="majorBidi" w:hAnsiTheme="majorHAnsi" w:eastAsia="黑体"/>
       <w:i/>
       <w:iCs/>
       <w:color w:themeColor="text1" w:themeTint="BF" w:val="404040"/>
@@ -3866,7 +4152,7 @@
       <w:outlineLvl w:val="7"/>
     </w:pPr>
     <w:rPr>
-      <w:rFonts w:asciiTheme="majorHAnsi" w:cstheme="majorBidi" w:eastAsiaTheme="majorEastAsia" w:hAnsiTheme="majorHAnsi"/>
+      <w:rFonts w:asciiTheme="majorHAnsi" w:cstheme="majorBidi" w:hAnsiTheme="majorHAnsi" w:eastAsia="黑体"/>
       <w:color w:themeColor="accent1" w:val="4F81BD"/>
       <w:sz w:val="20"/>
       <w:szCs w:val="20"/>
@@ -3889,7 +4175,7 @@
       <w:outlineLvl w:val="8"/>
     </w:pPr>
     <w:rPr>
-      <w:rFonts w:asciiTheme="majorHAnsi" w:cstheme="majorBidi" w:eastAsiaTheme="majorEastAsia" w:hAnsiTheme="majorHAnsi"/>
+      <w:rFonts w:asciiTheme="majorHAnsi" w:cstheme="majorBidi" w:hAnsiTheme="majorHAnsi" w:eastAsia="黑体"/>
       <w:i/>
       <w:iCs/>
       <w:color w:themeColor="text1" w:themeTint="BF" w:val="404040"/>
@@ -3940,7 +4226,7 @@
     <w:uiPriority w:val="9"/>
     <w:rsid w:val="00FC693F"/>
     <w:rPr>
-      <w:rFonts w:asciiTheme="majorHAnsi" w:cstheme="majorBidi" w:eastAsiaTheme="majorEastAsia" w:hAnsiTheme="majorHAnsi"/>
+      <w:rFonts w:asciiTheme="majorHAnsi" w:cstheme="majorBidi" w:hAnsiTheme="majorHAnsi" w:eastAsia="黑体"/>
       <w:b/>
       <w:bCs/>
       <w:color w:themeColor="accent1" w:themeShade="BF" w:val="365F91"/>
@@ -3955,7 +4241,7 @@
     <w:uiPriority w:val="9"/>
     <w:rsid w:val="00FC693F"/>
     <w:rPr>
-      <w:rFonts w:asciiTheme="majorHAnsi" w:cstheme="majorBidi" w:eastAsiaTheme="majorEastAsia" w:hAnsiTheme="majorHAnsi"/>
+      <w:rFonts w:asciiTheme="majorHAnsi" w:cstheme="majorBidi" w:hAnsiTheme="majorHAnsi" w:eastAsia="黑体"/>
       <w:b/>
       <w:bCs/>
       <w:color w:themeColor="accent1" w:val="4F81BD"/>
@@ -3970,7 +4256,7 @@
     <w:uiPriority w:val="9"/>
     <w:rsid w:val="00FC693F"/>
     <w:rPr>
-      <w:rFonts w:asciiTheme="majorHAnsi" w:cstheme="majorBidi" w:eastAsiaTheme="majorEastAsia" w:hAnsiTheme="majorHAnsi"/>
+      <w:rFonts w:asciiTheme="majorHAnsi" w:cstheme="majorBidi" w:hAnsiTheme="majorHAnsi" w:eastAsia="黑体"/>
       <w:b/>
       <w:bCs/>
       <w:color w:themeColor="accent1" w:val="4F81BD"/>
@@ -3993,7 +4279,7 @@
       <w:contextualSpacing/>
     </w:pPr>
     <w:rPr>
-      <w:rFonts w:ascii="Times New Roman" w:asciiTheme="majorHAnsi" w:cstheme="majorBidi" w:eastAsia="黑体" w:eastAsiaTheme="majorEastAsia" w:hAnsi="Times New Roman" w:hAnsiTheme="majorHAnsi"/>
+      <w:rFonts w:ascii="Times New Roman" w:asciiTheme="majorHAnsi" w:cstheme="majorBidi" w:eastAsia="黑体" w:hAnsi="Times New Roman" w:hAnsiTheme="majorHAnsi"/>
       <w:b/>
       <w:color w:val="1F3864"/>
       <w:spacing w:val="5"/>
@@ -4009,7 +4295,7 @@
     <w:uiPriority w:val="10"/>
     <w:rsid w:val="00FC693F"/>
     <w:rPr>
-      <w:rFonts w:asciiTheme="majorHAnsi" w:cstheme="majorBidi" w:eastAsiaTheme="majorEastAsia" w:hAnsiTheme="majorHAnsi"/>
+      <w:rFonts w:asciiTheme="majorHAnsi" w:cstheme="majorBidi" w:hAnsiTheme="majorHAnsi" w:eastAsia="黑体"/>
       <w:color w:themeColor="text2" w:themeShade="BF" w:val="17365D"/>
       <w:spacing w:val="5"/>
       <w:kern w:val="28"/>
@@ -4031,7 +4317,7 @@
       </w:numPr>
     </w:pPr>
     <w:rPr>
-      <w:rFonts w:asciiTheme="majorHAnsi" w:cstheme="majorBidi" w:eastAsiaTheme="majorEastAsia" w:hAnsiTheme="majorHAnsi"/>
+      <w:rFonts w:asciiTheme="majorHAnsi" w:cstheme="majorBidi" w:hAnsiTheme="majorHAnsi" w:eastAsia="黑体"/>
       <w:i/>
       <w:iCs/>
       <w:color w:themeColor="accent1" w:val="4F81BD"/>
@@ -4047,7 +4333,7 @@
     <w:uiPriority w:val="11"/>
     <w:rsid w:val="00FC693F"/>
     <w:rPr>
-      <w:rFonts w:asciiTheme="majorHAnsi" w:cstheme="majorBidi" w:eastAsiaTheme="majorEastAsia" w:hAnsiTheme="majorHAnsi"/>
+      <w:rFonts w:asciiTheme="majorHAnsi" w:cstheme="majorBidi" w:hAnsiTheme="majorHAnsi" w:eastAsia="黑体"/>
       <w:i/>
       <w:iCs/>
       <w:color w:themeColor="accent1" w:val="4F81BD"/>
@@ -4114,6 +4400,7 @@
       <w:spacing w:after="120"/>
     </w:pPr>
     <w:rPr>
+      <w:rFonts w:eastAsia="黑体"/>
       <w:sz w:val="16"/>
       <w:szCs w:val="16"/>
     </w:rPr>
@@ -4125,6 +4412,7 @@
     <w:uiPriority w:val="99"/>
     <w:rsid w:val="00AA1D8D"/>
     <w:rPr>
+      <w:rFonts w:eastAsia="黑体"/>
       <w:sz w:val="16"/>
       <w:szCs w:val="16"/>
     </w:rPr>
@@ -4294,7 +4582,7 @@
       </w:tabs>
     </w:pPr>
     <w:rPr>
-      <w:rFonts w:ascii="Courier" w:hAnsi="Courier"/>
+      <w:rFonts w:ascii="Courier" w:hAnsi="Courier" w:eastAsia="黑体"/>
       <w:sz w:val="20"/>
       <w:szCs w:val="20"/>
     </w:rPr>
@@ -4306,7 +4594,7 @@
     <w:uiPriority w:val="99"/>
     <w:rsid w:val="0029639D"/>
     <w:rPr>
-      <w:rFonts w:ascii="Courier" w:hAnsi="Courier"/>
+      <w:rFonts w:ascii="Courier" w:hAnsi="Courier" w:eastAsia="黑体"/>
       <w:sz w:val="20"/>
       <w:szCs w:val="20"/>
     </w:rPr>
@@ -4342,6 +4630,7 @@
     <w:uiPriority w:val="29"/>
     <w:rsid w:val="00FC693F"/>
     <w:rPr>
+      <w:rFonts w:eastAsia="黑体"/>
       <w:i/>
       <w:iCs/>
       <w:color w:themeColor="text1" w:val="000000"/>
@@ -4355,7 +4644,7 @@
     <w:semiHidden/>
     <w:rsid w:val="00FC693F"/>
     <w:rPr>
-      <w:rFonts w:asciiTheme="majorHAnsi" w:cstheme="majorBidi" w:eastAsiaTheme="majorEastAsia" w:hAnsiTheme="majorHAnsi"/>
+      <w:rFonts w:asciiTheme="majorHAnsi" w:cstheme="majorBidi" w:hAnsiTheme="majorHAnsi" w:eastAsia="黑体"/>
       <w:b/>
       <w:bCs/>
       <w:i/>
@@ -4371,7 +4660,7 @@
     <w:semiHidden/>
     <w:rsid w:val="00FC693F"/>
     <w:rPr>
-      <w:rFonts w:asciiTheme="majorHAnsi" w:cstheme="majorBidi" w:eastAsiaTheme="majorEastAsia" w:hAnsiTheme="majorHAnsi"/>
+      <w:rFonts w:asciiTheme="majorHAnsi" w:cstheme="majorBidi" w:hAnsiTheme="majorHAnsi" w:eastAsia="黑体"/>
       <w:color w:themeColor="accent1" w:themeShade="7F" w:val="243F60"/>
     </w:rPr>
   </w:style>
@@ -4383,7 +4672,7 @@
     <w:semiHidden/>
     <w:rsid w:val="00FC693F"/>
     <w:rPr>
-      <w:rFonts w:asciiTheme="majorHAnsi" w:cstheme="majorBidi" w:eastAsiaTheme="majorEastAsia" w:hAnsiTheme="majorHAnsi"/>
+      <w:rFonts w:asciiTheme="majorHAnsi" w:cstheme="majorBidi" w:hAnsiTheme="majorHAnsi" w:eastAsia="黑体"/>
       <w:i/>
       <w:iCs/>
       <w:color w:themeColor="accent1" w:themeShade="7F" w:val="243F60"/>
@@ -4397,7 +4686,7 @@
     <w:semiHidden/>
     <w:rsid w:val="00FC693F"/>
     <w:rPr>
-      <w:rFonts w:asciiTheme="majorHAnsi" w:cstheme="majorBidi" w:eastAsiaTheme="majorEastAsia" w:hAnsiTheme="majorHAnsi"/>
+      <w:rFonts w:asciiTheme="majorHAnsi" w:cstheme="majorBidi" w:hAnsiTheme="majorHAnsi" w:eastAsia="黑体"/>
       <w:i/>
       <w:iCs/>
       <w:color w:themeColor="text1" w:themeTint="BF" w:val="404040"/>
@@ -4411,7 +4700,7 @@
     <w:semiHidden/>
     <w:rsid w:val="00FC693F"/>
     <w:rPr>
-      <w:rFonts w:asciiTheme="majorHAnsi" w:cstheme="majorBidi" w:eastAsiaTheme="majorEastAsia" w:hAnsiTheme="majorHAnsi"/>
+      <w:rFonts w:asciiTheme="majorHAnsi" w:cstheme="majorBidi" w:hAnsiTheme="majorHAnsi" w:eastAsia="黑体"/>
       <w:color w:themeColor="accent1" w:val="4F81BD"/>
       <w:sz w:val="20"/>
       <w:szCs w:val="20"/>
@@ -4425,7 +4714,7 @@
     <w:semiHidden/>
     <w:rsid w:val="00FC693F"/>
     <w:rPr>
-      <w:rFonts w:asciiTheme="majorHAnsi" w:cstheme="majorBidi" w:eastAsiaTheme="majorEastAsia" w:hAnsiTheme="majorHAnsi"/>
+      <w:rFonts w:asciiTheme="majorHAnsi" w:cstheme="majorBidi" w:hAnsiTheme="majorHAnsi" w:eastAsia="黑体"/>
       <w:i/>
       <w:iCs/>
       <w:color w:themeColor="text1" w:themeTint="BF" w:val="404040"/>
@@ -4446,6 +4735,7 @@
       <w:spacing w:line="240" w:lineRule="auto"/>
     </w:pPr>
     <w:rPr>
+      <w:rFonts w:eastAsia="黑体"/>
       <w:b/>
       <w:bCs/>
       <w:color w:themeColor="accent1" w:val="4F81BD"/>
@@ -4460,6 +4750,7 @@
     <w:qFormat/>
     <w:rsid w:val="00FC693F"/>
     <w:rPr>
+      <w:rFonts w:eastAsia="黑体"/>
       <w:b/>
       <w:bCs/>
     </w:rPr>
@@ -4471,6 +4762,7 @@
     <w:qFormat/>
     <w:rsid w:val="00FC693F"/>
     <w:rPr>
+      <w:rFonts w:eastAsia="黑体"/>
       <w:i/>
       <w:iCs/>
     </w:rPr>
@@ -4491,6 +4783,7 @@
       <w:ind w:left="936" w:right="936"/>
     </w:pPr>
     <w:rPr>
+      <w:rFonts w:eastAsia="黑体"/>
       <w:b/>
       <w:bCs/>
       <w:i/>
@@ -4505,6 +4798,7 @@
     <w:uiPriority w:val="30"/>
     <w:rsid w:val="00FC693F"/>
     <w:rPr>
+      <w:rFonts w:eastAsia="黑体"/>
       <w:b/>
       <w:bCs/>
       <w:i/>
@@ -4519,6 +4813,7 @@
     <w:qFormat/>
     <w:rsid w:val="00FC693F"/>
     <w:rPr>
+      <w:rFonts w:eastAsia="黑体"/>
       <w:i/>
       <w:iCs/>
       <w:color w:themeColor="text1" w:themeTint="7F" w:val="808080"/>
@@ -4531,6 +4826,7 @@
     <w:qFormat/>
     <w:rsid w:val="00FC693F"/>
     <w:rPr>
+      <w:rFonts w:eastAsia="黑体"/>
       <w:b/>
       <w:bCs/>
       <w:i/>
@@ -4545,6 +4841,7 @@
     <w:qFormat/>
     <w:rsid w:val="00FC693F"/>
     <w:rPr>
+      <w:rFonts w:eastAsia="黑体"/>
       <w:smallCaps/>
       <w:color w:themeColor="accent2" w:val="C0504D"/>
       <w:u w:val="single"/>
@@ -4557,6 +4854,7 @@
     <w:qFormat/>
     <w:rsid w:val="00FC693F"/>
     <w:rPr>
+      <w:rFonts w:eastAsia="黑体"/>
       <w:b/>
       <w:bCs/>
       <w:smallCaps/>
@@ -4572,6 +4870,7 @@
     <w:qFormat/>
     <w:rsid w:val="00FC693F"/>
     <w:rPr>
+      <w:rFonts w:eastAsia="黑体"/>
       <w:b/>
       <w:bCs/>
       <w:smallCaps/>
@@ -4626,6 +4925,7 @@
       <w:spacing w:after="0" w:line="240" w:lineRule="auto"/>
     </w:pPr>
     <w:rPr>
+      <w:rFonts w:eastAsia="黑体"/>
       <w:color w:themeColor="text1" w:themeShade="BF" w:val="000000"/>
     </w:rPr>
     <w:tblPr>
@@ -4648,6 +4948,7 @@
         <w:spacing w:after="0" w:before="0" w:line="240" w:lineRule="auto"/>
       </w:pPr>
       <w:rPr>
+        <w:rFonts w:eastAsia="黑体"/>
         <w:b/>
         <w:bCs/>
       </w:rPr>
@@ -4668,6 +4969,7 @@
         <w:spacing w:after="0" w:before="0" w:line="240" w:lineRule="auto"/>
       </w:pPr>
       <w:rPr>
+        <w:rFonts w:eastAsia="黑体"/>
         <w:b/>
         <w:bCs/>
       </w:rPr>
@@ -4685,12 +4987,14 @@
     </w:tblStylePr>
     <w:tblStylePr w:type="firstCol">
       <w:rPr>
+        <w:rFonts w:eastAsia="黑体"/>
         <w:b/>
         <w:bCs/>
       </w:rPr>
     </w:tblStylePr>
     <w:tblStylePr w:type="lastCol">
       <w:rPr>
+        <w:rFonts w:eastAsia="黑体"/>
         <w:b/>
         <w:bCs/>
       </w:rPr>
@@ -4729,6 +5033,7 @@
       <w:spacing w:after="0" w:line="240" w:lineRule="auto"/>
     </w:pPr>
     <w:rPr>
+      <w:rFonts w:eastAsia="黑体"/>
       <w:color w:themeColor="accent1" w:themeShade="BF" w:val="365F91"/>
     </w:rPr>
     <w:tblPr>
@@ -4751,6 +5056,7 @@
         <w:spacing w:after="0" w:before="0" w:line="240" w:lineRule="auto"/>
       </w:pPr>
       <w:rPr>
+        <w:rFonts w:eastAsia="黑体"/>
         <w:b/>
         <w:bCs/>
       </w:rPr>
@@ -4771,6 +5077,7 @@
         <w:spacing w:after="0" w:before="0" w:line="240" w:lineRule="auto"/>
       </w:pPr>
       <w:rPr>
+        <w:rFonts w:eastAsia="黑体"/>
         <w:b/>
         <w:bCs/>
       </w:rPr>
@@ -4788,12 +5095,14 @@
     </w:tblStylePr>
     <w:tblStylePr w:type="firstCol">
       <w:rPr>
+        <w:rFonts w:eastAsia="黑体"/>
         <w:b/>
         <w:bCs/>
       </w:rPr>
     </w:tblStylePr>
     <w:tblStylePr w:type="lastCol">
       <w:rPr>
+        <w:rFonts w:eastAsia="黑体"/>
         <w:b/>
         <w:bCs/>
       </w:rPr>
@@ -4832,6 +5141,7 @@
       <w:spacing w:after="0" w:line="240" w:lineRule="auto"/>
     </w:pPr>
     <w:rPr>
+      <w:rFonts w:eastAsia="黑体"/>
       <w:color w:themeColor="accent2" w:themeShade="BF" w:val="943634"/>
     </w:rPr>
     <w:tblPr>
@@ -4854,6 +5164,7 @@
         <w:spacing w:after="0" w:before="0" w:line="240" w:lineRule="auto"/>
       </w:pPr>
       <w:rPr>
+        <w:rFonts w:eastAsia="黑体"/>
         <w:b/>
         <w:bCs/>
       </w:rPr>
@@ -4874,6 +5185,7 @@
         <w:spacing w:after="0" w:before="0" w:line="240" w:lineRule="auto"/>
       </w:pPr>
       <w:rPr>
+        <w:rFonts w:eastAsia="黑体"/>
         <w:b/>
         <w:bCs/>
       </w:rPr>
@@ -4891,12 +5203,14 @@
     </w:tblStylePr>
     <w:tblStylePr w:type="firstCol">
       <w:rPr>
+        <w:rFonts w:eastAsia="黑体"/>
         <w:b/>
         <w:bCs/>
       </w:rPr>
     </w:tblStylePr>
     <w:tblStylePr w:type="lastCol">
       <w:rPr>
+        <w:rFonts w:eastAsia="黑体"/>
         <w:b/>
         <w:bCs/>
       </w:rPr>
@@ -4935,6 +5249,7 @@
       <w:spacing w:after="0" w:line="240" w:lineRule="auto"/>
     </w:pPr>
     <w:rPr>
+      <w:rFonts w:eastAsia="黑体"/>
       <w:color w:themeColor="accent3" w:themeShade="BF" w:val="76923C"/>
     </w:rPr>
     <w:tblPr>
@@ -4957,6 +5272,7 @@
         <w:spacing w:after="0" w:before="0" w:line="240" w:lineRule="auto"/>
       </w:pPr>
       <w:rPr>
+        <w:rFonts w:eastAsia="黑体"/>
         <w:b/>
         <w:bCs/>
       </w:rPr>
@@ -4977,6 +5293,7 @@
         <w:spacing w:after="0" w:before="0" w:line="240" w:lineRule="auto"/>
       </w:pPr>
       <w:rPr>
+        <w:rFonts w:eastAsia="黑体"/>
         <w:b/>
         <w:bCs/>
       </w:rPr>
@@ -4994,12 +5311,14 @@
     </w:tblStylePr>
     <w:tblStylePr w:type="firstCol">
       <w:rPr>
+        <w:rFonts w:eastAsia="黑体"/>
         <w:b/>
         <w:bCs/>
       </w:rPr>
     </w:tblStylePr>
     <w:tblStylePr w:type="lastCol">
       <w:rPr>
+        <w:rFonts w:eastAsia="黑体"/>
         <w:b/>
         <w:bCs/>
       </w:rPr>
@@ -5038,6 +5357,7 @@
       <w:spacing w:after="0" w:line="240" w:lineRule="auto"/>
     </w:pPr>
     <w:rPr>
+      <w:rFonts w:eastAsia="黑体"/>
       <w:color w:themeColor="accent4" w:themeShade="BF" w:val="5F497A"/>
     </w:rPr>
     <w:tblPr>
@@ -5060,6 +5380,7 @@
         <w:spacing w:after="0" w:before="0" w:line="240" w:lineRule="auto"/>
       </w:pPr>
       <w:rPr>
+        <w:rFonts w:eastAsia="黑体"/>
         <w:b/>
         <w:bCs/>
       </w:rPr>
@@ -5080,6 +5401,7 @@
         <w:spacing w:after="0" w:before="0" w:line="240" w:lineRule="auto"/>
       </w:pPr>
       <w:rPr>
+        <w:rFonts w:eastAsia="黑体"/>
         <w:b/>
         <w:bCs/>
       </w:rPr>
@@ -5097,12 +5419,14 @@
     </w:tblStylePr>
     <w:tblStylePr w:type="firstCol">
       <w:rPr>
+        <w:rFonts w:eastAsia="黑体"/>
         <w:b/>
         <w:bCs/>
       </w:rPr>
     </w:tblStylePr>
     <w:tblStylePr w:type="lastCol">
       <w:rPr>
+        <w:rFonts w:eastAsia="黑体"/>
         <w:b/>
         <w:bCs/>
       </w:rPr>
@@ -5141,6 +5465,7 @@
       <w:spacing w:after="0" w:line="240" w:lineRule="auto"/>
     </w:pPr>
     <w:rPr>
+      <w:rFonts w:eastAsia="黑体"/>
       <w:color w:themeColor="accent5" w:themeShade="BF" w:val="31849B"/>
     </w:rPr>
     <w:tblPr>
@@ -5163,6 +5488,7 @@
         <w:spacing w:after="0" w:before="0" w:line="240" w:lineRule="auto"/>
       </w:pPr>
       <w:rPr>
+        <w:rFonts w:eastAsia="黑体"/>
         <w:b/>
         <w:bCs/>
       </w:rPr>
@@ -5183,6 +5509,7 @@
         <w:spacing w:after="0" w:before="0" w:line="240" w:lineRule="auto"/>
       </w:pPr>
       <w:rPr>
+        <w:rFonts w:eastAsia="黑体"/>
         <w:b/>
         <w:bCs/>
       </w:rPr>
@@ -5200,12 +5527,14 @@
     </w:tblStylePr>
     <w:tblStylePr w:type="firstCol">
       <w:rPr>
+        <w:rFonts w:eastAsia="黑体"/>
         <w:b/>
         <w:bCs/>
       </w:rPr>
     </w:tblStylePr>
     <w:tblStylePr w:type="lastCol">
       <w:rPr>
+        <w:rFonts w:eastAsia="黑体"/>
         <w:b/>
         <w:bCs/>
       </w:rPr>
@@ -5244,6 +5573,7 @@
       <w:spacing w:after="0" w:line="240" w:lineRule="auto"/>
     </w:pPr>
     <w:rPr>
+      <w:rFonts w:eastAsia="黑体"/>
       <w:color w:themeColor="accent6" w:themeShade="BF" w:val="E36C0A"/>
     </w:rPr>
     <w:tblPr>
@@ -5266,6 +5596,7 @@
         <w:spacing w:after="0" w:before="0" w:line="240" w:lineRule="auto"/>
       </w:pPr>
       <w:rPr>
+        <w:rFonts w:eastAsia="黑体"/>
         <w:b/>
         <w:bCs/>
       </w:rPr>
@@ -5286,6 +5617,7 @@
         <w:spacing w:after="0" w:before="0" w:line="240" w:lineRule="auto"/>
       </w:pPr>
       <w:rPr>
+        <w:rFonts w:eastAsia="黑体"/>
         <w:b/>
         <w:bCs/>
       </w:rPr>
@@ -5303,12 +5635,14 @@
     </w:tblStylePr>
     <w:tblStylePr w:type="firstCol">
       <w:rPr>
+        <w:rFonts w:eastAsia="黑体"/>
         <w:b/>
         <w:bCs/>
       </w:rPr>
     </w:tblStylePr>
     <w:tblStylePr w:type="lastCol">
       <w:rPr>
+        <w:rFonts w:eastAsia="黑体"/>
         <w:b/>
         <w:bCs/>
       </w:rPr>
@@ -5368,6 +5702,7 @@
         <w:spacing w:after="0" w:before="0" w:line="240" w:lineRule="auto"/>
       </w:pPr>
       <w:rPr>
+        <w:rFonts w:eastAsia="黑体"/>
         <w:b/>
         <w:bCs/>
         <w:color w:themeColor="background1" w:val="FFFFFF"/>
@@ -5382,6 +5717,7 @@
         <w:spacing w:after="0" w:before="0" w:line="240" w:lineRule="auto"/>
       </w:pPr>
       <w:rPr>
+        <w:rFonts w:eastAsia="黑体"/>
         <w:b/>
         <w:bCs/>
       </w:rPr>
@@ -5397,12 +5733,14 @@
     </w:tblStylePr>
     <w:tblStylePr w:type="firstCol">
       <w:rPr>
+        <w:rFonts w:eastAsia="黑体"/>
         <w:b/>
         <w:bCs/>
       </w:rPr>
     </w:tblStylePr>
     <w:tblStylePr w:type="lastCol">
       <w:rPr>
+        <w:rFonts w:eastAsia="黑体"/>
         <w:b/>
         <w:bCs/>
       </w:rPr>
@@ -5460,6 +5798,7 @@
         <w:spacing w:after="0" w:before="0" w:line="240" w:lineRule="auto"/>
       </w:pPr>
       <w:rPr>
+        <w:rFonts w:eastAsia="黑体"/>
         <w:b/>
         <w:bCs/>
         <w:color w:themeColor="background1" w:val="FFFFFF"/>
@@ -5474,6 +5813,7 @@
         <w:spacing w:after="0" w:before="0" w:line="240" w:lineRule="auto"/>
       </w:pPr>
       <w:rPr>
+        <w:rFonts w:eastAsia="黑体"/>
         <w:b/>
         <w:bCs/>
       </w:rPr>
@@ -5489,12 +5829,14 @@
     </w:tblStylePr>
     <w:tblStylePr w:type="firstCol">
       <w:rPr>
+        <w:rFonts w:eastAsia="黑体"/>
         <w:b/>
         <w:bCs/>
       </w:rPr>
     </w:tblStylePr>
     <w:tblStylePr w:type="lastCol">
       <w:rPr>
+        <w:rFonts w:eastAsia="黑体"/>
         <w:b/>
         <w:bCs/>
       </w:rPr>
@@ -5552,6 +5894,7 @@
         <w:spacing w:after="0" w:before="0" w:line="240" w:lineRule="auto"/>
       </w:pPr>
       <w:rPr>
+        <w:rFonts w:eastAsia="黑体"/>
         <w:b/>
         <w:bCs/>
         <w:color w:themeColor="background1" w:val="FFFFFF"/>
@@ -5566,6 +5909,7 @@
         <w:spacing w:after="0" w:before="0" w:line="240" w:lineRule="auto"/>
       </w:pPr>
       <w:rPr>
+        <w:rFonts w:eastAsia="黑体"/>
         <w:b/>
         <w:bCs/>
       </w:rPr>
@@ -5581,12 +5925,14 @@
     </w:tblStylePr>
     <w:tblStylePr w:type="firstCol">
       <w:rPr>
+        <w:rFonts w:eastAsia="黑体"/>
         <w:b/>
         <w:bCs/>
       </w:rPr>
     </w:tblStylePr>
     <w:tblStylePr w:type="lastCol">
       <w:rPr>
+        <w:rFonts w:eastAsia="黑体"/>
         <w:b/>
         <w:bCs/>
       </w:rPr>
@@ -5644,6 +5990,7 @@
         <w:spacing w:after="0" w:before="0" w:line="240" w:lineRule="auto"/>
       </w:pPr>
       <w:rPr>
+        <w:rFonts w:eastAsia="黑体"/>
         <w:b/>
         <w:bCs/>
         <w:color w:themeColor="background1" w:val="FFFFFF"/>
@@ -5658,6 +6005,7 @@
         <w:spacing w:after="0" w:before="0" w:line="240" w:lineRule="auto"/>
       </w:pPr>
       <w:rPr>
+        <w:rFonts w:eastAsia="黑体"/>
         <w:b/>
         <w:bCs/>
       </w:rPr>
@@ -5673,12 +6021,14 @@
     </w:tblStylePr>
     <w:tblStylePr w:type="firstCol">
       <w:rPr>
+        <w:rFonts w:eastAsia="黑体"/>
         <w:b/>
         <w:bCs/>
       </w:rPr>
     </w:tblStylePr>
     <w:tblStylePr w:type="lastCol">
       <w:rPr>
+        <w:rFonts w:eastAsia="黑体"/>
         <w:b/>
         <w:bCs/>
       </w:rPr>
@@ -5736,6 +6086,7 @@
         <w:spacing w:after="0" w:before="0" w:line="240" w:lineRule="auto"/>
       </w:pPr>
       <w:rPr>
+        <w:rFonts w:eastAsia="黑体"/>
         <w:b/>
         <w:bCs/>
         <w:color w:themeColor="background1" w:val="FFFFFF"/>
@@ -5750,6 +6101,7 @@
         <w:spacing w:after="0" w:before="0" w:line="240" w:lineRule="auto"/>
       </w:pPr>
       <w:rPr>
+        <w:rFonts w:eastAsia="黑体"/>
         <w:b/>
         <w:bCs/>
       </w:rPr>
@@ -5765,12 +6117,14 @@
     </w:tblStylePr>
     <w:tblStylePr w:type="firstCol">
       <w:rPr>
+        <w:rFonts w:eastAsia="黑体"/>
         <w:b/>
         <w:bCs/>
       </w:rPr>
     </w:tblStylePr>
     <w:tblStylePr w:type="lastCol">
       <w:rPr>
+        <w:rFonts w:eastAsia="黑体"/>
         <w:b/>
         <w:bCs/>
       </w:rPr>
@@ -5828,6 +6182,7 @@
         <w:spacing w:after="0" w:before="0" w:line="240" w:lineRule="auto"/>
       </w:pPr>
       <w:rPr>
+        <w:rFonts w:eastAsia="黑体"/>
         <w:b/>
         <w:bCs/>
         <w:color w:themeColor="background1" w:val="FFFFFF"/>
@@ -5842,6 +6197,7 @@
         <w:spacing w:after="0" w:before="0" w:line="240" w:lineRule="auto"/>
       </w:pPr>
       <w:rPr>
+        <w:rFonts w:eastAsia="黑体"/>
         <w:b/>
         <w:bCs/>
       </w:rPr>
@@ -5857,12 +6213,14 @@
     </w:tblStylePr>
     <w:tblStylePr w:type="firstCol">
       <w:rPr>
+        <w:rFonts w:eastAsia="黑体"/>
         <w:b/>
         <w:bCs/>
       </w:rPr>
     </w:tblStylePr>
     <w:tblStylePr w:type="lastCol">
       <w:rPr>
+        <w:rFonts w:eastAsia="黑体"/>
         <w:b/>
         <w:bCs/>
       </w:rPr>
@@ -5920,6 +6278,7 @@
         <w:spacing w:after="0" w:before="0" w:line="240" w:lineRule="auto"/>
       </w:pPr>
       <w:rPr>
+        <w:rFonts w:eastAsia="黑体"/>
         <w:b/>
         <w:bCs/>
         <w:color w:themeColor="background1" w:val="FFFFFF"/>
@@ -5934,6 +6293,7 @@
         <w:spacing w:after="0" w:before="0" w:line="240" w:lineRule="auto"/>
       </w:pPr>
       <w:rPr>
+        <w:rFonts w:eastAsia="黑体"/>
         <w:b/>
         <w:bCs/>
       </w:rPr>
@@ -5949,12 +6309,14 @@
     </w:tblStylePr>
     <w:tblStylePr w:type="firstCol">
       <w:rPr>
+        <w:rFonts w:eastAsia="黑体"/>
         <w:b/>
         <w:bCs/>
       </w:rPr>
     </w:tblStylePr>
     <w:tblStylePr w:type="lastCol">
       <w:rPr>
+        <w:rFonts w:eastAsia="黑体"/>
         <w:b/>
         <w:bCs/>
       </w:rPr>
@@ -6014,7 +6376,7 @@
         <w:spacing w:after="0" w:before="0" w:line="240" w:lineRule="auto"/>
       </w:pPr>
       <w:rPr>
-        <w:rFonts w:asciiTheme="majorHAnsi" w:cstheme="majorBidi" w:eastAsiaTheme="majorEastAsia" w:hAnsiTheme="majorHAnsi"/>
+        <w:rFonts w:asciiTheme="majorHAnsi" w:cstheme="majorBidi" w:hAnsiTheme="majorHAnsi" w:eastAsia="黑体"/>
         <w:b/>
         <w:bCs/>
       </w:rPr>
@@ -6035,7 +6397,7 @@
         <w:spacing w:after="0" w:before="0" w:line="240" w:lineRule="auto"/>
       </w:pPr>
       <w:rPr>
-        <w:rFonts w:asciiTheme="majorHAnsi" w:cstheme="majorBidi" w:eastAsiaTheme="majorEastAsia" w:hAnsiTheme="majorHAnsi"/>
+        <w:rFonts w:asciiTheme="majorHAnsi" w:cstheme="majorBidi" w:hAnsiTheme="majorHAnsi" w:eastAsia="黑体"/>
         <w:b/>
         <w:bCs/>
       </w:rPr>
@@ -6053,14 +6415,14 @@
     </w:tblStylePr>
     <w:tblStylePr w:type="firstCol">
       <w:rPr>
-        <w:rFonts w:asciiTheme="majorHAnsi" w:cstheme="majorBidi" w:eastAsiaTheme="majorEastAsia" w:hAnsiTheme="majorHAnsi"/>
+        <w:rFonts w:asciiTheme="majorHAnsi" w:cstheme="majorBidi" w:hAnsiTheme="majorHAnsi" w:eastAsia="黑体"/>
         <w:b/>
         <w:bCs/>
       </w:rPr>
     </w:tblStylePr>
     <w:tblStylePr w:type="lastCol">
       <w:rPr>
-        <w:rFonts w:asciiTheme="majorHAnsi" w:cstheme="majorBidi" w:eastAsiaTheme="majorEastAsia" w:hAnsiTheme="majorHAnsi"/>
+        <w:rFonts w:asciiTheme="majorHAnsi" w:cstheme="majorBidi" w:hAnsiTheme="majorHAnsi" w:eastAsia="黑体"/>
         <w:b/>
         <w:bCs/>
       </w:rPr>
@@ -6144,7 +6506,7 @@
         <w:spacing w:after="0" w:before="0" w:line="240" w:lineRule="auto"/>
       </w:pPr>
       <w:rPr>
-        <w:rFonts w:asciiTheme="majorHAnsi" w:cstheme="majorBidi" w:eastAsiaTheme="majorEastAsia" w:hAnsiTheme="majorHAnsi"/>
+        <w:rFonts w:asciiTheme="majorHAnsi" w:cstheme="majorBidi" w:hAnsiTheme="majorHAnsi" w:eastAsia="黑体"/>
         <w:b/>
         <w:bCs/>
       </w:rPr>
@@ -6165,7 +6527,7 @@
         <w:spacing w:after="0" w:before="0" w:line="240" w:lineRule="auto"/>
       </w:pPr>
       <w:rPr>
-        <w:rFonts w:asciiTheme="majorHAnsi" w:cstheme="majorBidi" w:eastAsiaTheme="majorEastAsia" w:hAnsiTheme="majorHAnsi"/>
+        <w:rFonts w:asciiTheme="majorHAnsi" w:cstheme="majorBidi" w:hAnsiTheme="majorHAnsi" w:eastAsia="黑体"/>
         <w:b/>
         <w:bCs/>
       </w:rPr>
@@ -6183,14 +6545,14 @@
     </w:tblStylePr>
     <w:tblStylePr w:type="firstCol">
       <w:rPr>
-        <w:rFonts w:asciiTheme="majorHAnsi" w:cstheme="majorBidi" w:eastAsiaTheme="majorEastAsia" w:hAnsiTheme="majorHAnsi"/>
+        <w:rFonts w:asciiTheme="majorHAnsi" w:cstheme="majorBidi" w:hAnsiTheme="majorHAnsi" w:eastAsia="黑体"/>
         <w:b/>
         <w:bCs/>
       </w:rPr>
     </w:tblStylePr>
     <w:tblStylePr w:type="lastCol">
       <w:rPr>
-        <w:rFonts w:asciiTheme="majorHAnsi" w:cstheme="majorBidi" w:eastAsiaTheme="majorEastAsia" w:hAnsiTheme="majorHAnsi"/>
+        <w:rFonts w:asciiTheme="majorHAnsi" w:cstheme="majorBidi" w:hAnsiTheme="majorHAnsi" w:eastAsia="黑体"/>
         <w:b/>
         <w:bCs/>
       </w:rPr>
@@ -6274,7 +6636,7 @@
         <w:spacing w:after="0" w:before="0" w:line="240" w:lineRule="auto"/>
       </w:pPr>
       <w:rPr>
-        <w:rFonts w:asciiTheme="majorHAnsi" w:cstheme="majorBidi" w:eastAsiaTheme="majorEastAsia" w:hAnsiTheme="majorHAnsi"/>
+        <w:rFonts w:asciiTheme="majorHAnsi" w:cstheme="majorBidi" w:hAnsiTheme="majorHAnsi" w:eastAsia="黑体"/>
         <w:b/>
         <w:bCs/>
       </w:rPr>
@@ -6295,7 +6657,7 @@
         <w:spacing w:after="0" w:before="0" w:line="240" w:lineRule="auto"/>
       </w:pPr>
       <w:rPr>
-        <w:rFonts w:asciiTheme="majorHAnsi" w:cstheme="majorBidi" w:eastAsiaTheme="majorEastAsia" w:hAnsiTheme="majorHAnsi"/>
+        <w:rFonts w:asciiTheme="majorHAnsi" w:cstheme="majorBidi" w:hAnsiTheme="majorHAnsi" w:eastAsia="黑体"/>
         <w:b/>
         <w:bCs/>
       </w:rPr>
@@ -6313,14 +6675,14 @@
     </w:tblStylePr>
     <w:tblStylePr w:type="firstCol">
       <w:rPr>
-        <w:rFonts w:asciiTheme="majorHAnsi" w:cstheme="majorBidi" w:eastAsiaTheme="majorEastAsia" w:hAnsiTheme="majorHAnsi"/>
+        <w:rFonts w:asciiTheme="majorHAnsi" w:cstheme="majorBidi" w:hAnsiTheme="majorHAnsi" w:eastAsia="黑体"/>
         <w:b/>
         <w:bCs/>
       </w:rPr>
     </w:tblStylePr>
     <w:tblStylePr w:type="lastCol">
       <w:rPr>
-        <w:rFonts w:asciiTheme="majorHAnsi" w:cstheme="majorBidi" w:eastAsiaTheme="majorEastAsia" w:hAnsiTheme="majorHAnsi"/>
+        <w:rFonts w:asciiTheme="majorHAnsi" w:cstheme="majorBidi" w:hAnsiTheme="majorHAnsi" w:eastAsia="黑体"/>
         <w:b/>
         <w:bCs/>
       </w:rPr>
@@ -6404,7 +6766,7 @@
         <w:spacing w:after="0" w:before="0" w:line="240" w:lineRule="auto"/>
       </w:pPr>
       <w:rPr>
-        <w:rFonts w:asciiTheme="majorHAnsi" w:cstheme="majorBidi" w:eastAsiaTheme="majorEastAsia" w:hAnsiTheme="majorHAnsi"/>
+        <w:rFonts w:asciiTheme="majorHAnsi" w:cstheme="majorBidi" w:hAnsiTheme="majorHAnsi" w:eastAsia="黑体"/>
         <w:b/>
         <w:bCs/>
       </w:rPr>
@@ -6425,7 +6787,7 @@
         <w:spacing w:after="0" w:before="0" w:line="240" w:lineRule="auto"/>
       </w:pPr>
       <w:rPr>
-        <w:rFonts w:asciiTheme="majorHAnsi" w:cstheme="majorBidi" w:eastAsiaTheme="majorEastAsia" w:hAnsiTheme="majorHAnsi"/>
+        <w:rFonts w:asciiTheme="majorHAnsi" w:cstheme="majorBidi" w:hAnsiTheme="majorHAnsi" w:eastAsia="黑体"/>
         <w:b/>
         <w:bCs/>
       </w:rPr>
@@ -6443,14 +6805,14 @@
     </w:tblStylePr>
     <w:tblStylePr w:type="firstCol">
       <w:rPr>
-        <w:rFonts w:asciiTheme="majorHAnsi" w:cstheme="majorBidi" w:eastAsiaTheme="majorEastAsia" w:hAnsiTheme="majorHAnsi"/>
+        <w:rFonts w:asciiTheme="majorHAnsi" w:cstheme="majorBidi" w:hAnsiTheme="majorHAnsi" w:eastAsia="黑体"/>
         <w:b/>
         <w:bCs/>
       </w:rPr>
     </w:tblStylePr>
     <w:tblStylePr w:type="lastCol">
       <w:rPr>
-        <w:rFonts w:asciiTheme="majorHAnsi" w:cstheme="majorBidi" w:eastAsiaTheme="majorEastAsia" w:hAnsiTheme="majorHAnsi"/>
+        <w:rFonts w:asciiTheme="majorHAnsi" w:cstheme="majorBidi" w:hAnsiTheme="majorHAnsi" w:eastAsia="黑体"/>
         <w:b/>
         <w:bCs/>
       </w:rPr>
@@ -6534,7 +6896,7 @@
         <w:spacing w:after="0" w:before="0" w:line="240" w:lineRule="auto"/>
       </w:pPr>
       <w:rPr>
-        <w:rFonts w:asciiTheme="majorHAnsi" w:cstheme="majorBidi" w:eastAsiaTheme="majorEastAsia" w:hAnsiTheme="majorHAnsi"/>
+        <w:rFonts w:asciiTheme="majorHAnsi" w:cstheme="majorBidi" w:hAnsiTheme="majorHAnsi" w:eastAsia="黑体"/>
         <w:b/>
         <w:bCs/>
       </w:rPr>
@@ -6555,7 +6917,7 @@
         <w:spacing w:after="0" w:before="0" w:line="240" w:lineRule="auto"/>
       </w:pPr>
       <w:rPr>
-        <w:rFonts w:asciiTheme="majorHAnsi" w:cstheme="majorBidi" w:eastAsiaTheme="majorEastAsia" w:hAnsiTheme="majorHAnsi"/>
+        <w:rFonts w:asciiTheme="majorHAnsi" w:cstheme="majorBidi" w:hAnsiTheme="majorHAnsi" w:eastAsia="黑体"/>
         <w:b/>
         <w:bCs/>
       </w:rPr>
@@ -6573,14 +6935,14 @@
     </w:tblStylePr>
     <w:tblStylePr w:type="firstCol">
       <w:rPr>
-        <w:rFonts w:asciiTheme="majorHAnsi" w:cstheme="majorBidi" w:eastAsiaTheme="majorEastAsia" w:hAnsiTheme="majorHAnsi"/>
+        <w:rFonts w:asciiTheme="majorHAnsi" w:cstheme="majorBidi" w:hAnsiTheme="majorHAnsi" w:eastAsia="黑体"/>
         <w:b/>
         <w:bCs/>
       </w:rPr>
     </w:tblStylePr>
     <w:tblStylePr w:type="lastCol">
       <w:rPr>
-        <w:rFonts w:asciiTheme="majorHAnsi" w:cstheme="majorBidi" w:eastAsiaTheme="majorEastAsia" w:hAnsiTheme="majorHAnsi"/>
+        <w:rFonts w:asciiTheme="majorHAnsi" w:cstheme="majorBidi" w:hAnsiTheme="majorHAnsi" w:eastAsia="黑体"/>
         <w:b/>
         <w:bCs/>
       </w:rPr>
@@ -6664,7 +7026,7 @@
         <w:spacing w:after="0" w:before="0" w:line="240" w:lineRule="auto"/>
       </w:pPr>
       <w:rPr>
-        <w:rFonts w:asciiTheme="majorHAnsi" w:cstheme="majorBidi" w:eastAsiaTheme="majorEastAsia" w:hAnsiTheme="majorHAnsi"/>
+        <w:rFonts w:asciiTheme="majorHAnsi" w:cstheme="majorBidi" w:hAnsiTheme="majorHAnsi" w:eastAsia="黑体"/>
         <w:b/>
         <w:bCs/>
       </w:rPr>
@@ -6685,7 +7047,7 @@
         <w:spacing w:after="0" w:before="0" w:line="240" w:lineRule="auto"/>
       </w:pPr>
       <w:rPr>
-        <w:rFonts w:asciiTheme="majorHAnsi" w:cstheme="majorBidi" w:eastAsiaTheme="majorEastAsia" w:hAnsiTheme="majorHAnsi"/>
+        <w:rFonts w:asciiTheme="majorHAnsi" w:cstheme="majorBidi" w:hAnsiTheme="majorHAnsi" w:eastAsia="黑体"/>
         <w:b/>
         <w:bCs/>
       </w:rPr>
@@ -6703,14 +7065,14 @@
     </w:tblStylePr>
     <w:tblStylePr w:type="firstCol">
       <w:rPr>
-        <w:rFonts w:asciiTheme="majorHAnsi" w:cstheme="majorBidi" w:eastAsiaTheme="majorEastAsia" w:hAnsiTheme="majorHAnsi"/>
+        <w:rFonts w:asciiTheme="majorHAnsi" w:cstheme="majorBidi" w:hAnsiTheme="majorHAnsi" w:eastAsia="黑体"/>
         <w:b/>
         <w:bCs/>
       </w:rPr>
     </w:tblStylePr>
     <w:tblStylePr w:type="lastCol">
       <w:rPr>
-        <w:rFonts w:asciiTheme="majorHAnsi" w:cstheme="majorBidi" w:eastAsiaTheme="majorEastAsia" w:hAnsiTheme="majorHAnsi"/>
+        <w:rFonts w:asciiTheme="majorHAnsi" w:cstheme="majorBidi" w:hAnsiTheme="majorHAnsi" w:eastAsia="黑体"/>
         <w:b/>
         <w:bCs/>
       </w:rPr>
@@ -6794,7 +7156,7 @@
         <w:spacing w:after="0" w:before="0" w:line="240" w:lineRule="auto"/>
       </w:pPr>
       <w:rPr>
-        <w:rFonts w:asciiTheme="majorHAnsi" w:cstheme="majorBidi" w:eastAsiaTheme="majorEastAsia" w:hAnsiTheme="majorHAnsi"/>
+        <w:rFonts w:asciiTheme="majorHAnsi" w:cstheme="majorBidi" w:hAnsiTheme="majorHAnsi" w:eastAsia="黑体"/>
         <w:b/>
         <w:bCs/>
       </w:rPr>
@@ -6815,7 +7177,7 @@
         <w:spacing w:after="0" w:before="0" w:line="240" w:lineRule="auto"/>
       </w:pPr>
       <w:rPr>
-        <w:rFonts w:asciiTheme="majorHAnsi" w:cstheme="majorBidi" w:eastAsiaTheme="majorEastAsia" w:hAnsiTheme="majorHAnsi"/>
+        <w:rFonts w:asciiTheme="majorHAnsi" w:cstheme="majorBidi" w:hAnsiTheme="majorHAnsi" w:eastAsia="黑体"/>
         <w:b/>
         <w:bCs/>
       </w:rPr>
@@ -6833,14 +7195,14 @@
     </w:tblStylePr>
     <w:tblStylePr w:type="firstCol">
       <w:rPr>
-        <w:rFonts w:asciiTheme="majorHAnsi" w:cstheme="majorBidi" w:eastAsiaTheme="majorEastAsia" w:hAnsiTheme="majorHAnsi"/>
+        <w:rFonts w:asciiTheme="majorHAnsi" w:cstheme="majorBidi" w:hAnsiTheme="majorHAnsi" w:eastAsia="黑体"/>
         <w:b/>
         <w:bCs/>
       </w:rPr>
     </w:tblStylePr>
     <w:tblStylePr w:type="lastCol">
       <w:rPr>
-        <w:rFonts w:asciiTheme="majorHAnsi" w:cstheme="majorBidi" w:eastAsiaTheme="majorEastAsia" w:hAnsiTheme="majorHAnsi"/>
+        <w:rFonts w:asciiTheme="majorHAnsi" w:cstheme="majorBidi" w:hAnsiTheme="majorHAnsi" w:eastAsia="黑体"/>
         <w:b/>
         <w:bCs/>
       </w:rPr>
@@ -6923,6 +7285,7 @@
         <w:spacing w:after="0" w:before="0" w:line="240" w:lineRule="auto"/>
       </w:pPr>
       <w:rPr>
+        <w:rFonts w:eastAsia="黑体"/>
         <w:b/>
         <w:bCs/>
         <w:color w:themeColor="background1" w:val="FFFFFF"/>
@@ -6945,6 +7308,7 @@
         <w:spacing w:after="0" w:before="0" w:line="240" w:lineRule="auto"/>
       </w:pPr>
       <w:rPr>
+        <w:rFonts w:eastAsia="黑体"/>
         <w:b/>
         <w:bCs/>
       </w:rPr>
@@ -6962,12 +7326,14 @@
     </w:tblStylePr>
     <w:tblStylePr w:type="firstCol">
       <w:rPr>
+        <w:rFonts w:eastAsia="黑体"/>
         <w:b/>
         <w:bCs/>
       </w:rPr>
     </w:tblStylePr>
     <w:tblStylePr w:type="lastCol">
       <w:rPr>
+        <w:rFonts w:eastAsia="黑体"/>
         <w:b/>
         <w:bCs/>
       </w:rPr>
@@ -7029,6 +7395,7 @@
         <w:spacing w:after="0" w:before="0" w:line="240" w:lineRule="auto"/>
       </w:pPr>
       <w:rPr>
+        <w:rFonts w:eastAsia="黑体"/>
         <w:b/>
         <w:bCs/>
         <w:color w:themeColor="background1" w:val="FFFFFF"/>
@@ -7051,6 +7418,7 @@
         <w:spacing w:after="0" w:before="0" w:line="240" w:lineRule="auto"/>
       </w:pPr>
       <w:rPr>
+        <w:rFonts w:eastAsia="黑体"/>
         <w:b/>
         <w:bCs/>
       </w:rPr>
@@ -7068,12 +7436,14 @@
     </w:tblStylePr>
     <w:tblStylePr w:type="firstCol">
       <w:rPr>
+        <w:rFonts w:eastAsia="黑体"/>
         <w:b/>
         <w:bCs/>
       </w:rPr>
     </w:tblStylePr>
     <w:tblStylePr w:type="lastCol">
       <w:rPr>
+        <w:rFonts w:eastAsia="黑体"/>
         <w:b/>
         <w:bCs/>
       </w:rPr>
@@ -7135,6 +7505,7 @@
         <w:spacing w:after="0" w:before="0" w:line="240" w:lineRule="auto"/>
       </w:pPr>
       <w:rPr>
+        <w:rFonts w:eastAsia="黑体"/>
         <w:b/>
         <w:bCs/>
         <w:color w:themeColor="background1" w:val="FFFFFF"/>
@@ -7157,6 +7528,7 @@
         <w:spacing w:after="0" w:before="0" w:line="240" w:lineRule="auto"/>
       </w:pPr>
       <w:rPr>
+        <w:rFonts w:eastAsia="黑体"/>
         <w:b/>
         <w:bCs/>
       </w:rPr>
@@ -7174,12 +7546,14 @@
     </w:tblStylePr>
     <w:tblStylePr w:type="firstCol">
       <w:rPr>
+        <w:rFonts w:eastAsia="黑体"/>
         <w:b/>
         <w:bCs/>
       </w:rPr>
     </w:tblStylePr>
     <w:tblStylePr w:type="lastCol">
       <w:rPr>
+        <w:rFonts w:eastAsia="黑体"/>
         <w:b/>
         <w:bCs/>
       </w:rPr>
@@ -7241,6 +7615,7 @@
         <w:spacing w:after="0" w:before="0" w:line="240" w:lineRule="auto"/>
       </w:pPr>
       <w:rPr>
+        <w:rFonts w:eastAsia="黑体"/>
         <w:b/>
         <w:bCs/>
         <w:color w:themeColor="background1" w:val="FFFFFF"/>
@@ -7263,6 +7638,7 @@
         <w:spacing w:after="0" w:before="0" w:line="240" w:lineRule="auto"/>
       </w:pPr>
       <w:rPr>
+        <w:rFonts w:eastAsia="黑体"/>
         <w:b/>
         <w:bCs/>
       </w:rPr>
@@ -7280,12 +7656,14 @@
     </w:tblStylePr>
     <w:tblStylePr w:type="firstCol">
       <w:rPr>
+        <w:rFonts w:eastAsia="黑体"/>
         <w:b/>
         <w:bCs/>
       </w:rPr>
     </w:tblStylePr>
     <w:tblStylePr w:type="lastCol">
       <w:rPr>
+        <w:rFonts w:eastAsia="黑体"/>
         <w:b/>
         <w:bCs/>
       </w:rPr>
@@ -7347,6 +7725,7 @@
         <w:spacing w:after="0" w:before="0" w:line="240" w:lineRule="auto"/>
       </w:pPr>
       <w:rPr>
+        <w:rFonts w:eastAsia="黑体"/>
         <w:b/>
         <w:bCs/>
         <w:color w:themeColor="background1" w:val="FFFFFF"/>
@@ -7369,6 +7748,7 @@
         <w:spacing w:after="0" w:before="0" w:line="240" w:lineRule="auto"/>
       </w:pPr>
       <w:rPr>
+        <w:rFonts w:eastAsia="黑体"/>
         <w:b/>
         <w:bCs/>
       </w:rPr>
@@ -7386,12 +7766,14 @@
     </w:tblStylePr>
     <w:tblStylePr w:type="firstCol">
       <w:rPr>
+        <w:rFonts w:eastAsia="黑体"/>
         <w:b/>
         <w:bCs/>
       </w:rPr>
     </w:tblStylePr>
     <w:tblStylePr w:type="lastCol">
       <w:rPr>
+        <w:rFonts w:eastAsia="黑体"/>
         <w:b/>
         <w:bCs/>
       </w:rPr>
@@ -7453,6 +7835,7 @@
         <w:spacing w:after="0" w:before="0" w:line="240" w:lineRule="auto"/>
       </w:pPr>
       <w:rPr>
+        <w:rFonts w:eastAsia="黑体"/>
         <w:b/>
         <w:bCs/>
         <w:color w:themeColor="background1" w:val="FFFFFF"/>
@@ -7475,6 +7858,7 @@
         <w:spacing w:after="0" w:before="0" w:line="240" w:lineRule="auto"/>
       </w:pPr>
       <w:rPr>
+        <w:rFonts w:eastAsia="黑体"/>
         <w:b/>
         <w:bCs/>
       </w:rPr>
@@ -7492,12 +7876,14 @@
     </w:tblStylePr>
     <w:tblStylePr w:type="firstCol">
       <w:rPr>
+        <w:rFonts w:eastAsia="黑体"/>
         <w:b/>
         <w:bCs/>
       </w:rPr>
     </w:tblStylePr>
     <w:tblStylePr w:type="lastCol">
       <w:rPr>
+        <w:rFonts w:eastAsia="黑体"/>
         <w:b/>
         <w:bCs/>
       </w:rPr>
@@ -7559,6 +7945,7 @@
         <w:spacing w:after="0" w:before="0" w:line="240" w:lineRule="auto"/>
       </w:pPr>
       <w:rPr>
+        <w:rFonts w:eastAsia="黑体"/>
         <w:b/>
         <w:bCs/>
         <w:color w:themeColor="background1" w:val="FFFFFF"/>
@@ -7581,6 +7968,7 @@
         <w:spacing w:after="0" w:before="0" w:line="240" w:lineRule="auto"/>
       </w:pPr>
       <w:rPr>
+        <w:rFonts w:eastAsia="黑体"/>
         <w:b/>
         <w:bCs/>
       </w:rPr>
@@ -7598,12 +7986,14 @@
     </w:tblStylePr>
     <w:tblStylePr w:type="firstCol">
       <w:rPr>
+        <w:rFonts w:eastAsia="黑体"/>
         <w:b/>
         <w:bCs/>
       </w:rPr>
     </w:tblStylePr>
     <w:tblStylePr w:type="lastCol">
       <w:rPr>
+        <w:rFonts w:eastAsia="黑体"/>
         <w:b/>
         <w:bCs/>
       </w:rPr>
@@ -7662,6 +8052,7 @@
         <w:spacing w:after="0" w:before="0" w:line="240" w:lineRule="auto"/>
       </w:pPr>
       <w:rPr>
+        <w:rFonts w:eastAsia="黑体"/>
         <w:b/>
         <w:bCs/>
         <w:color w:themeColor="background1" w:val="FFFFFF"/>
@@ -7684,6 +8075,7 @@
         <w:spacing w:after="0" w:before="0" w:line="240" w:lineRule="auto"/>
       </w:pPr>
       <w:rPr>
+        <w:rFonts w:eastAsia="黑体"/>
         <w:color w:val="auto"/>
       </w:rPr>
       <w:tblPr/>
@@ -7701,6 +8093,7 @@
     </w:tblStylePr>
     <w:tblStylePr w:type="firstCol">
       <w:rPr>
+        <w:rFonts w:eastAsia="黑体"/>
         <w:b/>
         <w:bCs/>
         <w:color w:themeColor="background1" w:val="FFFFFF"/>
@@ -7720,6 +8113,7 @@
     </w:tblStylePr>
     <w:tblStylePr w:type="lastCol">
       <w:rPr>
+        <w:rFonts w:eastAsia="黑体"/>
         <w:b/>
         <w:bCs/>
         <w:color w:themeColor="background1" w:val="FFFFFF"/>
@@ -7768,6 +8162,7 @@
     </w:tblStylePr>
     <w:tblStylePr w:type="nwCell">
       <w:rPr>
+        <w:rFonts w:eastAsia="黑体"/>
         <w:color w:themeColor="background1" w:val="FFFFFF"/>
       </w:rPr>
       <w:tblPr/>
@@ -7811,6 +8206,7 @@
         <w:spacing w:after="0" w:before="0" w:line="240" w:lineRule="auto"/>
       </w:pPr>
       <w:rPr>
+        <w:rFonts w:eastAsia="黑体"/>
         <w:b/>
         <w:bCs/>
         <w:color w:themeColor="background1" w:val="FFFFFF"/>
@@ -7833,6 +8229,7 @@
         <w:spacing w:after="0" w:before="0" w:line="240" w:lineRule="auto"/>
       </w:pPr>
       <w:rPr>
+        <w:rFonts w:eastAsia="黑体"/>
         <w:color w:val="auto"/>
       </w:rPr>
       <w:tblPr/>
@@ -7850,6 +8247,7 @@
     </w:tblStylePr>
     <w:tblStylePr w:type="firstCol">
       <w:rPr>
+        <w:rFonts w:eastAsia="黑体"/>
         <w:b/>
         <w:bCs/>
         <w:color w:themeColor="background1" w:val="FFFFFF"/>
@@ -7869,6 +8267,7 @@
     </w:tblStylePr>
     <w:tblStylePr w:type="lastCol">
       <w:rPr>
+        <w:rFonts w:eastAsia="黑体"/>
         <w:b/>
         <w:bCs/>
         <w:color w:themeColor="background1" w:val="FFFFFF"/>
@@ -7917,6 +8316,7 @@
     </w:tblStylePr>
     <w:tblStylePr w:type="nwCell">
       <w:rPr>
+        <w:rFonts w:eastAsia="黑体"/>
         <w:color w:themeColor="background1" w:val="FFFFFF"/>
       </w:rPr>
       <w:tblPr/>
@@ -7960,6 +8360,7 @@
         <w:spacing w:after="0" w:before="0" w:line="240" w:lineRule="auto"/>
       </w:pPr>
       <w:rPr>
+        <w:rFonts w:eastAsia="黑体"/>
         <w:b/>
         <w:bCs/>
         <w:color w:themeColor="background1" w:val="FFFFFF"/>
@@ -7982,6 +8383,7 @@
         <w:spacing w:after="0" w:before="0" w:line="240" w:lineRule="auto"/>
       </w:pPr>
       <w:rPr>
+        <w:rFonts w:eastAsia="黑体"/>
         <w:color w:val="auto"/>
       </w:rPr>
       <w:tblPr/>
@@ -7999,6 +8401,7 @@
     </w:tblStylePr>
     <w:tblStylePr w:type="firstCol">
       <w:rPr>
+        <w:rFonts w:eastAsia="黑体"/>
         <w:b/>
         <w:bCs/>
         <w:color w:themeColor="background1" w:val="FFFFFF"/>
@@ -8018,6 +8421,7 @@
     </w:tblStylePr>
     <w:tblStylePr w:type="lastCol">
       <w:rPr>
+        <w:rFonts w:eastAsia="黑体"/>
         <w:b/>
         <w:bCs/>
         <w:color w:themeColor="background1" w:val="FFFFFF"/>
@@ -8066,6 +8470,7 @@
     </w:tblStylePr>
     <w:tblStylePr w:type="nwCell">
       <w:rPr>
+        <w:rFonts w:eastAsia="黑体"/>
         <w:color w:themeColor="background1" w:val="FFFFFF"/>
       </w:rPr>
       <w:tblPr/>
@@ -8109,6 +8514,7 @@
         <w:spacing w:after="0" w:before="0" w:line="240" w:lineRule="auto"/>
       </w:pPr>
       <w:rPr>
+        <w:rFonts w:eastAsia="黑体"/>
         <w:b/>
         <w:bCs/>
         <w:color w:themeColor="background1" w:val="FFFFFF"/>
@@ -8131,6 +8537,7 @@
         <w:spacing w:after="0" w:before="0" w:line="240" w:lineRule="auto"/>
       </w:pPr>
       <w:rPr>
+        <w:rFonts w:eastAsia="黑体"/>
         <w:color w:val="auto"/>
       </w:rPr>
       <w:tblPr/>
@@ -8148,6 +8555,7 @@
     </w:tblStylePr>
     <w:tblStylePr w:type="firstCol">
       <w:rPr>
+        <w:rFonts w:eastAsia="黑体"/>
         <w:b/>
         <w:bCs/>
         <w:color w:themeColor="background1" w:val="FFFFFF"/>
@@ -8167,6 +8575,7 @@
     </w:tblStylePr>
     <w:tblStylePr w:type="lastCol">
       <w:rPr>
+        <w:rFonts w:eastAsia="黑体"/>
         <w:b/>
         <w:bCs/>
         <w:color w:themeColor="background1" w:val="FFFFFF"/>
@@ -8215,6 +8624,7 @@
     </w:tblStylePr>
     <w:tblStylePr w:type="nwCell">
       <w:rPr>
+        <w:rFonts w:eastAsia="黑体"/>
         <w:color w:themeColor="background1" w:val="FFFFFF"/>
       </w:rPr>
       <w:tblPr/>
@@ -8258,6 +8668,7 @@
         <w:spacing w:after="0" w:before="0" w:line="240" w:lineRule="auto"/>
       </w:pPr>
       <w:rPr>
+        <w:rFonts w:eastAsia="黑体"/>
         <w:b/>
         <w:bCs/>
         <w:color w:themeColor="background1" w:val="FFFFFF"/>
@@ -8280,6 +8691,7 @@
         <w:spacing w:after="0" w:before="0" w:line="240" w:lineRule="auto"/>
       </w:pPr>
       <w:rPr>
+        <w:rFonts w:eastAsia="黑体"/>
         <w:color w:val="auto"/>
       </w:rPr>
       <w:tblPr/>
@@ -8297,6 +8709,7 @@
     </w:tblStylePr>
     <w:tblStylePr w:type="firstCol">
       <w:rPr>
+        <w:rFonts w:eastAsia="黑体"/>
         <w:b/>
         <w:bCs/>
         <w:color w:themeColor="background1" w:val="FFFFFF"/>
@@ -8316,6 +8729,7 @@
     </w:tblStylePr>
     <w:tblStylePr w:type="lastCol">
       <w:rPr>
+        <w:rFonts w:eastAsia="黑体"/>
         <w:b/>
         <w:bCs/>
         <w:color w:themeColor="background1" w:val="FFFFFF"/>
@@ -8364,6 +8778,7 @@
     </w:tblStylePr>
     <w:tblStylePr w:type="nwCell">
       <w:rPr>
+        <w:rFonts w:eastAsia="黑体"/>
         <w:color w:themeColor="background1" w:val="FFFFFF"/>
       </w:rPr>
       <w:tblPr/>
@@ -8407,6 +8822,7 @@
         <w:spacing w:after="0" w:before="0" w:line="240" w:lineRule="auto"/>
       </w:pPr>
       <w:rPr>
+        <w:rFonts w:eastAsia="黑体"/>
         <w:b/>
         <w:bCs/>
         <w:color w:themeColor="background1" w:val="FFFFFF"/>
@@ -8429,6 +8845,7 @@
         <w:spacing w:after="0" w:before="0" w:line="240" w:lineRule="auto"/>
       </w:pPr>
       <w:rPr>
+        <w:rFonts w:eastAsia="黑体"/>
         <w:color w:val="auto"/>
       </w:rPr>
       <w:tblPr/>
@@ -8446,6 +8863,7 @@
     </w:tblStylePr>
     <w:tblStylePr w:type="firstCol">
       <w:rPr>
+        <w:rFonts w:eastAsia="黑体"/>
         <w:b/>
         <w:bCs/>
         <w:color w:themeColor="background1" w:val="FFFFFF"/>
@@ -8465,6 +8883,7 @@
     </w:tblStylePr>
     <w:tblStylePr w:type="lastCol">
       <w:rPr>
+        <w:rFonts w:eastAsia="黑体"/>
         <w:b/>
         <w:bCs/>
         <w:color w:themeColor="background1" w:val="FFFFFF"/>
@@ -8513,6 +8932,7 @@
     </w:tblStylePr>
     <w:tblStylePr w:type="nwCell">
       <w:rPr>
+        <w:rFonts w:eastAsia="黑体"/>
         <w:color w:themeColor="background1" w:val="FFFFFF"/>
       </w:rPr>
       <w:tblPr/>
@@ -8556,6 +8976,7 @@
         <w:spacing w:after="0" w:before="0" w:line="240" w:lineRule="auto"/>
       </w:pPr>
       <w:rPr>
+        <w:rFonts w:eastAsia="黑体"/>
         <w:b/>
         <w:bCs/>
         <w:color w:themeColor="background1" w:val="FFFFFF"/>
@@ -8578,6 +8999,7 @@
         <w:spacing w:after="0" w:before="0" w:line="240" w:lineRule="auto"/>
       </w:pPr>
       <w:rPr>
+        <w:rFonts w:eastAsia="黑体"/>
         <w:color w:val="auto"/>
       </w:rPr>
       <w:tblPr/>
@@ -8595,6 +9017,7 @@
     </w:tblStylePr>
     <w:tblStylePr w:type="firstCol">
       <w:rPr>
+        <w:rFonts w:eastAsia="黑体"/>
         <w:b/>
         <w:bCs/>
         <w:color w:themeColor="background1" w:val="FFFFFF"/>
@@ -8614,6 +9037,7 @@
     </w:tblStylePr>
     <w:tblStylePr w:type="lastCol">
       <w:rPr>
+        <w:rFonts w:eastAsia="黑体"/>
         <w:b/>
         <w:bCs/>
         <w:color w:themeColor="background1" w:val="FFFFFF"/>
@@ -8662,6 +9086,7 @@
     </w:tblStylePr>
     <w:tblStylePr w:type="nwCell">
       <w:rPr>
+        <w:rFonts w:eastAsia="黑体"/>
         <w:color w:themeColor="background1" w:val="FFFFFF"/>
       </w:rPr>
       <w:tblPr/>
@@ -8686,6 +9111,7 @@
       <w:spacing w:after="0" w:line="240" w:lineRule="auto"/>
     </w:pPr>
     <w:rPr>
+      <w:rFonts w:eastAsia="黑体"/>
       <w:color w:themeColor="text1" w:val="000000"/>
     </w:rPr>
     <w:tblPr>
@@ -8705,7 +9131,7 @@
     </w:tblPr>
     <w:tblStylePr w:type="firstRow">
       <w:rPr>
-        <w:rFonts w:asciiTheme="majorHAnsi" w:cstheme="majorBidi" w:eastAsiaTheme="majorEastAsia" w:hAnsiTheme="majorHAnsi"/>
+        <w:rFonts w:asciiTheme="majorHAnsi" w:cstheme="majorBidi" w:hAnsiTheme="majorHAnsi" w:eastAsia="黑体"/>
       </w:rPr>
       <w:tblPr/>
       <w:tcPr>
@@ -8717,6 +9143,7 @@
     </w:tblStylePr>
     <w:tblStylePr w:type="lastRow">
       <w:rPr>
+        <w:rFonts w:eastAsia="黑体"/>
         <w:b/>
         <w:bCs/>
         <w:color w:themeColor="text2" w:val="1F497D"/>
@@ -8731,12 +9158,14 @@
     </w:tblStylePr>
     <w:tblStylePr w:type="firstCol">
       <w:rPr>
+        <w:rFonts w:eastAsia="黑体"/>
         <w:b/>
         <w:bCs/>
       </w:rPr>
     </w:tblStylePr>
     <w:tblStylePr w:type="lastCol">
       <w:rPr>
+        <w:rFonts w:eastAsia="黑体"/>
         <w:b/>
         <w:bCs/>
       </w:rPr>
@@ -8770,6 +9199,7 @@
       <w:spacing w:after="0" w:line="240" w:lineRule="auto"/>
     </w:pPr>
     <w:rPr>
+      <w:rFonts w:eastAsia="黑体"/>
       <w:color w:themeColor="text1" w:val="000000"/>
     </w:rPr>
     <w:tblPr>
@@ -8789,7 +9219,7 @@
     </w:tblPr>
     <w:tblStylePr w:type="firstRow">
       <w:rPr>
-        <w:rFonts w:asciiTheme="majorHAnsi" w:cstheme="majorBidi" w:eastAsiaTheme="majorEastAsia" w:hAnsiTheme="majorHAnsi"/>
+        <w:rFonts w:asciiTheme="majorHAnsi" w:cstheme="majorBidi" w:hAnsiTheme="majorHAnsi" w:eastAsia="黑体"/>
       </w:rPr>
       <w:tblPr/>
       <w:tcPr>
@@ -8801,6 +9231,7 @@
     </w:tblStylePr>
     <w:tblStylePr w:type="lastRow">
       <w:rPr>
+        <w:rFonts w:eastAsia="黑体"/>
         <w:b/>
         <w:bCs/>
         <w:color w:themeColor="text2" w:val="1F497D"/>
@@ -8815,12 +9246,14 @@
     </w:tblStylePr>
     <w:tblStylePr w:type="firstCol">
       <w:rPr>
+        <w:rFonts w:eastAsia="黑体"/>
         <w:b/>
         <w:bCs/>
       </w:rPr>
     </w:tblStylePr>
     <w:tblStylePr w:type="lastCol">
       <w:rPr>
+        <w:rFonts w:eastAsia="黑体"/>
         <w:b/>
         <w:bCs/>
       </w:rPr>
@@ -8854,6 +9287,7 @@
       <w:spacing w:after="0" w:line="240" w:lineRule="auto"/>
     </w:pPr>
     <w:rPr>
+      <w:rFonts w:eastAsia="黑体"/>
       <w:color w:themeColor="text1" w:val="000000"/>
     </w:rPr>
     <w:tblPr>
@@ -8873,7 +9307,7 @@
     </w:tblPr>
     <w:tblStylePr w:type="firstRow">
       <w:rPr>
-        <w:rFonts w:asciiTheme="majorHAnsi" w:cstheme="majorBidi" w:eastAsiaTheme="majorEastAsia" w:hAnsiTheme="majorHAnsi"/>
+        <w:rFonts w:asciiTheme="majorHAnsi" w:cstheme="majorBidi" w:hAnsiTheme="majorHAnsi" w:eastAsia="黑体"/>
       </w:rPr>
       <w:tblPr/>
       <w:tcPr>
@@ -8885,6 +9319,7 @@
     </w:tblStylePr>
     <w:tblStylePr w:type="lastRow">
       <w:rPr>
+        <w:rFonts w:eastAsia="黑体"/>
         <w:b/>
         <w:bCs/>
         <w:color w:themeColor="text2" w:val="1F497D"/>
@@ -8899,12 +9334,14 @@
     </w:tblStylePr>
     <w:tblStylePr w:type="firstCol">
       <w:rPr>
+        <w:rFonts w:eastAsia="黑体"/>
         <w:b/>
         <w:bCs/>
       </w:rPr>
     </w:tblStylePr>
     <w:tblStylePr w:type="lastCol">
       <w:rPr>
+        <w:rFonts w:eastAsia="黑体"/>
         <w:b/>
         <w:bCs/>
       </w:rPr>
@@ -8938,6 +9375,7 @@
       <w:spacing w:after="0" w:line="240" w:lineRule="auto"/>
     </w:pPr>
     <w:rPr>
+      <w:rFonts w:eastAsia="黑体"/>
       <w:color w:themeColor="text1" w:val="000000"/>
     </w:rPr>
     <w:tblPr>
@@ -8957,7 +9395,7 @@
     </w:tblPr>
     <w:tblStylePr w:type="firstRow">
       <w:rPr>
-        <w:rFonts w:asciiTheme="majorHAnsi" w:cstheme="majorBidi" w:eastAsiaTheme="majorEastAsia" w:hAnsiTheme="majorHAnsi"/>
+        <w:rFonts w:asciiTheme="majorHAnsi" w:cstheme="majorBidi" w:hAnsiTheme="majorHAnsi" w:eastAsia="黑体"/>
       </w:rPr>
       <w:tblPr/>
       <w:tcPr>
@@ -8969,6 +9407,7 @@
     </w:tblStylePr>
     <w:tblStylePr w:type="lastRow">
       <w:rPr>
+        <w:rFonts w:eastAsia="黑体"/>
         <w:b/>
         <w:bCs/>
         <w:color w:themeColor="text2" w:val="1F497D"/>
@@ -8983,12 +9422,14 @@
     </w:tblStylePr>
     <w:tblStylePr w:type="firstCol">
       <w:rPr>
+        <w:rFonts w:eastAsia="黑体"/>
         <w:b/>
         <w:bCs/>
       </w:rPr>
     </w:tblStylePr>
     <w:tblStylePr w:type="lastCol">
       <w:rPr>
+        <w:rFonts w:eastAsia="黑体"/>
         <w:b/>
         <w:bCs/>
       </w:rPr>
@@ -9022,6 +9463,7 @@
       <w:spacing w:after="0" w:line="240" w:lineRule="auto"/>
     </w:pPr>
     <w:rPr>
+      <w:rFonts w:eastAsia="黑体"/>
       <w:color w:themeColor="text1" w:val="000000"/>
     </w:rPr>
     <w:tblPr>
@@ -9041,7 +9483,7 @@
     </w:tblPr>
     <w:tblStylePr w:type="firstRow">
       <w:rPr>
-        <w:rFonts w:asciiTheme="majorHAnsi" w:cstheme="majorBidi" w:eastAsiaTheme="majorEastAsia" w:hAnsiTheme="majorHAnsi"/>
+        <w:rFonts w:asciiTheme="majorHAnsi" w:cstheme="majorBidi" w:hAnsiTheme="majorHAnsi" w:eastAsia="黑体"/>
       </w:rPr>
       <w:tblPr/>
       <w:tcPr>
@@ -9053,6 +9495,7 @@
     </w:tblStylePr>
     <w:tblStylePr w:type="lastRow">
       <w:rPr>
+        <w:rFonts w:eastAsia="黑体"/>
         <w:b/>
         <w:bCs/>
         <w:color w:themeColor="text2" w:val="1F497D"/>
@@ -9067,12 +9510,14 @@
     </w:tblStylePr>
     <w:tblStylePr w:type="firstCol">
       <w:rPr>
+        <w:rFonts w:eastAsia="黑体"/>
         <w:b/>
         <w:bCs/>
       </w:rPr>
     </w:tblStylePr>
     <w:tblStylePr w:type="lastCol">
       <w:rPr>
+        <w:rFonts w:eastAsia="黑体"/>
         <w:b/>
         <w:bCs/>
       </w:rPr>
@@ -9106,6 +9551,7 @@
       <w:spacing w:after="0" w:line="240" w:lineRule="auto"/>
     </w:pPr>
     <w:rPr>
+      <w:rFonts w:eastAsia="黑体"/>
       <w:color w:themeColor="text1" w:val="000000"/>
     </w:rPr>
     <w:tblPr>
@@ -9125,7 +9571,7 @@
     </w:tblPr>
     <w:tblStylePr w:type="firstRow">
       <w:rPr>
-        <w:rFonts w:asciiTheme="majorHAnsi" w:cstheme="majorBidi" w:eastAsiaTheme="majorEastAsia" w:hAnsiTheme="majorHAnsi"/>
+        <w:rFonts w:asciiTheme="majorHAnsi" w:cstheme="majorBidi" w:hAnsiTheme="majorHAnsi" w:eastAsia="黑体"/>
       </w:rPr>
       <w:tblPr/>
       <w:tcPr>
@@ -9137,6 +9583,7 @@
     </w:tblStylePr>
     <w:tblStylePr w:type="lastRow">
       <w:rPr>
+        <w:rFonts w:eastAsia="黑体"/>
         <w:b/>
         <w:bCs/>
         <w:color w:themeColor="text2" w:val="1F497D"/>
@@ -9151,12 +9598,14 @@
     </w:tblStylePr>
     <w:tblStylePr w:type="firstCol">
       <w:rPr>
+        <w:rFonts w:eastAsia="黑体"/>
         <w:b/>
         <w:bCs/>
       </w:rPr>
     </w:tblStylePr>
     <w:tblStylePr w:type="lastCol">
       <w:rPr>
+        <w:rFonts w:eastAsia="黑体"/>
         <w:b/>
         <w:bCs/>
       </w:rPr>
@@ -9190,6 +9639,7 @@
       <w:spacing w:after="0" w:line="240" w:lineRule="auto"/>
     </w:pPr>
     <w:rPr>
+      <w:rFonts w:eastAsia="黑体"/>
       <w:color w:themeColor="text1" w:val="000000"/>
     </w:rPr>
     <w:tblPr>
@@ -9209,7 +9659,7 @@
     </w:tblPr>
     <w:tblStylePr w:type="firstRow">
       <w:rPr>
-        <w:rFonts w:asciiTheme="majorHAnsi" w:cstheme="majorBidi" w:eastAsiaTheme="majorEastAsia" w:hAnsiTheme="majorHAnsi"/>
+        <w:rFonts w:asciiTheme="majorHAnsi" w:cstheme="majorBidi" w:hAnsiTheme="majorHAnsi" w:eastAsia="黑体"/>
       </w:rPr>
       <w:tblPr/>
       <w:tcPr>
@@ -9221,6 +9671,7 @@
     </w:tblStylePr>
     <w:tblStylePr w:type="lastRow">
       <w:rPr>
+        <w:rFonts w:eastAsia="黑体"/>
         <w:b/>
         <w:bCs/>
         <w:color w:themeColor="text2" w:val="1F497D"/>
@@ -9235,12 +9686,14 @@
     </w:tblStylePr>
     <w:tblStylePr w:type="firstCol">
       <w:rPr>
+        <w:rFonts w:eastAsia="黑体"/>
         <w:b/>
         <w:bCs/>
       </w:rPr>
     </w:tblStylePr>
     <w:tblStylePr w:type="lastCol">
       <w:rPr>
+        <w:rFonts w:eastAsia="黑体"/>
         <w:b/>
         <w:bCs/>
       </w:rPr>
@@ -9274,7 +9727,7 @@
       <w:spacing w:after="0" w:line="240" w:lineRule="auto"/>
     </w:pPr>
     <w:rPr>
-      <w:rFonts w:asciiTheme="majorHAnsi" w:cstheme="majorBidi" w:eastAsiaTheme="majorEastAsia" w:hAnsiTheme="majorHAnsi"/>
+      <w:rFonts w:asciiTheme="majorHAnsi" w:cstheme="majorBidi" w:hAnsiTheme="majorHAnsi" w:eastAsia="黑体"/>
       <w:color w:themeColor="text1" w:val="000000"/>
     </w:rPr>
     <w:tblPr>
@@ -9296,6 +9749,7 @@
     </w:tblPr>
     <w:tblStylePr w:type="firstRow">
       <w:rPr>
+        <w:rFonts w:eastAsia="黑体"/>
         <w:sz w:val="24"/>
         <w:szCs w:val="24"/>
       </w:rPr>
@@ -9402,7 +9856,7 @@
       <w:spacing w:after="0" w:line="240" w:lineRule="auto"/>
     </w:pPr>
     <w:rPr>
-      <w:rFonts w:asciiTheme="majorHAnsi" w:cstheme="majorBidi" w:eastAsiaTheme="majorEastAsia" w:hAnsiTheme="majorHAnsi"/>
+      <w:rFonts w:asciiTheme="majorHAnsi" w:cstheme="majorBidi" w:hAnsiTheme="majorHAnsi" w:eastAsia="黑体"/>
       <w:color w:themeColor="text1" w:val="000000"/>
     </w:rPr>
     <w:tblPr>
@@ -9424,6 +9878,7 @@
     </w:tblPr>
     <w:tblStylePr w:type="firstRow">
       <w:rPr>
+        <w:rFonts w:eastAsia="黑体"/>
         <w:sz w:val="24"/>
         <w:szCs w:val="24"/>
       </w:rPr>
@@ -9530,7 +9985,7 @@
       <w:spacing w:after="0" w:line="240" w:lineRule="auto"/>
     </w:pPr>
     <w:rPr>
-      <w:rFonts w:asciiTheme="majorHAnsi" w:cstheme="majorBidi" w:eastAsiaTheme="majorEastAsia" w:hAnsiTheme="majorHAnsi"/>
+      <w:rFonts w:asciiTheme="majorHAnsi" w:cstheme="majorBidi" w:hAnsiTheme="majorHAnsi" w:eastAsia="黑体"/>
       <w:color w:themeColor="text1" w:val="000000"/>
     </w:rPr>
     <w:tblPr>
@@ -9552,6 +10007,7 @@
     </w:tblPr>
     <w:tblStylePr w:type="firstRow">
       <w:rPr>
+        <w:rFonts w:eastAsia="黑体"/>
         <w:sz w:val="24"/>
         <w:szCs w:val="24"/>
       </w:rPr>
@@ -9658,7 +10114,7 @@
       <w:spacing w:after="0" w:line="240" w:lineRule="auto"/>
     </w:pPr>
     <w:rPr>
-      <w:rFonts w:asciiTheme="majorHAnsi" w:cstheme="majorBidi" w:eastAsiaTheme="majorEastAsia" w:hAnsiTheme="majorHAnsi"/>
+      <w:rFonts w:asciiTheme="majorHAnsi" w:cstheme="majorBidi" w:hAnsiTheme="majorHAnsi" w:eastAsia="黑体"/>
       <w:color w:themeColor="text1" w:val="000000"/>
     </w:rPr>
     <w:tblPr>
@@ -9680,6 +10136,7 @@
     </w:tblPr>
     <w:tblStylePr w:type="firstRow">
       <w:rPr>
+        <w:rFonts w:eastAsia="黑体"/>
         <w:sz w:val="24"/>
         <w:szCs w:val="24"/>
       </w:rPr>
@@ -9786,7 +10243,7 @@
       <w:spacing w:after="0" w:line="240" w:lineRule="auto"/>
     </w:pPr>
     <w:rPr>
-      <w:rFonts w:asciiTheme="majorHAnsi" w:cstheme="majorBidi" w:eastAsiaTheme="majorEastAsia" w:hAnsiTheme="majorHAnsi"/>
+      <w:rFonts w:asciiTheme="majorHAnsi" w:cstheme="majorBidi" w:hAnsiTheme="majorHAnsi" w:eastAsia="黑体"/>
       <w:color w:themeColor="text1" w:val="000000"/>
     </w:rPr>
     <w:tblPr>
@@ -9808,6 +10265,7 @@
     </w:tblPr>
     <w:tblStylePr w:type="firstRow">
       <w:rPr>
+        <w:rFonts w:eastAsia="黑体"/>
         <w:sz w:val="24"/>
         <w:szCs w:val="24"/>
       </w:rPr>
@@ -9914,7 +10372,7 @@
       <w:spacing w:after="0" w:line="240" w:lineRule="auto"/>
     </w:pPr>
     <w:rPr>
-      <w:rFonts w:asciiTheme="majorHAnsi" w:cstheme="majorBidi" w:eastAsiaTheme="majorEastAsia" w:hAnsiTheme="majorHAnsi"/>
+      <w:rFonts w:asciiTheme="majorHAnsi" w:cstheme="majorBidi" w:hAnsiTheme="majorHAnsi" w:eastAsia="黑体"/>
       <w:color w:themeColor="text1" w:val="000000"/>
     </w:rPr>
     <w:tblPr>
@@ -9936,6 +10394,7 @@
     </w:tblPr>
     <w:tblStylePr w:type="firstRow">
       <w:rPr>
+        <w:rFonts w:eastAsia="黑体"/>
         <w:sz w:val="24"/>
         <w:szCs w:val="24"/>
       </w:rPr>
@@ -10042,7 +10501,7 @@
       <w:spacing w:after="0" w:line="240" w:lineRule="auto"/>
     </w:pPr>
     <w:rPr>
-      <w:rFonts w:asciiTheme="majorHAnsi" w:cstheme="majorBidi" w:eastAsiaTheme="majorEastAsia" w:hAnsiTheme="majorHAnsi"/>
+      <w:rFonts w:asciiTheme="majorHAnsi" w:cstheme="majorBidi" w:hAnsiTheme="majorHAnsi" w:eastAsia="黑体"/>
       <w:color w:themeColor="text1" w:val="000000"/>
     </w:rPr>
     <w:tblPr>
@@ -10064,6 +10523,7 @@
     </w:tblPr>
     <w:tblStylePr w:type="firstRow">
       <w:rPr>
+        <w:rFonts w:eastAsia="黑体"/>
         <w:sz w:val="24"/>
         <w:szCs w:val="24"/>
       </w:rPr>
@@ -10193,12 +10653,14 @@
     </w:tcPr>
     <w:tblStylePr w:type="firstRow">
       <w:rPr>
+        <w:rFonts w:eastAsia="黑体"/>
         <w:b/>
         <w:bCs/>
       </w:rPr>
     </w:tblStylePr>
     <w:tblStylePr w:type="lastRow">
       <w:rPr>
+        <w:rFonts w:eastAsia="黑体"/>
         <w:b/>
         <w:bCs/>
       </w:rPr>
@@ -10211,12 +10673,14 @@
     </w:tblStylePr>
     <w:tblStylePr w:type="firstCol">
       <w:rPr>
+        <w:rFonts w:eastAsia="黑体"/>
         <w:b/>
         <w:bCs/>
       </w:rPr>
     </w:tblStylePr>
     <w:tblStylePr w:type="lastCol">
       <w:rPr>
+        <w:rFonts w:eastAsia="黑体"/>
         <w:b/>
         <w:bCs/>
       </w:rPr>
@@ -10266,12 +10730,14 @@
     </w:tcPr>
     <w:tblStylePr w:type="firstRow">
       <w:rPr>
+        <w:rFonts w:eastAsia="黑体"/>
         <w:b/>
         <w:bCs/>
       </w:rPr>
     </w:tblStylePr>
     <w:tblStylePr w:type="lastRow">
       <w:rPr>
+        <w:rFonts w:eastAsia="黑体"/>
         <w:b/>
         <w:bCs/>
       </w:rPr>
@@ -10284,12 +10750,14 @@
     </w:tblStylePr>
     <w:tblStylePr w:type="firstCol">
       <w:rPr>
+        <w:rFonts w:eastAsia="黑体"/>
         <w:b/>
         <w:bCs/>
       </w:rPr>
     </w:tblStylePr>
     <w:tblStylePr w:type="lastCol">
       <w:rPr>
+        <w:rFonts w:eastAsia="黑体"/>
         <w:b/>
         <w:bCs/>
       </w:rPr>
@@ -10339,12 +10807,14 @@
     </w:tcPr>
     <w:tblStylePr w:type="firstRow">
       <w:rPr>
+        <w:rFonts w:eastAsia="黑体"/>
         <w:b/>
         <w:bCs/>
       </w:rPr>
     </w:tblStylePr>
     <w:tblStylePr w:type="lastRow">
       <w:rPr>
+        <w:rFonts w:eastAsia="黑体"/>
         <w:b/>
         <w:bCs/>
       </w:rPr>
@@ -10357,12 +10827,14 @@
     </w:tblStylePr>
     <w:tblStylePr w:type="firstCol">
       <w:rPr>
+        <w:rFonts w:eastAsia="黑体"/>
         <w:b/>
         <w:bCs/>
       </w:rPr>
     </w:tblStylePr>
     <w:tblStylePr w:type="lastCol">
       <w:rPr>
+        <w:rFonts w:eastAsia="黑体"/>
         <w:b/>
         <w:bCs/>
       </w:rPr>
@@ -10412,12 +10884,14 @@
     </w:tcPr>
     <w:tblStylePr w:type="firstRow">
       <w:rPr>
+        <w:rFonts w:eastAsia="黑体"/>
         <w:b/>
         <w:bCs/>
       </w:rPr>
     </w:tblStylePr>
     <w:tblStylePr w:type="lastRow">
       <w:rPr>
+        <w:rFonts w:eastAsia="黑体"/>
         <w:b/>
         <w:bCs/>
       </w:rPr>
@@ -10430,12 +10904,14 @@
     </w:tblStylePr>
     <w:tblStylePr w:type="firstCol">
       <w:rPr>
+        <w:rFonts w:eastAsia="黑体"/>
         <w:b/>
         <w:bCs/>
       </w:rPr>
     </w:tblStylePr>
     <w:tblStylePr w:type="lastCol">
       <w:rPr>
+        <w:rFonts w:eastAsia="黑体"/>
         <w:b/>
         <w:bCs/>
       </w:rPr>
@@ -10485,12 +10961,14 @@
     </w:tcPr>
     <w:tblStylePr w:type="firstRow">
       <w:rPr>
+        <w:rFonts w:eastAsia="黑体"/>
         <w:b/>
         <w:bCs/>
       </w:rPr>
     </w:tblStylePr>
     <w:tblStylePr w:type="lastRow">
       <w:rPr>
+        <w:rFonts w:eastAsia="黑体"/>
         <w:b/>
         <w:bCs/>
       </w:rPr>
@@ -10503,12 +10981,14 @@
     </w:tblStylePr>
     <w:tblStylePr w:type="firstCol">
       <w:rPr>
+        <w:rFonts w:eastAsia="黑体"/>
         <w:b/>
         <w:bCs/>
       </w:rPr>
     </w:tblStylePr>
     <w:tblStylePr w:type="lastCol">
       <w:rPr>
+        <w:rFonts w:eastAsia="黑体"/>
         <w:b/>
         <w:bCs/>
       </w:rPr>
@@ -10558,12 +11038,14 @@
     </w:tcPr>
     <w:tblStylePr w:type="firstRow">
       <w:rPr>
+        <w:rFonts w:eastAsia="黑体"/>
         <w:b/>
         <w:bCs/>
       </w:rPr>
     </w:tblStylePr>
     <w:tblStylePr w:type="lastRow">
       <w:rPr>
+        <w:rFonts w:eastAsia="黑体"/>
         <w:b/>
         <w:bCs/>
       </w:rPr>
@@ -10576,12 +11058,14 @@
     </w:tblStylePr>
     <w:tblStylePr w:type="firstCol">
       <w:rPr>
+        <w:rFonts w:eastAsia="黑体"/>
         <w:b/>
         <w:bCs/>
       </w:rPr>
     </w:tblStylePr>
     <w:tblStylePr w:type="lastCol">
       <w:rPr>
+        <w:rFonts w:eastAsia="黑体"/>
         <w:b/>
         <w:bCs/>
       </w:rPr>
@@ -10631,12 +11115,14 @@
     </w:tcPr>
     <w:tblStylePr w:type="firstRow">
       <w:rPr>
+        <w:rFonts w:eastAsia="黑体"/>
         <w:b/>
         <w:bCs/>
       </w:rPr>
     </w:tblStylePr>
     <w:tblStylePr w:type="lastRow">
       <w:rPr>
+        <w:rFonts w:eastAsia="黑体"/>
         <w:b/>
         <w:bCs/>
       </w:rPr>
@@ -10649,12 +11135,14 @@
     </w:tblStylePr>
     <w:tblStylePr w:type="firstCol">
       <w:rPr>
+        <w:rFonts w:eastAsia="黑体"/>
         <w:b/>
         <w:bCs/>
       </w:rPr>
     </w:tblStylePr>
     <w:tblStylePr w:type="lastCol">
       <w:rPr>
+        <w:rFonts w:eastAsia="黑体"/>
         <w:b/>
         <w:bCs/>
       </w:rPr>
@@ -10681,7 +11169,7 @@
       <w:spacing w:after="0" w:line="240" w:lineRule="auto"/>
     </w:pPr>
     <w:rPr>
-      <w:rFonts w:asciiTheme="majorHAnsi" w:cstheme="majorBidi" w:eastAsiaTheme="majorEastAsia" w:hAnsiTheme="majorHAnsi"/>
+      <w:rFonts w:asciiTheme="majorHAnsi" w:cstheme="majorBidi" w:hAnsiTheme="majorHAnsi" w:eastAsia="黑体"/>
       <w:color w:themeColor="text1" w:val="000000"/>
     </w:rPr>
     <w:tblPr>
@@ -10708,6 +11196,7 @@
     </w:tcPr>
     <w:tblStylePr w:type="firstRow">
       <w:rPr>
+        <w:rFonts w:eastAsia="黑体"/>
         <w:b/>
         <w:bCs/>
         <w:color w:themeColor="text1" w:val="000000"/>
@@ -10719,6 +11208,7 @@
     </w:tblStylePr>
     <w:tblStylePr w:type="lastRow">
       <w:rPr>
+        <w:rFonts w:eastAsia="黑体"/>
         <w:b/>
         <w:bCs/>
         <w:color w:themeColor="text1" w:val="000000"/>
@@ -10738,6 +11228,7 @@
     </w:tblStylePr>
     <w:tblStylePr w:type="firstCol">
       <w:rPr>
+        <w:rFonts w:eastAsia="黑体"/>
         <w:b/>
         <w:bCs/>
         <w:color w:themeColor="text1" w:val="000000"/>
@@ -10757,6 +11248,7 @@
     </w:tblStylePr>
     <w:tblStylePr w:type="lastCol">
       <w:rPr>
+        <w:rFonts w:eastAsia="黑体"/>
         <w:b w:val="0"/>
         <w:bCs w:val="0"/>
         <w:color w:themeColor="text1" w:val="000000"/>
@@ -10806,7 +11298,7 @@
       <w:spacing w:after="0" w:line="240" w:lineRule="auto"/>
     </w:pPr>
     <w:rPr>
-      <w:rFonts w:asciiTheme="majorHAnsi" w:cstheme="majorBidi" w:eastAsiaTheme="majorEastAsia" w:hAnsiTheme="majorHAnsi"/>
+      <w:rFonts w:asciiTheme="majorHAnsi" w:cstheme="majorBidi" w:hAnsiTheme="majorHAnsi" w:eastAsia="黑体"/>
       <w:color w:themeColor="text1" w:val="000000"/>
     </w:rPr>
     <w:tblPr>
@@ -10833,6 +11325,7 @@
     </w:tcPr>
     <w:tblStylePr w:type="firstRow">
       <w:rPr>
+        <w:rFonts w:eastAsia="黑体"/>
         <w:b/>
         <w:bCs/>
         <w:color w:themeColor="text1" w:val="000000"/>
@@ -10844,6 +11337,7 @@
     </w:tblStylePr>
     <w:tblStylePr w:type="lastRow">
       <w:rPr>
+        <w:rFonts w:eastAsia="黑体"/>
         <w:b/>
         <w:bCs/>
         <w:color w:themeColor="text1" w:val="000000"/>
@@ -10863,6 +11357,7 @@
     </w:tblStylePr>
     <w:tblStylePr w:type="firstCol">
       <w:rPr>
+        <w:rFonts w:eastAsia="黑体"/>
         <w:b/>
         <w:bCs/>
         <w:color w:themeColor="text1" w:val="000000"/>
@@ -10882,6 +11377,7 @@
     </w:tblStylePr>
     <w:tblStylePr w:type="lastCol">
       <w:rPr>
+        <w:rFonts w:eastAsia="黑体"/>
         <w:b w:val="0"/>
         <w:bCs w:val="0"/>
         <w:color w:themeColor="text1" w:val="000000"/>
@@ -10931,7 +11427,7 @@
       <w:spacing w:after="0" w:line="240" w:lineRule="auto"/>
     </w:pPr>
     <w:rPr>
-      <w:rFonts w:asciiTheme="majorHAnsi" w:cstheme="majorBidi" w:eastAsiaTheme="majorEastAsia" w:hAnsiTheme="majorHAnsi"/>
+      <w:rFonts w:asciiTheme="majorHAnsi" w:cstheme="majorBidi" w:hAnsiTheme="majorHAnsi" w:eastAsia="黑体"/>
       <w:color w:themeColor="text1" w:val="000000"/>
     </w:rPr>
     <w:tblPr>
@@ -10958,6 +11454,7 @@
     </w:tcPr>
     <w:tblStylePr w:type="firstRow">
       <w:rPr>
+        <w:rFonts w:eastAsia="黑体"/>
         <w:b/>
         <w:bCs/>
         <w:color w:themeColor="text1" w:val="000000"/>
@@ -10969,6 +11466,7 @@
     </w:tblStylePr>
     <w:tblStylePr w:type="lastRow">
       <w:rPr>
+        <w:rFonts w:eastAsia="黑体"/>
         <w:b/>
         <w:bCs/>
         <w:color w:themeColor="text1" w:val="000000"/>
@@ -10988,6 +11486,7 @@
     </w:tblStylePr>
     <w:tblStylePr w:type="firstCol">
       <w:rPr>
+        <w:rFonts w:eastAsia="黑体"/>
         <w:b/>
         <w:bCs/>
         <w:color w:themeColor="text1" w:val="000000"/>
@@ -11007,6 +11506,7 @@
     </w:tblStylePr>
     <w:tblStylePr w:type="lastCol">
       <w:rPr>
+        <w:rFonts w:eastAsia="黑体"/>
         <w:b w:val="0"/>
         <w:bCs w:val="0"/>
         <w:color w:themeColor="text1" w:val="000000"/>
@@ -11056,7 +11556,7 @@
       <w:spacing w:after="0" w:line="240" w:lineRule="auto"/>
     </w:pPr>
     <w:rPr>
-      <w:rFonts w:asciiTheme="majorHAnsi" w:cstheme="majorBidi" w:eastAsiaTheme="majorEastAsia" w:hAnsiTheme="majorHAnsi"/>
+      <w:rFonts w:asciiTheme="majorHAnsi" w:cstheme="majorBidi" w:hAnsiTheme="majorHAnsi" w:eastAsia="黑体"/>
       <w:color w:themeColor="text1" w:val="000000"/>
     </w:rPr>
     <w:tblPr>
@@ -11083,6 +11583,7 @@
     </w:tcPr>
     <w:tblStylePr w:type="firstRow">
       <w:rPr>
+        <w:rFonts w:eastAsia="黑体"/>
         <w:b/>
         <w:bCs/>
         <w:color w:themeColor="text1" w:val="000000"/>
@@ -11094,6 +11595,7 @@
     </w:tblStylePr>
     <w:tblStylePr w:type="lastRow">
       <w:rPr>
+        <w:rFonts w:eastAsia="黑体"/>
         <w:b/>
         <w:bCs/>
         <w:color w:themeColor="text1" w:val="000000"/>
@@ -11113,6 +11615,7 @@
     </w:tblStylePr>
     <w:tblStylePr w:type="firstCol">
       <w:rPr>
+        <w:rFonts w:eastAsia="黑体"/>
         <w:b/>
         <w:bCs/>
         <w:color w:themeColor="text1" w:val="000000"/>
@@ -11132,6 +11635,7 @@
     </w:tblStylePr>
     <w:tblStylePr w:type="lastCol">
       <w:rPr>
+        <w:rFonts w:eastAsia="黑体"/>
         <w:b w:val="0"/>
         <w:bCs w:val="0"/>
         <w:color w:themeColor="text1" w:val="000000"/>
@@ -11181,7 +11685,7 @@
       <w:spacing w:after="0" w:line="240" w:lineRule="auto"/>
     </w:pPr>
     <w:rPr>
-      <w:rFonts w:asciiTheme="majorHAnsi" w:cstheme="majorBidi" w:eastAsiaTheme="majorEastAsia" w:hAnsiTheme="majorHAnsi"/>
+      <w:rFonts w:asciiTheme="majorHAnsi" w:cstheme="majorBidi" w:hAnsiTheme="majorHAnsi" w:eastAsia="黑体"/>
       <w:color w:themeColor="text1" w:val="000000"/>
     </w:rPr>
     <w:tblPr>
@@ -11208,6 +11712,7 @@
     </w:tcPr>
     <w:tblStylePr w:type="firstRow">
       <w:rPr>
+        <w:rFonts w:eastAsia="黑体"/>
         <w:b/>
         <w:bCs/>
         <w:color w:themeColor="text1" w:val="000000"/>
@@ -11219,6 +11724,7 @@
     </w:tblStylePr>
     <w:tblStylePr w:type="lastRow">
       <w:rPr>
+        <w:rFonts w:eastAsia="黑体"/>
         <w:b/>
         <w:bCs/>
         <w:color w:themeColor="text1" w:val="000000"/>
@@ -11238,6 +11744,7 @@
     </w:tblStylePr>
     <w:tblStylePr w:type="firstCol">
       <w:rPr>
+        <w:rFonts w:eastAsia="黑体"/>
         <w:b/>
         <w:bCs/>
         <w:color w:themeColor="text1" w:val="000000"/>
@@ -11257,6 +11764,7 @@
     </w:tblStylePr>
     <w:tblStylePr w:type="lastCol">
       <w:rPr>
+        <w:rFonts w:eastAsia="黑体"/>
         <w:b w:val="0"/>
         <w:bCs w:val="0"/>
         <w:color w:themeColor="text1" w:val="000000"/>
@@ -11306,7 +11814,7 @@
       <w:spacing w:after="0" w:line="240" w:lineRule="auto"/>
     </w:pPr>
     <w:rPr>
-      <w:rFonts w:asciiTheme="majorHAnsi" w:cstheme="majorBidi" w:eastAsiaTheme="majorEastAsia" w:hAnsiTheme="majorHAnsi"/>
+      <w:rFonts w:asciiTheme="majorHAnsi" w:cstheme="majorBidi" w:hAnsiTheme="majorHAnsi" w:eastAsia="黑体"/>
       <w:color w:themeColor="text1" w:val="000000"/>
     </w:rPr>
     <w:tblPr>
@@ -11333,6 +11841,7 @@
     </w:tcPr>
     <w:tblStylePr w:type="firstRow">
       <w:rPr>
+        <w:rFonts w:eastAsia="黑体"/>
         <w:b/>
         <w:bCs/>
         <w:color w:themeColor="text1" w:val="000000"/>
@@ -11344,6 +11853,7 @@
     </w:tblStylePr>
     <w:tblStylePr w:type="lastRow">
       <w:rPr>
+        <w:rFonts w:eastAsia="黑体"/>
         <w:b/>
         <w:bCs/>
         <w:color w:themeColor="text1" w:val="000000"/>
@@ -11363,6 +11873,7 @@
     </w:tblStylePr>
     <w:tblStylePr w:type="firstCol">
       <w:rPr>
+        <w:rFonts w:eastAsia="黑体"/>
         <w:b/>
         <w:bCs/>
         <w:color w:themeColor="text1" w:val="000000"/>
@@ -11382,6 +11893,7 @@
     </w:tblStylePr>
     <w:tblStylePr w:type="lastCol">
       <w:rPr>
+        <w:rFonts w:eastAsia="黑体"/>
         <w:b w:val="0"/>
         <w:bCs w:val="0"/>
         <w:color w:themeColor="text1" w:val="000000"/>
@@ -11431,7 +11943,7 @@
       <w:spacing w:after="0" w:line="240" w:lineRule="auto"/>
     </w:pPr>
     <w:rPr>
-      <w:rFonts w:asciiTheme="majorHAnsi" w:cstheme="majorBidi" w:eastAsiaTheme="majorEastAsia" w:hAnsiTheme="majorHAnsi"/>
+      <w:rFonts w:asciiTheme="majorHAnsi" w:cstheme="majorBidi" w:hAnsiTheme="majorHAnsi" w:eastAsia="黑体"/>
       <w:color w:themeColor="text1" w:val="000000"/>
     </w:rPr>
     <w:tblPr>
@@ -11458,6 +11970,7 @@
     </w:tcPr>
     <w:tblStylePr w:type="firstRow">
       <w:rPr>
+        <w:rFonts w:eastAsia="黑体"/>
         <w:b/>
         <w:bCs/>
         <w:color w:themeColor="text1" w:val="000000"/>
@@ -11469,6 +11982,7 @@
     </w:tblStylePr>
     <w:tblStylePr w:type="lastRow">
       <w:rPr>
+        <w:rFonts w:eastAsia="黑体"/>
         <w:b/>
         <w:bCs/>
         <w:color w:themeColor="text1" w:val="000000"/>
@@ -11488,6 +12002,7 @@
     </w:tblStylePr>
     <w:tblStylePr w:type="firstCol">
       <w:rPr>
+        <w:rFonts w:eastAsia="黑体"/>
         <w:b/>
         <w:bCs/>
         <w:color w:themeColor="text1" w:val="000000"/>
@@ -11507,6 +12022,7 @@
     </w:tblStylePr>
     <w:tblStylePr w:type="lastCol">
       <w:rPr>
+        <w:rFonts w:eastAsia="黑体"/>
         <w:b w:val="0"/>
         <w:bCs w:val="0"/>
         <w:color w:themeColor="text1" w:val="000000"/>
@@ -11579,6 +12095,7 @@
     </w:tcPr>
     <w:tblStylePr w:type="firstRow">
       <w:rPr>
+        <w:rFonts w:eastAsia="黑体"/>
         <w:b/>
         <w:bCs/>
         <w:i w:val="0"/>
@@ -11600,6 +12117,7 @@
     </w:tblStylePr>
     <w:tblStylePr w:type="lastRow">
       <w:rPr>
+        <w:rFonts w:eastAsia="黑体"/>
         <w:b/>
         <w:bCs/>
         <w:i w:val="0"/>
@@ -11621,6 +12139,7 @@
     </w:tblStylePr>
     <w:tblStylePr w:type="firstCol">
       <w:rPr>
+        <w:rFonts w:eastAsia="黑体"/>
         <w:b/>
         <w:bCs/>
         <w:i w:val="0"/>
@@ -11640,6 +12159,7 @@
     </w:tblStylePr>
     <w:tblStylePr w:type="lastCol">
       <w:rPr>
+        <w:rFonts w:eastAsia="黑体"/>
         <w:b/>
         <w:bCs/>
         <w:i w:val="0"/>
@@ -11720,6 +12240,7 @@
     </w:tcPr>
     <w:tblStylePr w:type="firstRow">
       <w:rPr>
+        <w:rFonts w:eastAsia="黑体"/>
         <w:b/>
         <w:bCs/>
         <w:i w:val="0"/>
@@ -11741,6 +12262,7 @@
     </w:tblStylePr>
     <w:tblStylePr w:type="lastRow">
       <w:rPr>
+        <w:rFonts w:eastAsia="黑体"/>
         <w:b/>
         <w:bCs/>
         <w:i w:val="0"/>
@@ -11762,6 +12284,7 @@
     </w:tblStylePr>
     <w:tblStylePr w:type="firstCol">
       <w:rPr>
+        <w:rFonts w:eastAsia="黑体"/>
         <w:b/>
         <w:bCs/>
         <w:i w:val="0"/>
@@ -11781,6 +12304,7 @@
     </w:tblStylePr>
     <w:tblStylePr w:type="lastCol">
       <w:rPr>
+        <w:rFonts w:eastAsia="黑体"/>
         <w:b/>
         <w:bCs/>
         <w:i w:val="0"/>
@@ -11861,6 +12385,7 @@
     </w:tcPr>
     <w:tblStylePr w:type="firstRow">
       <w:rPr>
+        <w:rFonts w:eastAsia="黑体"/>
         <w:b/>
         <w:bCs/>
         <w:i w:val="0"/>
@@ -11882,6 +12407,7 @@
     </w:tblStylePr>
     <w:tblStylePr w:type="lastRow">
       <w:rPr>
+        <w:rFonts w:eastAsia="黑体"/>
         <w:b/>
         <w:bCs/>
         <w:i w:val="0"/>
@@ -11903,6 +12429,7 @@
     </w:tblStylePr>
     <w:tblStylePr w:type="firstCol">
       <w:rPr>
+        <w:rFonts w:eastAsia="黑体"/>
         <w:b/>
         <w:bCs/>
         <w:i w:val="0"/>
@@ -11922,6 +12449,7 @@
     </w:tblStylePr>
     <w:tblStylePr w:type="lastCol">
       <w:rPr>
+        <w:rFonts w:eastAsia="黑体"/>
         <w:b/>
         <w:bCs/>
         <w:i w:val="0"/>
@@ -12002,6 +12530,7 @@
     </w:tcPr>
     <w:tblStylePr w:type="firstRow">
       <w:rPr>
+        <w:rFonts w:eastAsia="黑体"/>
         <w:b/>
         <w:bCs/>
         <w:i w:val="0"/>
@@ -12023,6 +12552,7 @@
     </w:tblStylePr>
     <w:tblStylePr w:type="lastRow">
       <w:rPr>
+        <w:rFonts w:eastAsia="黑体"/>
         <w:b/>
         <w:bCs/>
         <w:i w:val="0"/>
@@ -12044,6 +12574,7 @@
     </w:tblStylePr>
     <w:tblStylePr w:type="firstCol">
       <w:rPr>
+        <w:rFonts w:eastAsia="黑体"/>
         <w:b/>
         <w:bCs/>
         <w:i w:val="0"/>
@@ -12063,6 +12594,7 @@
     </w:tblStylePr>
     <w:tblStylePr w:type="lastCol">
       <w:rPr>
+        <w:rFonts w:eastAsia="黑体"/>
         <w:b/>
         <w:bCs/>
         <w:i w:val="0"/>
@@ -12143,6 +12675,7 @@
     </w:tcPr>
     <w:tblStylePr w:type="firstRow">
       <w:rPr>
+        <w:rFonts w:eastAsia="黑体"/>
         <w:b/>
         <w:bCs/>
         <w:i w:val="0"/>
@@ -12164,6 +12697,7 @@
     </w:tblStylePr>
     <w:tblStylePr w:type="lastRow">
       <w:rPr>
+        <w:rFonts w:eastAsia="黑体"/>
         <w:b/>
         <w:bCs/>
         <w:i w:val="0"/>
@@ -12185,6 +12719,7 @@
     </w:tblStylePr>
     <w:tblStylePr w:type="firstCol">
       <w:rPr>
+        <w:rFonts w:eastAsia="黑体"/>
         <w:b/>
         <w:bCs/>
         <w:i w:val="0"/>
@@ -12204,6 +12739,7 @@
     </w:tblStylePr>
     <w:tblStylePr w:type="lastCol">
       <w:rPr>
+        <w:rFonts w:eastAsia="黑体"/>
         <w:b/>
         <w:bCs/>
         <w:i w:val="0"/>
@@ -12284,6 +12820,7 @@
     </w:tcPr>
     <w:tblStylePr w:type="firstRow">
       <w:rPr>
+        <w:rFonts w:eastAsia="黑体"/>
         <w:b/>
         <w:bCs/>
         <w:i w:val="0"/>
@@ -12305,6 +12842,7 @@
     </w:tblStylePr>
     <w:tblStylePr w:type="lastRow">
       <w:rPr>
+        <w:rFonts w:eastAsia="黑体"/>
         <w:b/>
         <w:bCs/>
         <w:i w:val="0"/>
@@ -12326,6 +12864,7 @@
     </w:tblStylePr>
     <w:tblStylePr w:type="firstCol">
       <w:rPr>
+        <w:rFonts w:eastAsia="黑体"/>
         <w:b/>
         <w:bCs/>
         <w:i w:val="0"/>
@@ -12345,6 +12884,7 @@
     </w:tblStylePr>
     <w:tblStylePr w:type="lastCol">
       <w:rPr>
+        <w:rFonts w:eastAsia="黑体"/>
         <w:b/>
         <w:bCs/>
         <w:i w:val="0"/>
@@ -12425,6 +12965,7 @@
     </w:tcPr>
     <w:tblStylePr w:type="firstRow">
       <w:rPr>
+        <w:rFonts w:eastAsia="黑体"/>
         <w:b/>
         <w:bCs/>
         <w:i w:val="0"/>
@@ -12446,6 +12987,7 @@
     </w:tblStylePr>
     <w:tblStylePr w:type="lastRow">
       <w:rPr>
+        <w:rFonts w:eastAsia="黑体"/>
         <w:b/>
         <w:bCs/>
         <w:i w:val="0"/>
@@ -12467,6 +13009,7 @@
     </w:tblStylePr>
     <w:tblStylePr w:type="firstCol">
       <w:rPr>
+        <w:rFonts w:eastAsia="黑体"/>
         <w:b/>
         <w:bCs/>
         <w:i w:val="0"/>
@@ -12486,6 +13029,7 @@
     </w:tblStylePr>
     <w:tblStylePr w:type="lastCol">
       <w:rPr>
+        <w:rFonts w:eastAsia="黑体"/>
         <w:b/>
         <w:bCs/>
         <w:i w:val="0"/>
@@ -12543,6 +13087,7 @@
       <w:spacing w:after="0" w:line="240" w:lineRule="auto"/>
     </w:pPr>
     <w:rPr>
+      <w:rFonts w:eastAsia="黑体"/>
       <w:color w:themeColor="background1" w:val="FFFFFF"/>
     </w:rPr>
     <w:tblPr>
@@ -12561,6 +13106,7 @@
     </w:tcPr>
     <w:tblStylePr w:type="firstRow">
       <w:rPr>
+        <w:rFonts w:eastAsia="黑体"/>
         <w:b/>
         <w:bCs/>
       </w:rPr>
@@ -12657,6 +13203,7 @@
       <w:spacing w:after="0" w:line="240" w:lineRule="auto"/>
     </w:pPr>
     <w:rPr>
+      <w:rFonts w:eastAsia="黑体"/>
       <w:color w:themeColor="background1" w:val="FFFFFF"/>
     </w:rPr>
     <w:tblPr>
@@ -12675,6 +13222,7 @@
     </w:tcPr>
     <w:tblStylePr w:type="firstRow">
       <w:rPr>
+        <w:rFonts w:eastAsia="黑体"/>
         <w:b/>
         <w:bCs/>
       </w:rPr>
@@ -12771,6 +13319,7 @@
       <w:spacing w:after="0" w:line="240" w:lineRule="auto"/>
     </w:pPr>
     <w:rPr>
+      <w:rFonts w:eastAsia="黑体"/>
       <w:color w:themeColor="background1" w:val="FFFFFF"/>
     </w:rPr>
     <w:tblPr>
@@ -12789,6 +13338,7 @@
     </w:tcPr>
     <w:tblStylePr w:type="firstRow">
       <w:rPr>
+        <w:rFonts w:eastAsia="黑体"/>
         <w:b/>
         <w:bCs/>
       </w:rPr>
@@ -12885,6 +13435,7 @@
       <w:spacing w:after="0" w:line="240" w:lineRule="auto"/>
     </w:pPr>
     <w:rPr>
+      <w:rFonts w:eastAsia="黑体"/>
       <w:color w:themeColor="background1" w:val="FFFFFF"/>
     </w:rPr>
     <w:tblPr>
@@ -12903,6 +13454,7 @@
     </w:tcPr>
     <w:tblStylePr w:type="firstRow">
       <w:rPr>
+        <w:rFonts w:eastAsia="黑体"/>
         <w:b/>
         <w:bCs/>
       </w:rPr>
@@ -12999,6 +13551,7 @@
       <w:spacing w:after="0" w:line="240" w:lineRule="auto"/>
     </w:pPr>
     <w:rPr>
+      <w:rFonts w:eastAsia="黑体"/>
       <w:color w:themeColor="background1" w:val="FFFFFF"/>
     </w:rPr>
     <w:tblPr>
@@ -13017,6 +13570,7 @@
     </w:tcPr>
     <w:tblStylePr w:type="firstRow">
       <w:rPr>
+        <w:rFonts w:eastAsia="黑体"/>
         <w:b/>
         <w:bCs/>
       </w:rPr>
@@ -13113,6 +13667,7 @@
       <w:spacing w:after="0" w:line="240" w:lineRule="auto"/>
     </w:pPr>
     <w:rPr>
+      <w:rFonts w:eastAsia="黑体"/>
       <w:color w:themeColor="background1" w:val="FFFFFF"/>
     </w:rPr>
     <w:tblPr>
@@ -13131,6 +13686,7 @@
     </w:tcPr>
     <w:tblStylePr w:type="firstRow">
       <w:rPr>
+        <w:rFonts w:eastAsia="黑体"/>
         <w:b/>
         <w:bCs/>
       </w:rPr>
@@ -13227,6 +13783,7 @@
       <w:spacing w:after="0" w:line="240" w:lineRule="auto"/>
     </w:pPr>
     <w:rPr>
+      <w:rFonts w:eastAsia="黑体"/>
       <w:color w:themeColor="background1" w:val="FFFFFF"/>
     </w:rPr>
     <w:tblPr>
@@ -13245,6 +13802,7 @@
     </w:tcPr>
     <w:tblStylePr w:type="firstRow">
       <w:rPr>
+        <w:rFonts w:eastAsia="黑体"/>
         <w:b/>
         <w:bCs/>
       </w:rPr>
@@ -13341,6 +13899,7 @@
       <w:spacing w:after="0" w:line="240" w:lineRule="auto"/>
     </w:pPr>
     <w:rPr>
+      <w:rFonts w:eastAsia="黑体"/>
       <w:color w:themeColor="text1" w:val="000000"/>
     </w:rPr>
     <w:tblPr>
@@ -13367,6 +13926,7 @@
     </w:tcPr>
     <w:tblStylePr w:type="firstRow">
       <w:rPr>
+        <w:rFonts w:eastAsia="黑体"/>
         <w:b/>
         <w:bCs/>
       </w:rPr>
@@ -13385,6 +13945,7 @@
     </w:tblStylePr>
     <w:tblStylePr w:type="lastRow">
       <w:rPr>
+        <w:rFonts w:eastAsia="黑体"/>
         <w:b/>
         <w:bCs/>
         <w:color w:themeColor="background1" w:val="FFFFFF"/>
@@ -13399,6 +13960,7 @@
     </w:tblStylePr>
     <w:tblStylePr w:type="firstCol">
       <w:rPr>
+        <w:rFonts w:eastAsia="黑体"/>
         <w:color w:themeColor="background1" w:val="FFFFFF"/>
       </w:rPr>
       <w:tblPr/>
@@ -13416,6 +13978,7 @@
     </w:tblStylePr>
     <w:tblStylePr w:type="lastCol">
       <w:rPr>
+        <w:rFonts w:eastAsia="黑体"/>
         <w:color w:themeColor="background1" w:val="FFFFFF"/>
       </w:rPr>
       <w:tblPr/>
@@ -13445,11 +14008,13 @@
     </w:tblStylePr>
     <w:tblStylePr w:type="neCell">
       <w:rPr>
+        <w:rFonts w:eastAsia="黑体"/>
         <w:color w:themeColor="text1" w:val="000000"/>
       </w:rPr>
     </w:tblStylePr>
     <w:tblStylePr w:type="nwCell">
       <w:rPr>
+        <w:rFonts w:eastAsia="黑体"/>
         <w:color w:themeColor="text1" w:val="000000"/>
       </w:rPr>
     </w:tblStylePr>
@@ -13463,6 +14028,7 @@
       <w:spacing w:after="0" w:line="240" w:lineRule="auto"/>
     </w:pPr>
     <w:rPr>
+      <w:rFonts w:eastAsia="黑体"/>
       <w:color w:themeColor="text1" w:val="000000"/>
     </w:rPr>
     <w:tblPr>
@@ -13489,6 +14055,7 @@
     </w:tcPr>
     <w:tblStylePr w:type="firstRow">
       <w:rPr>
+        <w:rFonts w:eastAsia="黑体"/>
         <w:b/>
         <w:bCs/>
       </w:rPr>
@@ -13507,6 +14074,7 @@
     </w:tblStylePr>
     <w:tblStylePr w:type="lastRow">
       <w:rPr>
+        <w:rFonts w:eastAsia="黑体"/>
         <w:b/>
         <w:bCs/>
         <w:color w:themeColor="background1" w:val="FFFFFF"/>
@@ -13521,6 +14089,7 @@
     </w:tblStylePr>
     <w:tblStylePr w:type="firstCol">
       <w:rPr>
+        <w:rFonts w:eastAsia="黑体"/>
         <w:color w:themeColor="background1" w:val="FFFFFF"/>
       </w:rPr>
       <w:tblPr/>
@@ -13538,6 +14107,7 @@
     </w:tblStylePr>
     <w:tblStylePr w:type="lastCol">
       <w:rPr>
+        <w:rFonts w:eastAsia="黑体"/>
         <w:color w:themeColor="background1" w:val="FFFFFF"/>
       </w:rPr>
       <w:tblPr/>
@@ -13567,11 +14137,13 @@
     </w:tblStylePr>
     <w:tblStylePr w:type="neCell">
       <w:rPr>
+        <w:rFonts w:eastAsia="黑体"/>
         <w:color w:themeColor="text1" w:val="000000"/>
       </w:rPr>
     </w:tblStylePr>
     <w:tblStylePr w:type="nwCell">
       <w:rPr>
+        <w:rFonts w:eastAsia="黑体"/>
         <w:color w:themeColor="text1" w:val="000000"/>
       </w:rPr>
     </w:tblStylePr>
@@ -13585,6 +14157,7 @@
       <w:spacing w:after="0" w:line="240" w:lineRule="auto"/>
     </w:pPr>
     <w:rPr>
+      <w:rFonts w:eastAsia="黑体"/>
       <w:color w:themeColor="text1" w:val="000000"/>
     </w:rPr>
     <w:tblPr>
@@ -13611,6 +14184,7 @@
     </w:tcPr>
     <w:tblStylePr w:type="firstRow">
       <w:rPr>
+        <w:rFonts w:eastAsia="黑体"/>
         <w:b/>
         <w:bCs/>
       </w:rPr>
@@ -13629,6 +14203,7 @@
     </w:tblStylePr>
     <w:tblStylePr w:type="lastRow">
       <w:rPr>
+        <w:rFonts w:eastAsia="黑体"/>
         <w:b/>
         <w:bCs/>
         <w:color w:themeColor="background1" w:val="FFFFFF"/>
@@ -13643,6 +14218,7 @@
     </w:tblStylePr>
     <w:tblStylePr w:type="firstCol">
       <w:rPr>
+        <w:rFonts w:eastAsia="黑体"/>
         <w:color w:themeColor="background1" w:val="FFFFFF"/>
       </w:rPr>
       <w:tblPr/>
@@ -13660,6 +14236,7 @@
     </w:tblStylePr>
     <w:tblStylePr w:type="lastCol">
       <w:rPr>
+        <w:rFonts w:eastAsia="黑体"/>
         <w:color w:themeColor="background1" w:val="FFFFFF"/>
       </w:rPr>
       <w:tblPr/>
@@ -13689,11 +14266,13 @@
     </w:tblStylePr>
     <w:tblStylePr w:type="neCell">
       <w:rPr>
+        <w:rFonts w:eastAsia="黑体"/>
         <w:color w:themeColor="text1" w:val="000000"/>
       </w:rPr>
     </w:tblStylePr>
     <w:tblStylePr w:type="nwCell">
       <w:rPr>
+        <w:rFonts w:eastAsia="黑体"/>
         <w:color w:themeColor="text1" w:val="000000"/>
       </w:rPr>
     </w:tblStylePr>
@@ -13707,6 +14286,7 @@
       <w:spacing w:after="0" w:line="240" w:lineRule="auto"/>
     </w:pPr>
     <w:rPr>
+      <w:rFonts w:eastAsia="黑体"/>
       <w:color w:themeColor="text1" w:val="000000"/>
     </w:rPr>
     <w:tblPr>
@@ -13733,6 +14313,7 @@
     </w:tcPr>
     <w:tblStylePr w:type="firstRow">
       <w:rPr>
+        <w:rFonts w:eastAsia="黑体"/>
         <w:b/>
         <w:bCs/>
       </w:rPr>
@@ -13751,6 +14332,7 @@
     </w:tblStylePr>
     <w:tblStylePr w:type="lastRow">
       <w:rPr>
+        <w:rFonts w:eastAsia="黑体"/>
         <w:b/>
         <w:bCs/>
         <w:color w:themeColor="background1" w:val="FFFFFF"/>
@@ -13765,6 +14347,7 @@
     </w:tblStylePr>
     <w:tblStylePr w:type="firstCol">
       <w:rPr>
+        <w:rFonts w:eastAsia="黑体"/>
         <w:color w:themeColor="background1" w:val="FFFFFF"/>
       </w:rPr>
       <w:tblPr/>
@@ -13782,6 +14365,7 @@
     </w:tblStylePr>
     <w:tblStylePr w:type="lastCol">
       <w:rPr>
+        <w:rFonts w:eastAsia="黑体"/>
         <w:color w:themeColor="background1" w:val="FFFFFF"/>
       </w:rPr>
       <w:tblPr/>
@@ -13819,6 +14403,7 @@
       <w:spacing w:after="0" w:line="240" w:lineRule="auto"/>
     </w:pPr>
     <w:rPr>
+      <w:rFonts w:eastAsia="黑体"/>
       <w:color w:themeColor="text1" w:val="000000"/>
     </w:rPr>
     <w:tblPr>
@@ -13845,6 +14430,7 @@
     </w:tcPr>
     <w:tblStylePr w:type="firstRow">
       <w:rPr>
+        <w:rFonts w:eastAsia="黑体"/>
         <w:b/>
         <w:bCs/>
       </w:rPr>
@@ -13863,6 +14449,7 @@
     </w:tblStylePr>
     <w:tblStylePr w:type="lastRow">
       <w:rPr>
+        <w:rFonts w:eastAsia="黑体"/>
         <w:b/>
         <w:bCs/>
         <w:color w:themeColor="background1" w:val="FFFFFF"/>
@@ -13877,6 +14464,7 @@
     </w:tblStylePr>
     <w:tblStylePr w:type="firstCol">
       <w:rPr>
+        <w:rFonts w:eastAsia="黑体"/>
         <w:color w:themeColor="background1" w:val="FFFFFF"/>
       </w:rPr>
       <w:tblPr/>
@@ -13894,6 +14482,7 @@
     </w:tblStylePr>
     <w:tblStylePr w:type="lastCol">
       <w:rPr>
+        <w:rFonts w:eastAsia="黑体"/>
         <w:color w:themeColor="background1" w:val="FFFFFF"/>
       </w:rPr>
       <w:tblPr/>
@@ -13923,11 +14512,13 @@
     </w:tblStylePr>
     <w:tblStylePr w:type="neCell">
       <w:rPr>
+        <w:rFonts w:eastAsia="黑体"/>
         <w:color w:themeColor="text1" w:val="000000"/>
       </w:rPr>
     </w:tblStylePr>
     <w:tblStylePr w:type="nwCell">
       <w:rPr>
+        <w:rFonts w:eastAsia="黑体"/>
         <w:color w:themeColor="text1" w:val="000000"/>
       </w:rPr>
     </w:tblStylePr>
@@ -13941,6 +14532,7 @@
       <w:spacing w:after="0" w:line="240" w:lineRule="auto"/>
     </w:pPr>
     <w:rPr>
+      <w:rFonts w:eastAsia="黑体"/>
       <w:color w:themeColor="text1" w:val="000000"/>
     </w:rPr>
     <w:tblPr>
@@ -13967,6 +14559,7 @@
     </w:tcPr>
     <w:tblStylePr w:type="firstRow">
       <w:rPr>
+        <w:rFonts w:eastAsia="黑体"/>
         <w:b/>
         <w:bCs/>
       </w:rPr>
@@ -13985,6 +14578,7 @@
     </w:tblStylePr>
     <w:tblStylePr w:type="lastRow">
       <w:rPr>
+        <w:rFonts w:eastAsia="黑体"/>
         <w:b/>
         <w:bCs/>
         <w:color w:themeColor="background1" w:val="FFFFFF"/>
@@ -13999,6 +14593,7 @@
     </w:tblStylePr>
     <w:tblStylePr w:type="firstCol">
       <w:rPr>
+        <w:rFonts w:eastAsia="黑体"/>
         <w:color w:themeColor="background1" w:val="FFFFFF"/>
       </w:rPr>
       <w:tblPr/>
@@ -14016,6 +14611,7 @@
     </w:tblStylePr>
     <w:tblStylePr w:type="lastCol">
       <w:rPr>
+        <w:rFonts w:eastAsia="黑体"/>
         <w:color w:themeColor="background1" w:val="FFFFFF"/>
       </w:rPr>
       <w:tblPr/>
@@ -14045,11 +14641,13 @@
     </w:tblStylePr>
     <w:tblStylePr w:type="neCell">
       <w:rPr>
+        <w:rFonts w:eastAsia="黑体"/>
         <w:color w:themeColor="text1" w:val="000000"/>
       </w:rPr>
     </w:tblStylePr>
     <w:tblStylePr w:type="nwCell">
       <w:rPr>
+        <w:rFonts w:eastAsia="黑体"/>
         <w:color w:themeColor="text1" w:val="000000"/>
       </w:rPr>
     </w:tblStylePr>
@@ -14063,6 +14661,7 @@
       <w:spacing w:after="0" w:line="240" w:lineRule="auto"/>
     </w:pPr>
     <w:rPr>
+      <w:rFonts w:eastAsia="黑体"/>
       <w:color w:themeColor="text1" w:val="000000"/>
     </w:rPr>
     <w:tblPr>
@@ -14089,6 +14688,7 @@
     </w:tcPr>
     <w:tblStylePr w:type="firstRow">
       <w:rPr>
+        <w:rFonts w:eastAsia="黑体"/>
         <w:b/>
         <w:bCs/>
       </w:rPr>
@@ -14107,6 +14707,7 @@
     </w:tblStylePr>
     <w:tblStylePr w:type="lastRow">
       <w:rPr>
+        <w:rFonts w:eastAsia="黑体"/>
         <w:b/>
         <w:bCs/>
         <w:color w:themeColor="background1" w:val="FFFFFF"/>
@@ -14121,6 +14722,7 @@
     </w:tblStylePr>
     <w:tblStylePr w:type="firstCol">
       <w:rPr>
+        <w:rFonts w:eastAsia="黑体"/>
         <w:color w:themeColor="background1" w:val="FFFFFF"/>
       </w:rPr>
       <w:tblPr/>
@@ -14138,6 +14740,7 @@
     </w:tblStylePr>
     <w:tblStylePr w:type="lastCol">
       <w:rPr>
+        <w:rFonts w:eastAsia="黑体"/>
         <w:color w:themeColor="background1" w:val="FFFFFF"/>
       </w:rPr>
       <w:tblPr/>
@@ -14167,11 +14770,13 @@
     </w:tblStylePr>
     <w:tblStylePr w:type="neCell">
       <w:rPr>
+        <w:rFonts w:eastAsia="黑体"/>
         <w:color w:themeColor="text1" w:val="000000"/>
       </w:rPr>
     </w:tblStylePr>
     <w:tblStylePr w:type="nwCell">
       <w:rPr>
+        <w:rFonts w:eastAsia="黑体"/>
         <w:color w:themeColor="text1" w:val="000000"/>
       </w:rPr>
     </w:tblStylePr>
@@ -14185,6 +14790,7 @@
       <w:spacing w:after="0" w:line="240" w:lineRule="auto"/>
     </w:pPr>
     <w:rPr>
+      <w:rFonts w:eastAsia="黑体"/>
       <w:color w:themeColor="text1" w:val="000000"/>
     </w:rPr>
     <w:tblPr>
@@ -14203,6 +14809,7 @@
     </w:tcPr>
     <w:tblStylePr w:type="firstRow">
       <w:rPr>
+        <w:rFonts w:eastAsia="黑体"/>
         <w:b/>
         <w:bCs/>
         <w:color w:themeColor="background1" w:val="FFFFFF"/>
@@ -14217,6 +14824,7 @@
     </w:tblStylePr>
     <w:tblStylePr w:type="lastRow">
       <w:rPr>
+        <w:rFonts w:eastAsia="黑体"/>
         <w:b/>
         <w:bCs/>
         <w:color w:themeColor="accent2" w:themeShade="CC" w:val="9E3A38"/>
@@ -14231,12 +14839,14 @@
     </w:tblStylePr>
     <w:tblStylePr w:type="firstCol">
       <w:rPr>
+        <w:rFonts w:eastAsia="黑体"/>
         <w:b/>
         <w:bCs/>
       </w:rPr>
     </w:tblStylePr>
     <w:tblStylePr w:type="lastCol">
       <w:rPr>
+        <w:rFonts w:eastAsia="黑体"/>
         <w:b/>
         <w:bCs/>
       </w:rPr>
@@ -14271,6 +14881,7 @@
       <w:spacing w:after="0" w:line="240" w:lineRule="auto"/>
     </w:pPr>
     <w:rPr>
+      <w:rFonts w:eastAsia="黑体"/>
       <w:color w:themeColor="text1" w:val="000000"/>
     </w:rPr>
     <w:tblPr>
@@ -14289,6 +14900,7 @@
     </w:tcPr>
     <w:tblStylePr w:type="firstRow">
       <w:rPr>
+        <w:rFonts w:eastAsia="黑体"/>
         <w:b/>
         <w:bCs/>
         <w:color w:themeColor="background1" w:val="FFFFFF"/>
@@ -14303,6 +14915,7 @@
     </w:tblStylePr>
     <w:tblStylePr w:type="lastRow">
       <w:rPr>
+        <w:rFonts w:eastAsia="黑体"/>
         <w:b/>
         <w:bCs/>
         <w:color w:themeColor="accent2" w:themeShade="CC" w:val="9E3A38"/>
@@ -14317,12 +14930,14 @@
     </w:tblStylePr>
     <w:tblStylePr w:type="firstCol">
       <w:rPr>
+        <w:rFonts w:eastAsia="黑体"/>
         <w:b/>
         <w:bCs/>
       </w:rPr>
     </w:tblStylePr>
     <w:tblStylePr w:type="lastCol">
       <w:rPr>
+        <w:rFonts w:eastAsia="黑体"/>
         <w:b/>
         <w:bCs/>
       </w:rPr>
@@ -14357,6 +14972,7 @@
       <w:spacing w:after="0" w:line="240" w:lineRule="auto"/>
     </w:pPr>
     <w:rPr>
+      <w:rFonts w:eastAsia="黑体"/>
       <w:color w:themeColor="text1" w:val="000000"/>
     </w:rPr>
     <w:tblPr>
@@ -14375,6 +14991,7 @@
     </w:tcPr>
     <w:tblStylePr w:type="firstRow">
       <w:rPr>
+        <w:rFonts w:eastAsia="黑体"/>
         <w:b/>
         <w:bCs/>
         <w:color w:themeColor="background1" w:val="FFFFFF"/>
@@ -14389,6 +15006,7 @@
     </w:tblStylePr>
     <w:tblStylePr w:type="lastRow">
       <w:rPr>
+        <w:rFonts w:eastAsia="黑体"/>
         <w:b/>
         <w:bCs/>
         <w:color w:themeColor="accent2" w:themeShade="CC" w:val="9E3A38"/>
@@ -14403,12 +15021,14 @@
     </w:tblStylePr>
     <w:tblStylePr w:type="firstCol">
       <w:rPr>
+        <w:rFonts w:eastAsia="黑体"/>
         <w:b/>
         <w:bCs/>
       </w:rPr>
     </w:tblStylePr>
     <w:tblStylePr w:type="lastCol">
       <w:rPr>
+        <w:rFonts w:eastAsia="黑体"/>
         <w:b/>
         <w:bCs/>
       </w:rPr>
@@ -14443,6 +15063,7 @@
       <w:spacing w:after="0" w:line="240" w:lineRule="auto"/>
     </w:pPr>
     <w:rPr>
+      <w:rFonts w:eastAsia="黑体"/>
       <w:color w:themeColor="text1" w:val="000000"/>
     </w:rPr>
     <w:tblPr>
@@ -14461,6 +15082,7 @@
     </w:tcPr>
     <w:tblStylePr w:type="firstRow">
       <w:rPr>
+        <w:rFonts w:eastAsia="黑体"/>
         <w:b/>
         <w:bCs/>
         <w:color w:themeColor="background1" w:val="FFFFFF"/>
@@ -14475,6 +15097,7 @@
     </w:tblStylePr>
     <w:tblStylePr w:type="lastRow">
       <w:rPr>
+        <w:rFonts w:eastAsia="黑体"/>
         <w:b/>
         <w:bCs/>
         <w:color w:themeColor="accent4" w:themeShade="CC" w:val="664E82"/>
@@ -14489,12 +15112,14 @@
     </w:tblStylePr>
     <w:tblStylePr w:type="firstCol">
       <w:rPr>
+        <w:rFonts w:eastAsia="黑体"/>
         <w:b/>
         <w:bCs/>
       </w:rPr>
     </w:tblStylePr>
     <w:tblStylePr w:type="lastCol">
       <w:rPr>
+        <w:rFonts w:eastAsia="黑体"/>
         <w:b/>
         <w:bCs/>
       </w:rPr>
@@ -14529,6 +15154,7 @@
       <w:spacing w:after="0" w:line="240" w:lineRule="auto"/>
     </w:pPr>
     <w:rPr>
+      <w:rFonts w:eastAsia="黑体"/>
       <w:color w:themeColor="text1" w:val="000000"/>
     </w:rPr>
     <w:tblPr>
@@ -14547,6 +15173,7 @@
     </w:tcPr>
     <w:tblStylePr w:type="firstRow">
       <w:rPr>
+        <w:rFonts w:eastAsia="黑体"/>
         <w:b/>
         <w:bCs/>
         <w:color w:themeColor="background1" w:val="FFFFFF"/>
@@ -14561,6 +15188,7 @@
     </w:tblStylePr>
     <w:tblStylePr w:type="lastRow">
       <w:rPr>
+        <w:rFonts w:eastAsia="黑体"/>
         <w:b/>
         <w:bCs/>
         <w:color w:themeColor="accent3" w:themeShade="CC" w:val="7E9C40"/>
@@ -14575,12 +15203,14 @@
     </w:tblStylePr>
     <w:tblStylePr w:type="firstCol">
       <w:rPr>
+        <w:rFonts w:eastAsia="黑体"/>
         <w:b/>
         <w:bCs/>
       </w:rPr>
     </w:tblStylePr>
     <w:tblStylePr w:type="lastCol">
       <w:rPr>
+        <w:rFonts w:eastAsia="黑体"/>
         <w:b/>
         <w:bCs/>
       </w:rPr>
@@ -14615,6 +15245,7 @@
       <w:spacing w:after="0" w:line="240" w:lineRule="auto"/>
     </w:pPr>
     <w:rPr>
+      <w:rFonts w:eastAsia="黑体"/>
       <w:color w:themeColor="text1" w:val="000000"/>
     </w:rPr>
     <w:tblPr>
@@ -14633,6 +15264,7 @@
     </w:tcPr>
     <w:tblStylePr w:type="firstRow">
       <w:rPr>
+        <w:rFonts w:eastAsia="黑体"/>
         <w:b/>
         <w:bCs/>
         <w:color w:themeColor="background1" w:val="FFFFFF"/>
@@ -14647,6 +15279,7 @@
     </w:tblStylePr>
     <w:tblStylePr w:type="lastRow">
       <w:rPr>
+        <w:rFonts w:eastAsia="黑体"/>
         <w:b/>
         <w:bCs/>
         <w:color w:themeColor="accent6" w:themeShade="CC" w:val="F2730A"/>
@@ -14661,12 +15294,14 @@
     </w:tblStylePr>
     <w:tblStylePr w:type="firstCol">
       <w:rPr>
+        <w:rFonts w:eastAsia="黑体"/>
         <w:b/>
         <w:bCs/>
       </w:rPr>
     </w:tblStylePr>
     <w:tblStylePr w:type="lastCol">
       <w:rPr>
+        <w:rFonts w:eastAsia="黑体"/>
         <w:b/>
         <w:bCs/>
       </w:rPr>
@@ -14701,6 +15336,7 @@
       <w:spacing w:after="0" w:line="240" w:lineRule="auto"/>
     </w:pPr>
     <w:rPr>
+      <w:rFonts w:eastAsia="黑体"/>
       <w:color w:themeColor="text1" w:val="000000"/>
     </w:rPr>
     <w:tblPr>
@@ -14719,6 +15355,7 @@
     </w:tcPr>
     <w:tblStylePr w:type="firstRow">
       <w:rPr>
+        <w:rFonts w:eastAsia="黑体"/>
         <w:b/>
         <w:bCs/>
         <w:color w:themeColor="background1" w:val="FFFFFF"/>
@@ -14733,6 +15370,7 @@
     </w:tblStylePr>
     <w:tblStylePr w:type="lastRow">
       <w:rPr>
+        <w:rFonts w:eastAsia="黑体"/>
         <w:b/>
         <w:bCs/>
         <w:color w:themeColor="accent5" w:themeShade="CC" w:val="348DA5"/>
@@ -14747,12 +15385,14 @@
     </w:tblStylePr>
     <w:tblStylePr w:type="firstCol">
       <w:rPr>
+        <w:rFonts w:eastAsia="黑体"/>
         <w:b/>
         <w:bCs/>
       </w:rPr>
     </w:tblStylePr>
     <w:tblStylePr w:type="lastCol">
       <w:rPr>
+        <w:rFonts w:eastAsia="黑体"/>
         <w:b/>
         <w:bCs/>
       </w:rPr>
@@ -14787,6 +15427,7 @@
       <w:spacing w:after="0" w:line="240" w:lineRule="auto"/>
     </w:pPr>
     <w:rPr>
+      <w:rFonts w:eastAsia="黑体"/>
       <w:color w:themeColor="text1" w:val="000000"/>
     </w:rPr>
     <w:tblPr>
@@ -14808,6 +15449,7 @@
     </w:tcPr>
     <w:tblStylePr w:type="firstRow">
       <w:rPr>
+        <w:rFonts w:eastAsia="黑体"/>
         <w:b/>
         <w:bCs/>
       </w:rPr>
@@ -14818,6 +15460,7 @@
     </w:tblStylePr>
     <w:tblStylePr w:type="lastRow">
       <w:rPr>
+        <w:rFonts w:eastAsia="黑体"/>
         <w:b/>
         <w:bCs/>
         <w:color w:themeColor="text1" w:val="000000"/>
@@ -14829,6 +15472,7 @@
     </w:tblStylePr>
     <w:tblStylePr w:type="firstCol">
       <w:rPr>
+        <w:rFonts w:eastAsia="黑体"/>
         <w:color w:themeColor="background1" w:val="FFFFFF"/>
       </w:rPr>
       <w:tblPr/>
@@ -14838,6 +15482,7 @@
     </w:tblStylePr>
     <w:tblStylePr w:type="lastCol">
       <w:rPr>
+        <w:rFonts w:eastAsia="黑体"/>
         <w:color w:themeColor="background1" w:val="FFFFFF"/>
       </w:rPr>
       <w:tblPr/>
@@ -14867,6 +15512,7 @@
       <w:spacing w:after="0" w:line="240" w:lineRule="auto"/>
     </w:pPr>
     <w:rPr>
+      <w:rFonts w:eastAsia="黑体"/>
       <w:color w:themeColor="text1" w:val="000000"/>
     </w:rPr>
     <w:tblPr>
@@ -14888,6 +15534,7 @@
     </w:tcPr>
     <w:tblStylePr w:type="firstRow">
       <w:rPr>
+        <w:rFonts w:eastAsia="黑体"/>
         <w:b/>
         <w:bCs/>
       </w:rPr>
@@ -14898,6 +15545,7 @@
     </w:tblStylePr>
     <w:tblStylePr w:type="lastRow">
       <w:rPr>
+        <w:rFonts w:eastAsia="黑体"/>
         <w:b/>
         <w:bCs/>
         <w:color w:themeColor="text1" w:val="000000"/>
@@ -14909,6 +15557,7 @@
     </w:tblStylePr>
     <w:tblStylePr w:type="firstCol">
       <w:rPr>
+        <w:rFonts w:eastAsia="黑体"/>
         <w:color w:themeColor="background1" w:val="FFFFFF"/>
       </w:rPr>
       <w:tblPr/>
@@ -14918,6 +15567,7 @@
     </w:tblStylePr>
     <w:tblStylePr w:type="lastCol">
       <w:rPr>
+        <w:rFonts w:eastAsia="黑体"/>
         <w:color w:themeColor="background1" w:val="FFFFFF"/>
       </w:rPr>
       <w:tblPr/>
@@ -14947,6 +15597,7 @@
       <w:spacing w:after="0" w:line="240" w:lineRule="auto"/>
     </w:pPr>
     <w:rPr>
+      <w:rFonts w:eastAsia="黑体"/>
       <w:color w:themeColor="text1" w:val="000000"/>
     </w:rPr>
     <w:tblPr>
@@ -14968,6 +15619,7 @@
     </w:tcPr>
     <w:tblStylePr w:type="firstRow">
       <w:rPr>
+        <w:rFonts w:eastAsia="黑体"/>
         <w:b/>
         <w:bCs/>
       </w:rPr>
@@ -14978,6 +15630,7 @@
     </w:tblStylePr>
     <w:tblStylePr w:type="lastRow">
       <w:rPr>
+        <w:rFonts w:eastAsia="黑体"/>
         <w:b/>
         <w:bCs/>
         <w:color w:themeColor="text1" w:val="000000"/>
@@ -14989,6 +15642,7 @@
     </w:tblStylePr>
     <w:tblStylePr w:type="firstCol">
       <w:rPr>
+        <w:rFonts w:eastAsia="黑体"/>
         <w:color w:themeColor="background1" w:val="FFFFFF"/>
       </w:rPr>
       <w:tblPr/>
@@ -14998,6 +15652,7 @@
     </w:tblStylePr>
     <w:tblStylePr w:type="lastCol">
       <w:rPr>
+        <w:rFonts w:eastAsia="黑体"/>
         <w:color w:themeColor="background1" w:val="FFFFFF"/>
       </w:rPr>
       <w:tblPr/>
@@ -15027,6 +15682,7 @@
       <w:spacing w:after="0" w:line="240" w:lineRule="auto"/>
     </w:pPr>
     <w:rPr>
+      <w:rFonts w:eastAsia="黑体"/>
       <w:color w:themeColor="text1" w:val="000000"/>
     </w:rPr>
     <w:tblPr>
@@ -15048,6 +15704,7 @@
     </w:tcPr>
     <w:tblStylePr w:type="firstRow">
       <w:rPr>
+        <w:rFonts w:eastAsia="黑体"/>
         <w:b/>
         <w:bCs/>
       </w:rPr>
@@ -15058,6 +15715,7 @@
     </w:tblStylePr>
     <w:tblStylePr w:type="lastRow">
       <w:rPr>
+        <w:rFonts w:eastAsia="黑体"/>
         <w:b/>
         <w:bCs/>
         <w:color w:themeColor="text1" w:val="000000"/>
@@ -15069,6 +15727,7 @@
     </w:tblStylePr>
     <w:tblStylePr w:type="firstCol">
       <w:rPr>
+        <w:rFonts w:eastAsia="黑体"/>
         <w:color w:themeColor="background1" w:val="FFFFFF"/>
       </w:rPr>
       <w:tblPr/>
@@ -15078,6 +15737,7 @@
     </w:tblStylePr>
     <w:tblStylePr w:type="lastCol">
       <w:rPr>
+        <w:rFonts w:eastAsia="黑体"/>
         <w:color w:themeColor="background1" w:val="FFFFFF"/>
       </w:rPr>
       <w:tblPr/>
@@ -15107,6 +15767,7 @@
       <w:spacing w:after="0" w:line="240" w:lineRule="auto"/>
     </w:pPr>
     <w:rPr>
+      <w:rFonts w:eastAsia="黑体"/>
       <w:color w:themeColor="text1" w:val="000000"/>
     </w:rPr>
     <w:tblPr>
@@ -15128,6 +15789,7 @@
     </w:tcPr>
     <w:tblStylePr w:type="firstRow">
       <w:rPr>
+        <w:rFonts w:eastAsia="黑体"/>
         <w:b/>
         <w:bCs/>
       </w:rPr>
@@ -15138,6 +15800,7 @@
     </w:tblStylePr>
     <w:tblStylePr w:type="lastRow">
       <w:rPr>
+        <w:rFonts w:eastAsia="黑体"/>
         <w:b/>
         <w:bCs/>
         <w:color w:themeColor="text1" w:val="000000"/>
@@ -15149,6 +15812,7 @@
     </w:tblStylePr>
     <w:tblStylePr w:type="firstCol">
       <w:rPr>
+        <w:rFonts w:eastAsia="黑体"/>
         <w:color w:themeColor="background1" w:val="FFFFFF"/>
       </w:rPr>
       <w:tblPr/>
@@ -15158,6 +15822,7 @@
     </w:tblStylePr>
     <w:tblStylePr w:type="lastCol">
       <w:rPr>
+        <w:rFonts w:eastAsia="黑体"/>
         <w:color w:themeColor="background1" w:val="FFFFFF"/>
       </w:rPr>
       <w:tblPr/>
@@ -15187,6 +15852,7 @@
       <w:spacing w:after="0" w:line="240" w:lineRule="auto"/>
     </w:pPr>
     <w:rPr>
+      <w:rFonts w:eastAsia="黑体"/>
       <w:color w:themeColor="text1" w:val="000000"/>
     </w:rPr>
     <w:tblPr>
@@ -15208,6 +15874,7 @@
     </w:tcPr>
     <w:tblStylePr w:type="firstRow">
       <w:rPr>
+        <w:rFonts w:eastAsia="黑体"/>
         <w:b/>
         <w:bCs/>
       </w:rPr>
@@ -15218,6 +15885,7 @@
     </w:tblStylePr>
     <w:tblStylePr w:type="lastRow">
       <w:rPr>
+        <w:rFonts w:eastAsia="黑体"/>
         <w:b/>
         <w:bCs/>
         <w:color w:themeColor="text1" w:val="000000"/>
@@ -15229,6 +15897,7 @@
     </w:tblStylePr>
     <w:tblStylePr w:type="firstCol">
       <w:rPr>
+        <w:rFonts w:eastAsia="黑体"/>
         <w:color w:themeColor="background1" w:val="FFFFFF"/>
       </w:rPr>
       <w:tblPr/>
@@ -15238,6 +15907,7 @@
     </w:tblStylePr>
     <w:tblStylePr w:type="lastCol">
       <w:rPr>
+        <w:rFonts w:eastAsia="黑体"/>
         <w:color w:themeColor="background1" w:val="FFFFFF"/>
       </w:rPr>
       <w:tblPr/>
@@ -15267,6 +15937,7 @@
       <w:spacing w:after="0" w:line="240" w:lineRule="auto"/>
     </w:pPr>
     <w:rPr>
+      <w:rFonts w:eastAsia="黑体"/>
       <w:color w:themeColor="text1" w:val="000000"/>
     </w:rPr>
     <w:tblPr>
@@ -15288,6 +15959,7 @@
     </w:tcPr>
     <w:tblStylePr w:type="firstRow">
       <w:rPr>
+        <w:rFonts w:eastAsia="黑体"/>
         <w:b/>
         <w:bCs/>
       </w:rPr>
@@ -15298,6 +15970,7 @@
     </w:tblStylePr>
     <w:tblStylePr w:type="lastRow">
       <w:rPr>
+        <w:rFonts w:eastAsia="黑体"/>
         <w:b/>
         <w:bCs/>
         <w:color w:themeColor="text1" w:val="000000"/>
@@ -15309,6 +15982,7 @@
     </w:tblStylePr>
     <w:tblStylePr w:type="firstCol">
       <w:rPr>
+        <w:rFonts w:eastAsia="黑体"/>
         <w:color w:themeColor="background1" w:val="FFFFFF"/>
       </w:rPr>
       <w:tblPr/>
@@ -15318,6 +15992,7 @@
     </w:tblStylePr>
     <w:tblStylePr w:type="lastCol">
       <w:rPr>
+        <w:rFonts w:eastAsia="黑体"/>
         <w:color w:themeColor="background1" w:val="FFFFFF"/>
       </w:rPr>
       <w:tblPr/>
@@ -15350,6 +16025,7 @@
     <w:name w:val="KeywordTok"/>
     <w:basedOn w:val="VerbatimChar"/>
     <w:rPr>
+      <w:rFonts w:eastAsia="黑体"/>
       <w:b/>
       <w:color w:val="007020"/>
     </w:rPr>
@@ -15358,6 +16034,7 @@
     <w:name w:val="DataTypeTok"/>
     <w:basedOn w:val="VerbatimChar"/>
     <w:rPr>
+      <w:rFonts w:eastAsia="黑体"/>
       <w:color w:val="902000"/>
     </w:rPr>
   </w:style>
@@ -15365,6 +16042,7 @@
     <w:name w:val="DecValTok"/>
     <w:basedOn w:val="VerbatimChar"/>
     <w:rPr>
+      <w:rFonts w:eastAsia="黑体"/>
       <w:color w:val="40a070"/>
     </w:rPr>
   </w:style>
@@ -15372,6 +16050,7 @@
     <w:name w:val="BaseNTok"/>
     <w:basedOn w:val="VerbatimChar"/>
     <w:rPr>
+      <w:rFonts w:eastAsia="黑体"/>
       <w:color w:val="40a070"/>
     </w:rPr>
   </w:style>
@@ -15379,6 +16058,7 @@
     <w:name w:val="FloatTok"/>
     <w:basedOn w:val="VerbatimChar"/>
     <w:rPr>
+      <w:rFonts w:eastAsia="黑体"/>
       <w:color w:val="40a070"/>
     </w:rPr>
   </w:style>
@@ -15386,6 +16066,7 @@
     <w:name w:val="ConstantTok"/>
     <w:basedOn w:val="VerbatimChar"/>
     <w:rPr>
+      <w:rFonts w:eastAsia="黑体"/>
       <w:color w:val="880000"/>
     </w:rPr>
   </w:style>
@@ -15393,6 +16074,7 @@
     <w:name w:val="CharTok"/>
     <w:basedOn w:val="VerbatimChar"/>
     <w:rPr>
+      <w:rFonts w:eastAsia="黑体"/>
       <w:color w:val="4070a0"/>
     </w:rPr>
   </w:style>
@@ -15400,6 +16082,7 @@
     <w:name w:val="SpecialCharTok"/>
     <w:basedOn w:val="VerbatimChar"/>
     <w:rPr>
+      <w:rFonts w:eastAsia="黑体"/>
       <w:color w:val="4070a0"/>
     </w:rPr>
   </w:style>
@@ -15407,6 +16090,7 @@
     <w:name w:val="StringTok"/>
     <w:basedOn w:val="VerbatimChar"/>
     <w:rPr>
+      <w:rFonts w:eastAsia="黑体"/>
       <w:color w:val="4070a0"/>
     </w:rPr>
   </w:style>
@@ -15414,6 +16098,7 @@
     <w:name w:val="VerbatimStringTok"/>
     <w:basedOn w:val="VerbatimChar"/>
     <w:rPr>
+      <w:rFonts w:eastAsia="黑体"/>
       <w:color w:val="4070a0"/>
     </w:rPr>
   </w:style>
@@ -15421,6 +16106,7 @@
     <w:name w:val="SpecialStringTok"/>
     <w:basedOn w:val="VerbatimChar"/>
     <w:rPr>
+      <w:rFonts w:eastAsia="黑体"/>
       <w:color w:val="bb6688"/>
     </w:rPr>
   </w:style>
@@ -15428,6 +16114,7 @@
     <w:name w:val="ImportTok"/>
     <w:basedOn w:val="VerbatimChar"/>
     <w:rPr>
+      <w:rFonts w:eastAsia="黑体"/>
       <w:b/>
       <w:color w:val="008000"/>
     </w:rPr>
@@ -15436,6 +16123,7 @@
     <w:name w:val="CommentTok"/>
     <w:basedOn w:val="VerbatimChar"/>
     <w:rPr>
+      <w:rFonts w:eastAsia="黑体"/>
       <w:i/>
       <w:color w:val="60a0b0"/>
     </w:rPr>
@@ -15444,6 +16132,7 @@
     <w:name w:val="DocumentationTok"/>
     <w:basedOn w:val="VerbatimChar"/>
     <w:rPr>
+      <w:rFonts w:eastAsia="黑体"/>
       <w:i/>
       <w:color w:val="ba2121"/>
     </w:rPr>
@@ -15452,6 +16141,7 @@
     <w:name w:val="AnnotationTok"/>
     <w:basedOn w:val="VerbatimChar"/>
     <w:rPr>
+      <w:rFonts w:eastAsia="黑体"/>
       <w:b/>
       <w:i/>
       <w:color w:val="60a0b0"/>
@@ -15461,6 +16151,7 @@
     <w:name w:val="CommentVarTok"/>
     <w:basedOn w:val="VerbatimChar"/>
     <w:rPr>
+      <w:rFonts w:eastAsia="黑体"/>
       <w:b/>
       <w:i/>
       <w:color w:val="60a0b0"/>
@@ -15470,6 +16161,7 @@
     <w:name w:val="OtherTok"/>
     <w:basedOn w:val="VerbatimChar"/>
     <w:rPr>
+      <w:rFonts w:eastAsia="黑体"/>
       <w:color w:val="007020"/>
     </w:rPr>
   </w:style>
@@ -15477,6 +16169,7 @@
     <w:name w:val="FunctionTok"/>
     <w:basedOn w:val="VerbatimChar"/>
     <w:rPr>
+      <w:rFonts w:eastAsia="黑体"/>
       <w:color w:val="06287e"/>
     </w:rPr>
   </w:style>
@@ -15484,6 +16177,7 @@
     <w:name w:val="VariableTok"/>
     <w:basedOn w:val="VerbatimChar"/>
     <w:rPr>
+      <w:rFonts w:eastAsia="黑体"/>
       <w:color w:val="19177c"/>
     </w:rPr>
   </w:style>
@@ -15491,6 +16185,7 @@
     <w:name w:val="ControlFlowTok"/>
     <w:basedOn w:val="VerbatimChar"/>
     <w:rPr>
+      <w:rFonts w:eastAsia="黑体"/>
       <w:b/>
       <w:color w:val="007020"/>
     </w:rPr>
@@ -15499,6 +16194,7 @@
     <w:name w:val="OperatorTok"/>
     <w:basedOn w:val="VerbatimChar"/>
     <w:rPr>
+      <w:rFonts w:eastAsia="黑体"/>
       <w:color w:val="666666"/>
     </w:rPr>
   </w:style>
@@ -15506,18 +16202,22 @@
     <w:name w:val="BuiltInTok"/>
     <w:basedOn w:val="VerbatimChar"/>
     <w:rPr>
+      <w:rFonts w:eastAsia="黑体"/>
       <w:color w:val="008000"/>
     </w:rPr>
   </w:style>
   <w:style w:type="character" w:customStyle="1" w:styleId="ExtensionTok">
     <w:name w:val="ExtensionTok"/>
     <w:basedOn w:val="VerbatimChar"/>
-    <w:rPr/>
+    <w:rPr>
+      <w:rFonts w:eastAsia="黑体"/>
+    </w:rPr>
   </w:style>
   <w:style w:type="character" w:customStyle="1" w:styleId="PreprocessorTok">
     <w:name w:val="PreprocessorTok"/>
     <w:basedOn w:val="VerbatimChar"/>
     <w:rPr>
+      <w:rFonts w:eastAsia="黑体"/>
       <w:color w:val="bc7a00"/>
     </w:rPr>
   </w:style>
@@ -15525,18 +16225,22 @@
     <w:name w:val="AttributeTok"/>
     <w:basedOn w:val="VerbatimChar"/>
     <w:rPr>
+      <w:rFonts w:eastAsia="黑体"/>
       <w:color w:val="7d9029"/>
     </w:rPr>
   </w:style>
   <w:style w:type="character" w:customStyle="1" w:styleId="RegionMarkerTok">
     <w:name w:val="RegionMarkerTok"/>
     <w:basedOn w:val="VerbatimChar"/>
-    <w:rPr/>
+    <w:rPr>
+      <w:rFonts w:eastAsia="黑体"/>
+    </w:rPr>
   </w:style>
   <w:style w:type="character" w:customStyle="1" w:styleId="InformationTok">
     <w:name w:val="InformationTok"/>
     <w:basedOn w:val="VerbatimChar"/>
     <w:rPr>
+      <w:rFonts w:eastAsia="黑体"/>
       <w:b/>
       <w:i/>
       <w:color w:val="60a0b0"/>
@@ -15546,6 +16250,7 @@
     <w:name w:val="WarningTok"/>
     <w:basedOn w:val="VerbatimChar"/>
     <w:rPr>
+      <w:rFonts w:eastAsia="黑体"/>
       <w:b/>
       <w:i/>
       <w:color w:val="60a0b0"/>
@@ -15555,6 +16260,7 @@
     <w:name w:val="AlertTok"/>
     <w:basedOn w:val="VerbatimChar"/>
     <w:rPr>
+      <w:rFonts w:eastAsia="黑体"/>
       <w:b/>
       <w:color w:val="ff0000"/>
     </w:rPr>
@@ -15563,6 +16269,7 @@
     <w:name w:val="ErrorTok"/>
     <w:basedOn w:val="VerbatimChar"/>
     <w:rPr>
+      <w:rFonts w:eastAsia="黑体"/>
       <w:b/>
       <w:color w:val="ff0000"/>
     </w:rPr>
@@ -15570,7 +16277,9 @@
   <w:style w:type="character" w:customStyle="1" w:styleId="NormalTok">
     <w:name w:val="NormalTok"/>
     <w:basedOn w:val="VerbatimChar"/>
-    <w:rPr/>
+    <w:rPr>
+      <w:rFonts w:eastAsia="黑体"/>
+    </w:rPr>
   </w:style>
 </w:styles>
 </file>
@@ -15619,12 +16328,12 @@
     <a:fontScheme name="Office">
       <a:majorFont>
         <a:latin typeface="Calibri"/>
-        <a:ea typeface=""/>
+        <a:ea typeface="黑体"/>
         <a:cs typeface=""/>
         <a:font script="Jpan" typeface="ＭＳ ゴシック"/>
         <a:font script="Hang" typeface="맑은 고딕"/>
-        <a:font script="Hans" typeface="宋体"/>
-        <a:font script="Hant" typeface="新細明體"/>
+        <a:font script="Hans" typeface="黑体"/>
+        <a:font script="Hant" typeface="黑体"/>
         <a:font script="Arab" typeface="Times New Roman"/>
         <a:font script="Hebr" typeface="Times New Roman"/>
         <a:font script="Thai" typeface="Angsana New"/>
@@ -15654,12 +16363,12 @@
       </a:majorFont>
       <a:minorFont>
         <a:latin typeface="Cambria"/>
-        <a:ea typeface=""/>
+        <a:ea typeface="黑体"/>
         <a:cs typeface=""/>
         <a:font script="Jpan" typeface="ＭＳ 明朝"/>
         <a:font script="Hang" typeface="맑은 고딕"/>
-        <a:font script="Hans" typeface="宋体"/>
-        <a:font script="Hant" typeface="新細明體"/>
+        <a:font script="Hans" typeface="黑体"/>
+        <a:font script="Hant" typeface="黑体"/>
         <a:font script="Arab" typeface="Arial"/>
         <a:font script="Hebr" typeface="Arial"/>
         <a:font script="Thai" typeface="Cordia New"/>

--- a/01-电源电路/01-线性稳压电路/跟踪稳压电路/跟踪稳压电路.docx
+++ b/01-电源电路/01-线性稳压电路/跟踪稳压电路/跟踪稳压电路.docx
@@ -3257,7 +3257,7 @@
           <w:color w:val="555555"/>
           <w:sz w:val="21"/>
         </w:rPr>
-        <w:t>材料收集者：杜文杰，WX手机：19519196569，QQ:3478827729</w:t>
+        <w:t>材料收集者：杜文杰，微信/手机：19519196569，QQ:3478827729</w:t>
       </w:r>
     </w:p>
     <w:sectPr>
